--- a/documentation/Technical Summary Draft.docx
+++ b/documentation/Technical Summary Draft.docx
@@ -1,12 +1,4126 @@
 
 <file path=word/document.xml><?xml version="1.0" encoding="utf-8"?>
-<w:document xmlns:wpc="http://schemas.microsoft.com/office/word/2010/wordprocessingCanvas" xmlns:cx="http://schemas.microsoft.com/office/drawing/2014/chartex" xmlns:cx1="http://schemas.microsoft.com/office/drawing/2015/9/8/chartex" xmlns:cx2="http://schemas.microsoft.com/office/drawing/2015/10/21/chartex" xmlns:cx3="http://schemas.microsoft.com/office/drawing/2016/5/9/chartex" xmlns:cx4="http://schemas.microsoft.com/office/drawing/2016/5/10/chartex" xmlns:cx5="http://schemas.microsoft.com/office/drawing/2016/5/11/chartex" xmlns:cx6="http://schemas.microsoft.com/office/drawing/2016/5/12/chartex" xmlns:cx7="http://schemas.microsoft.com/office/drawing/2016/5/13/chartex" xmlns:cx8="http://schemas.microsoft.com/office/drawing/2016/5/14/chartex" xmlns:mc="http://schemas.openxmlformats.org/markup-compatibility/2006" xmlns:aink="http://schemas.microsoft.com/office/drawing/2016/ink" xmlns:am3d="http://schemas.microsoft.com/office/drawing/2017/model3d" xmlns:o="urn:schemas-microsoft-com:office:office" xmlns:oel="http://schemas.microsoft.com/office/2019/extlst" xmlns:r="http://schemas.openxmlformats.org/officeDocument/2006/relationships" xmlns:m="http://schemas.openxmlformats.org/officeDocument/2006/math" xmlns:v="urn:schemas-microsoft-com:vml" xmlns:wp14="http://schemas.microsoft.com/office/word/2010/wordprocessingDrawing" xmlns:wp="http://schemas.openxmlformats.org/drawingml/2006/wordprocessingDrawing" xmlns:w10="urn:schemas-microsoft-com:office:word" xmlns:w="http://schemas.openxmlformats.org/wordprocessingml/2006/main" xmlns:w14="http://schemas.microsoft.com/office/word/2010/wordml" xmlns:w15="http://schemas.microsoft.com/office/word/2012/wordml" xmlns:w16cex="http://schemas.microsoft.com/office/word/2018/wordml/cex" xmlns:w16cid="http://schemas.microsoft.com/office/word/2016/wordml/cid" xmlns:w16="http://schemas.microsoft.com/office/word/2018/wordml" xmlns:w16sdtdh="http://schemas.microsoft.com/office/word/2020/wordml/sdtdatahash" xmlns:w16se="http://schemas.microsoft.com/office/word/2015/wordml/symex" xmlns:wpg="http://schemas.microsoft.com/office/word/2010/wordprocessingGroup" xmlns:wpi="http://schemas.microsoft.com/office/word/2010/wordprocessingInk" xmlns:wne="http://schemas.microsoft.com/office/word/2006/wordml" xmlns:wps="http://schemas.microsoft.com/office/word/2010/wordprocessingShape" mc:Ignorable="w14 w15 w16se w16cid w16 w16cex w16sdtdh wp14">
+<w:document xmlns:wpc="http://schemas.microsoft.com/office/word/2010/wordprocessingCanvas" xmlns:cx="http://schemas.microsoft.com/office/drawing/2014/chartex" xmlns:cx1="http://schemas.microsoft.com/office/drawing/2015/9/8/chartex" xmlns:cx2="http://schemas.microsoft.com/office/drawing/2015/10/21/chartex" xmlns:cx3="http://schemas.microsoft.com/office/drawing/2016/5/9/chartex" xmlns:cx4="http://schemas.microsoft.com/office/drawing/2016/5/10/chartex" xmlns:cx5="http://schemas.microsoft.com/office/drawing/2016/5/11/chartex" xmlns:cx6="http://schemas.microsoft.com/office/drawing/2016/5/12/chartex" xmlns:cx7="http://schemas.microsoft.com/office/drawing/2016/5/13/chartex" xmlns:cx8="http://schemas.microsoft.com/office/drawing/2016/5/14/chartex" xmlns:mc="http://schemas.openxmlformats.org/markup-compatibility/2006" xmlns:aink="http://schemas.microsoft.com/office/drawing/2016/ink" xmlns:am3d="http://schemas.microsoft.com/office/drawing/2017/model3d" xmlns:o="urn:schemas-microsoft-com:office:office" xmlns:oel="http://schemas.microsoft.com/office/2019/extlst" xmlns:r="http://schemas.openxmlformats.org/officeDocument/2006/relationships" xmlns:m="http://schemas.openxmlformats.org/officeDocument/2006/math" xmlns:v="urn:schemas-microsoft-com:vml" xmlns:wp14="http://schemas.microsoft.com/office/word/2010/wordprocessingDrawing" xmlns:wp="http://schemas.openxmlformats.org/drawingml/2006/wordprocessingDrawing" xmlns:w10="urn:schemas-microsoft-com:office:word" xmlns:w="http://schemas.openxmlformats.org/wordprocessingml/2006/main" xmlns:w14="http://schemas.microsoft.com/office/word/2010/wordml" xmlns:w15="http://schemas.microsoft.com/office/word/2012/wordml" xmlns:w16cex="http://schemas.microsoft.com/office/word/2018/wordml/cex" xmlns:w16cid="http://schemas.microsoft.com/office/word/2016/wordml/cid" xmlns:w16="http://schemas.microsoft.com/office/word/2018/wordml" xmlns:w16sdtdh="http://schemas.microsoft.com/office/word/2020/wordml/sdtdatahash" xmlns:w16se="http://schemas.microsoft.com/office/word/2015/wordml/symex" xmlns:wpg="http://schemas.microsoft.com/office/word/2010/wordprocessingGroup" xmlns:wpi="http://schemas.microsoft.com/office/word/2010/wordprocessingInk" xmlns:wne="http://schemas.microsoft.com/office/word/2006/wordml" xmlns:wps="http://schemas.microsoft.com/office/word/2010/wordprocessingShape" xmlns:a="http://schemas.openxmlformats.org/drawingml/2006/main" xmlns:pic="http://schemas.openxmlformats.org/drawingml/2006/picture" xmlns:a14="http://schemas.microsoft.com/office/drawing/2010/main" mc:Ignorable="w14 w15 w16se w16cid w16 w16cex w16sdtdh wp14">
   <w:body>
     <w:p>
-      <w:r>
-        <w:rPr/>
-        <w:t>...</w:t>
-      </w:r>
+      <w:pPr>
+        <w:jc w:val="center"/>
+        <w:rPr>
+          <w:rFonts w:ascii="Times New Roman" w:hAnsi="Times New Roman" w:eastAsia="Times New Roman" w:cs="Times New Roman"/>
+        </w:rPr>
+      </w:pPr>
+      <w:r>
+        <w:rPr>
+          <w:rFonts w:ascii="Times New Roman" w:hAnsi="Times New Roman" w:eastAsia="Times New Roman" w:cs="Times New Roman"/>
+        </w:rPr>
+        <w:t>Technical</w:t>
+      </w:r>
+      <w:r>
+        <w:rPr>
+          <w:rFonts w:ascii="Times New Roman" w:hAnsi="Times New Roman" w:eastAsia="Times New Roman" w:cs="Times New Roman"/>
+        </w:rPr>
+        <w:t xml:space="preserve"> </w:t>
+      </w:r>
+      <w:r>
+        <w:rPr>
+          <w:rFonts w:ascii="Times New Roman" w:hAnsi="Times New Roman" w:eastAsia="Times New Roman" w:cs="Times New Roman"/>
+        </w:rPr>
+        <w:t>summary</w:t>
+      </w:r>
+    </w:p>
+    <w:p>
+      <w:pPr>
+        <w:jc w:val="center"/>
+        <w:rPr>
+          <w:rFonts w:ascii="Times New Roman" w:hAnsi="Times New Roman" w:eastAsia="Times New Roman" w:cs="Times New Roman"/>
+          <w:b w:val="1"/>
+          <w:bCs w:val="1"/>
+          <w:lang w:val="en-US"/>
+        </w:rPr>
+      </w:pPr>
+      <w:r>
+        <w:rPr>
+          <w:rFonts w:ascii="Times New Roman" w:hAnsi="Times New Roman" w:eastAsia="Times New Roman" w:cs="Times New Roman"/>
+          <w:b w:val="1"/>
+          <w:bCs w:val="1"/>
+          <w:lang w:val="en-US"/>
+        </w:rPr>
+        <w:t xml:space="preserve">Management and visualization of sensor data obtained through </w:t>
+      </w:r>
+      <w:r>
+        <w:rPr>
+          <w:rFonts w:ascii="Times New Roman" w:hAnsi="Times New Roman" w:eastAsia="Times New Roman" w:cs="Times New Roman"/>
+          <w:b w:val="1"/>
+          <w:bCs w:val="1"/>
+          <w:lang w:val="en-US"/>
+        </w:rPr>
+        <w:t>ChirpStack</w:t>
+      </w:r>
+      <w:r>
+        <w:rPr>
+          <w:rFonts w:ascii="Times New Roman" w:hAnsi="Times New Roman" w:eastAsia="Times New Roman" w:cs="Times New Roman"/>
+          <w:b w:val="1"/>
+          <w:bCs w:val="1"/>
+          <w:lang w:val="en-US"/>
+        </w:rPr>
+        <w:t xml:space="preserve"> and LoRa communication protocol</w:t>
+      </w:r>
+    </w:p>
+    <w:p>
+      <w:pPr>
+        <w:jc w:val="left"/>
+        <w:rPr>
+          <w:rFonts w:ascii="Times New Roman" w:hAnsi="Times New Roman" w:eastAsia="Times New Roman" w:cs="Times New Roman"/>
+          <w:lang w:val="en-US"/>
+        </w:rPr>
+      </w:pPr>
+      <w:r>
+        <w:rPr>
+          <w:rFonts w:ascii="Times New Roman" w:hAnsi="Times New Roman" w:eastAsia="Times New Roman" w:cs="Times New Roman"/>
+          <w:lang w:val="en-US"/>
+        </w:rPr>
+        <w:t xml:space="preserve">PI: Walter </w:t>
+      </w:r>
+      <w:r>
+        <w:rPr>
+          <w:rFonts w:ascii="Times New Roman" w:hAnsi="Times New Roman" w:eastAsia="Times New Roman" w:cs="Times New Roman"/>
+          <w:lang w:val="en-US"/>
+        </w:rPr>
+        <w:t>Daniel Leon</w:t>
+      </w:r>
+      <w:r>
+        <w:rPr>
+          <w:rFonts w:ascii="Times New Roman" w:hAnsi="Times New Roman" w:eastAsia="Times New Roman" w:cs="Times New Roman"/>
+          <w:lang w:val="en-US"/>
+        </w:rPr>
+        <w:t>-Salas (</w:t>
+      </w:r>
+      <w:hyperlink r:id="Rdbc806babbc645a5">
+        <w:r>
+          <w:rPr>
+            <w:rStyle w:val="Hyperlink"/>
+            <w:rFonts w:ascii="Times New Roman" w:hAnsi="Times New Roman" w:eastAsia="Times New Roman" w:cs="Times New Roman"/>
+            <w:lang w:val="en-US"/>
+          </w:rPr>
+          <w:t>wleonsal@purdue.edu</w:t>
+        </w:r>
+      </w:hyperlink>
+      <w:r>
+        <w:rPr>
+          <w:rFonts w:ascii="Times New Roman" w:hAnsi="Times New Roman" w:eastAsia="Times New Roman" w:cs="Times New Roman"/>
+          <w:lang w:val="en-US"/>
+        </w:rPr>
+        <w:t>)</w:t>
+      </w:r>
+    </w:p>
+    <w:p>
+      <w:pPr>
+        <w:jc w:val="left"/>
+        <w:rPr>
+          <w:rFonts w:ascii="Times New Roman" w:hAnsi="Times New Roman" w:eastAsia="Times New Roman" w:cs="Times New Roman"/>
+          <w:lang w:val="es-ES"/>
+        </w:rPr>
+      </w:pPr>
+      <w:r>
+        <w:rPr>
+          <w:rFonts w:ascii="Times New Roman" w:hAnsi="Times New Roman" w:eastAsia="Times New Roman" w:cs="Times New Roman"/>
+          <w:lang w:val="es-ES"/>
+        </w:rPr>
+        <w:t>Author</w:t>
+      </w:r>
+      <w:r>
+        <w:rPr>
+          <w:rFonts w:ascii="Times New Roman" w:hAnsi="Times New Roman" w:eastAsia="Times New Roman" w:cs="Times New Roman"/>
+          <w:lang w:val="es-ES"/>
+        </w:rPr>
+        <w:t>: Nicolás Miguel Murillo Cristancho (</w:t>
+      </w:r>
+      <w:hyperlink r:id="Rb4096675c1dc47f9">
+        <w:r>
+          <w:rPr>
+            <w:rStyle w:val="Hyperlink"/>
+            <w:rFonts w:ascii="Times New Roman" w:hAnsi="Times New Roman" w:eastAsia="Times New Roman" w:cs="Times New Roman"/>
+            <w:lang w:val="es-ES"/>
+          </w:rPr>
+          <w:t>mcristan@purdue.edu</w:t>
+        </w:r>
+      </w:hyperlink>
+      <w:r>
+        <w:rPr>
+          <w:rFonts w:ascii="Times New Roman" w:hAnsi="Times New Roman" w:eastAsia="Times New Roman" w:cs="Times New Roman"/>
+          <w:lang w:val="es-ES"/>
+        </w:rPr>
+        <w:t>)</w:t>
+      </w:r>
+      <w:r>
+        <w:rPr>
+          <w:rFonts w:ascii="Times New Roman" w:hAnsi="Times New Roman" w:eastAsia="Times New Roman" w:cs="Times New Roman"/>
+          <w:lang w:val="es-ES"/>
+        </w:rPr>
+        <w:t xml:space="preserve"> (+57 3227524655)</w:t>
+      </w:r>
+    </w:p>
+    <w:p>
+      <w:pPr>
+        <w:jc w:val="left"/>
+        <w:rPr>
+          <w:rFonts w:ascii="Times New Roman" w:hAnsi="Times New Roman" w:eastAsia="Times New Roman" w:cs="Times New Roman"/>
+          <w:lang w:val="es-ES"/>
+        </w:rPr>
+      </w:pPr>
+      <w:r>
+        <w:rPr>
+          <w:rFonts w:ascii="Times New Roman" w:hAnsi="Times New Roman" w:eastAsia="Times New Roman" w:cs="Times New Roman"/>
+          <w:lang w:val="es-ES"/>
+        </w:rPr>
+        <w:t>Colaborators</w:t>
+      </w:r>
+      <w:r>
+        <w:rPr>
+          <w:rFonts w:ascii="Times New Roman" w:hAnsi="Times New Roman" w:eastAsia="Times New Roman" w:cs="Times New Roman"/>
+          <w:lang w:val="es-ES"/>
+        </w:rPr>
+        <w:t>: Nicolás Rendon Arias (</w:t>
+      </w:r>
+      <w:hyperlink r:id="R7c633efbded64c79">
+        <w:r>
+          <w:rPr>
+            <w:rStyle w:val="Hyperlink"/>
+            <w:rFonts w:ascii="Times New Roman" w:hAnsi="Times New Roman" w:eastAsia="Times New Roman" w:cs="Times New Roman"/>
+            <w:lang w:val="es-ES"/>
+          </w:rPr>
+          <w:t>nrendona@purdue.edu</w:t>
+        </w:r>
+      </w:hyperlink>
+      <w:r>
+        <w:rPr>
+          <w:rFonts w:ascii="Times New Roman" w:hAnsi="Times New Roman" w:eastAsia="Times New Roman" w:cs="Times New Roman"/>
+          <w:lang w:val="es-ES"/>
+        </w:rPr>
+        <w:t>)</w:t>
+      </w:r>
+    </w:p>
+    <w:p>
+      <w:pPr>
+        <w:jc w:val="left"/>
+        <w:rPr>
+          <w:rFonts w:ascii="Times New Roman" w:hAnsi="Times New Roman" w:eastAsia="Times New Roman" w:cs="Times New Roman"/>
+          <w:lang w:val="es-ES"/>
+        </w:rPr>
+      </w:pPr>
+      <w:r>
+        <w:rPr>
+          <w:rFonts w:ascii="Times New Roman" w:hAnsi="Times New Roman" w:eastAsia="Times New Roman" w:cs="Times New Roman"/>
+          <w:lang w:val="es-ES"/>
+        </w:rPr>
+        <w:t xml:space="preserve">  </w:t>
+      </w:r>
+      <w:r>
+        <w:rPr>
+          <w:rFonts w:ascii="Times New Roman" w:hAnsi="Times New Roman" w:eastAsia="Times New Roman" w:cs="Times New Roman"/>
+          <w:lang w:val="es-ES"/>
+        </w:rPr>
+        <w:t>Sehyeon</w:t>
+      </w:r>
+      <w:r>
+        <w:rPr>
+          <w:rFonts w:ascii="Times New Roman" w:hAnsi="Times New Roman" w:eastAsia="Times New Roman" w:cs="Times New Roman"/>
+          <w:lang w:val="es-ES"/>
+        </w:rPr>
+        <w:t xml:space="preserve"> Lim (</w:t>
+      </w:r>
+      <w:hyperlink r:id="R6298886eadce4627">
+        <w:r>
+          <w:rPr>
+            <w:rStyle w:val="Hyperlink"/>
+            <w:rFonts w:ascii="Times New Roman" w:hAnsi="Times New Roman" w:eastAsia="Times New Roman" w:cs="Times New Roman"/>
+            <w:lang w:val="es-ES"/>
+          </w:rPr>
+          <w:t>lim</w:t>
+        </w:r>
+        <w:r>
+          <w:rPr>
+            <w:rStyle w:val="Hyperlink"/>
+            <w:rFonts w:ascii="Times New Roman" w:hAnsi="Times New Roman" w:eastAsia="Times New Roman" w:cs="Times New Roman"/>
+            <w:lang w:val="es-ES"/>
+          </w:rPr>
+          <w:t>465@purdue.edu</w:t>
+        </w:r>
+      </w:hyperlink>
+      <w:r>
+        <w:rPr>
+          <w:rFonts w:ascii="Times New Roman" w:hAnsi="Times New Roman" w:eastAsia="Times New Roman" w:cs="Times New Roman"/>
+          <w:lang w:val="es-ES"/>
+        </w:rPr>
+        <w:t>)</w:t>
+      </w:r>
+    </w:p>
+    <w:p>
+      <w:pPr>
+        <w:jc w:val="left"/>
+        <w:rPr>
+          <w:rFonts w:ascii="Times New Roman" w:hAnsi="Times New Roman" w:eastAsia="Times New Roman" w:cs="Times New Roman"/>
+          <w:lang w:val="es-ES"/>
+        </w:rPr>
+      </w:pPr>
+    </w:p>
+    <w:p>
+      <w:pPr>
+        <w:jc w:val="left"/>
+        <w:rPr>
+          <w:rFonts w:ascii="Times New Roman" w:hAnsi="Times New Roman" w:eastAsia="Times New Roman" w:cs="Times New Roman"/>
+          <w:lang w:val="en-US"/>
+        </w:rPr>
+      </w:pPr>
+      <w:r>
+        <w:rPr>
+          <w:rFonts w:ascii="Times New Roman" w:hAnsi="Times New Roman" w:eastAsia="Times New Roman" w:cs="Times New Roman"/>
+          <w:b w:val="1"/>
+          <w:bCs w:val="1"/>
+          <w:lang w:val="en-US"/>
+        </w:rPr>
+        <w:t>Abstract:</w:t>
+      </w:r>
+      <w:r>
+        <w:rPr>
+          <w:rFonts w:ascii="Times New Roman" w:hAnsi="Times New Roman" w:eastAsia="Times New Roman" w:cs="Times New Roman"/>
+          <w:lang w:val="en-US"/>
+        </w:rPr>
+        <w:t xml:space="preserve"> Obtaining and storing a large amount of historical data about sensors automatically is important to achieve efficiency in agricultural industry and electrical networks with solar panels in Perú, so is desirable to have a graphical interface accessible from the web that show current sensor’s data and analyze information over a time interval to make predictions. Displaying a large amount of data through the web and in </w:t>
+      </w:r>
+      <w:r>
+        <w:rPr>
+          <w:rFonts w:ascii="Times New Roman" w:hAnsi="Times New Roman" w:eastAsia="Times New Roman" w:cs="Times New Roman"/>
+          <w:lang w:val="en-US"/>
+        </w:rPr>
+        <w:t>an easy way</w:t>
+      </w:r>
+      <w:r>
+        <w:rPr>
+          <w:rFonts w:ascii="Times New Roman" w:hAnsi="Times New Roman" w:eastAsia="Times New Roman" w:cs="Times New Roman"/>
+          <w:lang w:val="en-US"/>
+        </w:rPr>
+        <w:t xml:space="preserve"> is a challenge. Is needed to consider many devices, each one with a specific location and many sensors, and each sensor with many measurements per minute. The </w:t>
+      </w:r>
+      <w:r>
+        <w:rPr>
+          <w:rFonts w:ascii="Times New Roman" w:hAnsi="Times New Roman" w:eastAsia="Times New Roman" w:cs="Times New Roman"/>
+          <w:lang w:val="en-US"/>
+        </w:rPr>
+        <w:t>Heltec</w:t>
+      </w:r>
+      <w:r>
+        <w:rPr>
+          <w:rFonts w:ascii="Times New Roman" w:hAnsi="Times New Roman" w:eastAsia="Times New Roman" w:cs="Times New Roman"/>
+          <w:lang w:val="en-US"/>
+        </w:rPr>
+        <w:t xml:space="preserve"> Wireless Stick device and LoRa communication protocol were used due to these technologies that allow to send data without needing internet connection to </w:t>
+      </w:r>
+      <w:r>
+        <w:rPr>
+          <w:rFonts w:ascii="Times New Roman" w:hAnsi="Times New Roman" w:eastAsia="Times New Roman" w:cs="Times New Roman"/>
+          <w:lang w:val="en-US"/>
+        </w:rPr>
+        <w:t>ChirpSatck</w:t>
+      </w:r>
+      <w:r>
+        <w:rPr>
+          <w:rFonts w:ascii="Times New Roman" w:hAnsi="Times New Roman" w:eastAsia="Times New Roman" w:cs="Times New Roman"/>
+          <w:lang w:val="en-US"/>
+        </w:rPr>
+        <w:t xml:space="preserve">, an IoT platform that allows manage sensors information. The http protocol was used to connect </w:t>
+      </w:r>
+      <w:r>
+        <w:rPr>
+          <w:rFonts w:ascii="Times New Roman" w:hAnsi="Times New Roman" w:eastAsia="Times New Roman" w:cs="Times New Roman"/>
+          <w:lang w:val="en-US"/>
+        </w:rPr>
+        <w:t>Chirpstack</w:t>
+      </w:r>
+      <w:r>
+        <w:rPr>
+          <w:rFonts w:ascii="Times New Roman" w:hAnsi="Times New Roman" w:eastAsia="Times New Roman" w:cs="Times New Roman"/>
+          <w:lang w:val="en-US"/>
+        </w:rPr>
+        <w:t xml:space="preserve"> with a Web application developed in Angular (a NodeJS framework). </w:t>
+      </w:r>
+      <w:r>
+        <w:rPr>
+          <w:rFonts w:ascii="Times New Roman" w:hAnsi="Times New Roman" w:eastAsia="Times New Roman" w:cs="Times New Roman"/>
+          <w:lang w:val="en-US"/>
+        </w:rPr>
+        <w:t>Ngx</w:t>
+      </w:r>
+      <w:r>
+        <w:rPr>
+          <w:rFonts w:ascii="Times New Roman" w:hAnsi="Times New Roman" w:eastAsia="Times New Roman" w:cs="Times New Roman"/>
+          <w:lang w:val="en-US"/>
+        </w:rPr>
+        <w:t xml:space="preserve">-chart (an Angular open-source library) and google maps API have also been used to create graphs with historic data and display the locations of the devices. The combination of these technologies has made it possible to create a website where gauges, line graphs and maps interact with each other achieving an important </w:t>
+      </w:r>
+      <w:r>
+        <w:rPr>
+          <w:rFonts w:ascii="Times New Roman" w:hAnsi="Times New Roman" w:eastAsia="Times New Roman" w:cs="Times New Roman"/>
+          <w:lang w:val="en-US"/>
+        </w:rPr>
+        <w:t>objective</w:t>
+      </w:r>
+      <w:r>
+        <w:rPr>
+          <w:rFonts w:ascii="Times New Roman" w:hAnsi="Times New Roman" w:eastAsia="Times New Roman" w:cs="Times New Roman"/>
+          <w:lang w:val="en-US"/>
+        </w:rPr>
+        <w:t xml:space="preserve">: display current and historical data from any type of sensors (voltage, temperature, etc.) for monitoring and future predictions. The dashboard will be used for multiple IOT projects, in this case, electrical networks and agriculture. In fact, it can be used for any project that uses </w:t>
+      </w:r>
+      <w:r>
+        <w:rPr>
+          <w:rFonts w:ascii="Times New Roman" w:hAnsi="Times New Roman" w:eastAsia="Times New Roman" w:cs="Times New Roman"/>
+          <w:lang w:val="en-US"/>
+        </w:rPr>
+        <w:t>ChripStack</w:t>
+      </w:r>
+      <w:r>
+        <w:rPr>
+          <w:rFonts w:ascii="Times New Roman" w:hAnsi="Times New Roman" w:eastAsia="Times New Roman" w:cs="Times New Roman"/>
+          <w:lang w:val="en-US"/>
+        </w:rPr>
+        <w:t>, regardless of context.</w:t>
+      </w:r>
+    </w:p>
+    <w:p>
+      <w:pPr>
+        <w:jc w:val="center"/>
+        <w:rPr>
+          <w:rFonts w:ascii="Times New Roman" w:hAnsi="Times New Roman" w:eastAsia="Times New Roman" w:cs="Times New Roman"/>
+          <w:lang w:val="en-US"/>
+        </w:rPr>
+      </w:pPr>
+      <w:r>
+        <w:rPr>
+          <w:rFonts w:ascii="Times New Roman" w:hAnsi="Times New Roman" w:eastAsia="Times New Roman" w:cs="Times New Roman"/>
+          <w:b w:val="1"/>
+          <w:bCs w:val="1"/>
+          <w:lang w:val="en-US"/>
+        </w:rPr>
+        <w:t>Introduction</w:t>
+      </w:r>
+    </w:p>
+    <w:p>
+      <w:pPr>
+        <w:jc w:val="left"/>
+        <w:rPr>
+          <w:rFonts w:ascii="Times New Roman" w:hAnsi="Times New Roman" w:eastAsia="Times New Roman" w:cs="Times New Roman"/>
+          <w:b w:val="0"/>
+          <w:bCs w:val="0"/>
+          <w:lang w:val="es-ES"/>
+        </w:rPr>
+      </w:pPr>
+      <w:r>
+        <w:rPr>
+          <w:rFonts w:ascii="Times New Roman" w:hAnsi="Times New Roman" w:eastAsia="Times New Roman" w:cs="Times New Roman"/>
+          <w:b w:val="0"/>
+          <w:bCs w:val="0"/>
+          <w:lang w:val="es-ES"/>
+        </w:rPr>
+        <w:t xml:space="preserve">Este proyecto pretende mostrar datos de sensores previamente </w:t>
+      </w:r>
+      <w:r>
+        <w:rPr>
+          <w:rFonts w:ascii="Times New Roman" w:hAnsi="Times New Roman" w:eastAsia="Times New Roman" w:cs="Times New Roman"/>
+          <w:b w:val="0"/>
+          <w:bCs w:val="0"/>
+          <w:lang w:val="es-ES"/>
+        </w:rPr>
+        <w:t xml:space="preserve">recibidos a </w:t>
+      </w:r>
+      <w:r>
+        <w:rPr>
+          <w:rFonts w:ascii="Times New Roman" w:hAnsi="Times New Roman" w:eastAsia="Times New Roman" w:cs="Times New Roman"/>
+          <w:b w:val="0"/>
+          <w:bCs w:val="0"/>
+          <w:lang w:val="es-ES"/>
+        </w:rPr>
+        <w:t>través</w:t>
+      </w:r>
+      <w:r>
+        <w:rPr>
+          <w:rFonts w:ascii="Times New Roman" w:hAnsi="Times New Roman" w:eastAsia="Times New Roman" w:cs="Times New Roman"/>
+          <w:b w:val="0"/>
+          <w:bCs w:val="0"/>
+          <w:lang w:val="es-ES"/>
+        </w:rPr>
+        <w:t xml:space="preserve"> del protocolo de comunicación </w:t>
+      </w:r>
+      <w:r>
+        <w:rPr>
+          <w:rFonts w:ascii="Times New Roman" w:hAnsi="Times New Roman" w:eastAsia="Times New Roman" w:cs="Times New Roman"/>
+          <w:b w:val="0"/>
+          <w:bCs w:val="0"/>
+          <w:lang w:val="es-ES"/>
+        </w:rPr>
+        <w:t>LoRa</w:t>
+      </w:r>
+      <w:r>
+        <w:rPr>
+          <w:rFonts w:ascii="Times New Roman" w:hAnsi="Times New Roman" w:eastAsia="Times New Roman" w:cs="Times New Roman"/>
+          <w:b w:val="0"/>
+          <w:bCs w:val="0"/>
+          <w:lang w:val="es-ES"/>
+        </w:rPr>
+        <w:t xml:space="preserve">, que es un protocolo de comunicación sencillo, sin necesidad de internet e ideal para </w:t>
+      </w:r>
+      <w:r>
+        <w:rPr>
+          <w:rFonts w:ascii="Times New Roman" w:hAnsi="Times New Roman" w:eastAsia="Times New Roman" w:cs="Times New Roman"/>
+          <w:b w:val="0"/>
+          <w:bCs w:val="0"/>
+          <w:lang w:val="es-ES"/>
+        </w:rPr>
+        <w:t>paquetes de información pequeños, como lo son datos de sensores.</w:t>
+      </w:r>
+    </w:p>
+    <w:p>
+      <w:pPr>
+        <w:jc w:val="left"/>
+        <w:rPr>
+          <w:rFonts w:ascii="Times New Roman" w:hAnsi="Times New Roman" w:eastAsia="Times New Roman" w:cs="Times New Roman"/>
+          <w:b w:val="0"/>
+          <w:bCs w:val="0"/>
+          <w:lang w:val="es-ES"/>
+        </w:rPr>
+      </w:pPr>
+      <w:r>
+        <w:rPr>
+          <w:rFonts w:ascii="Times New Roman" w:hAnsi="Times New Roman" w:eastAsia="Times New Roman" w:cs="Times New Roman"/>
+          <w:b w:val="0"/>
+          <w:bCs w:val="0"/>
+          <w:lang w:val="es-ES"/>
+        </w:rPr>
+        <w:t xml:space="preserve">Hardware de baja potencia como </w:t>
+      </w:r>
+      <w:r>
+        <w:rPr>
+          <w:rFonts w:ascii="Times New Roman" w:hAnsi="Times New Roman" w:eastAsia="Times New Roman" w:cs="Times New Roman"/>
+          <w:b w:val="0"/>
+          <w:bCs w:val="0"/>
+          <w:lang w:val="es-ES"/>
+        </w:rPr>
+        <w:t>arduinos</w:t>
+      </w:r>
+      <w:r>
+        <w:rPr>
+          <w:rFonts w:ascii="Times New Roman" w:hAnsi="Times New Roman" w:eastAsia="Times New Roman" w:cs="Times New Roman"/>
+          <w:b w:val="0"/>
+          <w:bCs w:val="0"/>
+          <w:lang w:val="es-ES"/>
+        </w:rPr>
+        <w:t xml:space="preserve">, </w:t>
+      </w:r>
+      <w:r>
+        <w:rPr>
+          <w:rFonts w:ascii="Times New Roman" w:hAnsi="Times New Roman" w:eastAsia="Times New Roman" w:cs="Times New Roman"/>
+          <w:b w:val="0"/>
+          <w:bCs w:val="0"/>
+          <w:lang w:val="es-ES"/>
+        </w:rPr>
+        <w:t>raspberry</w:t>
+      </w:r>
+      <w:r>
+        <w:rPr>
+          <w:rFonts w:ascii="Times New Roman" w:hAnsi="Times New Roman" w:eastAsia="Times New Roman" w:cs="Times New Roman"/>
+          <w:b w:val="0"/>
+          <w:bCs w:val="0"/>
+          <w:lang w:val="es-ES"/>
+        </w:rPr>
+        <w:t xml:space="preserve"> pi o mini </w:t>
+      </w:r>
+      <w:r>
+        <w:rPr>
+          <w:rFonts w:ascii="Times New Roman" w:hAnsi="Times New Roman" w:eastAsia="Times New Roman" w:cs="Times New Roman"/>
+          <w:b w:val="0"/>
+          <w:bCs w:val="0"/>
+          <w:lang w:val="es-ES"/>
+        </w:rPr>
+        <w:t>pc</w:t>
+      </w:r>
+      <w:r>
+        <w:rPr>
+          <w:rFonts w:ascii="Times New Roman" w:hAnsi="Times New Roman" w:eastAsia="Times New Roman" w:cs="Times New Roman"/>
+          <w:b w:val="0"/>
+          <w:bCs w:val="0"/>
+          <w:lang w:val="es-ES"/>
+        </w:rPr>
+        <w:t>s</w:t>
+      </w:r>
+      <w:r>
+        <w:rPr>
+          <w:rFonts w:ascii="Times New Roman" w:hAnsi="Times New Roman" w:eastAsia="Times New Roman" w:cs="Times New Roman"/>
+          <w:b w:val="0"/>
+          <w:bCs w:val="0"/>
+          <w:lang w:val="es-ES"/>
+        </w:rPr>
+        <w:t xml:space="preserve"> son convenientes debido a los bajos costes</w:t>
+      </w:r>
+      <w:r>
+        <w:rPr>
+          <w:rFonts w:ascii="Times New Roman" w:hAnsi="Times New Roman" w:eastAsia="Times New Roman" w:cs="Times New Roman"/>
+          <w:b w:val="0"/>
+          <w:bCs w:val="0"/>
+          <w:lang w:val="es-ES"/>
+        </w:rPr>
+        <w:t>, bajo consumo de energía</w:t>
+      </w:r>
+      <w:r>
+        <w:rPr>
+          <w:rFonts w:ascii="Times New Roman" w:hAnsi="Times New Roman" w:eastAsia="Times New Roman" w:cs="Times New Roman"/>
+          <w:b w:val="0"/>
+          <w:bCs w:val="0"/>
+          <w:lang w:val="es-ES"/>
+        </w:rPr>
+        <w:t xml:space="preserve"> </w:t>
+      </w:r>
+      <w:r>
+        <w:rPr>
+          <w:rFonts w:ascii="Times New Roman" w:hAnsi="Times New Roman" w:eastAsia="Times New Roman" w:cs="Times New Roman"/>
+          <w:b w:val="0"/>
+          <w:bCs w:val="0"/>
+          <w:lang w:val="es-ES"/>
+        </w:rPr>
+        <w:t xml:space="preserve">y a </w:t>
+      </w:r>
+      <w:r>
+        <w:rPr>
+          <w:rFonts w:ascii="Times New Roman" w:hAnsi="Times New Roman" w:eastAsia="Times New Roman" w:cs="Times New Roman"/>
+          <w:b w:val="0"/>
+          <w:bCs w:val="0"/>
+          <w:lang w:val="es-ES"/>
+        </w:rPr>
+        <w:t xml:space="preserve">que el software que </w:t>
+      </w:r>
+      <w:r>
+        <w:rPr>
+          <w:rFonts w:ascii="Times New Roman" w:hAnsi="Times New Roman" w:eastAsia="Times New Roman" w:cs="Times New Roman"/>
+          <w:b w:val="0"/>
+          <w:bCs w:val="0"/>
+          <w:lang w:val="es-ES"/>
+        </w:rPr>
+        <w:t xml:space="preserve">ejecutarán no será muy demandante en </w:t>
+      </w:r>
+      <w:r>
+        <w:rPr>
+          <w:rFonts w:ascii="Times New Roman" w:hAnsi="Times New Roman" w:eastAsia="Times New Roman" w:cs="Times New Roman"/>
+          <w:b w:val="0"/>
+          <w:bCs w:val="0"/>
+          <w:lang w:val="es-ES"/>
+        </w:rPr>
+        <w:t>términos</w:t>
+      </w:r>
+      <w:r>
+        <w:rPr>
+          <w:rFonts w:ascii="Times New Roman" w:hAnsi="Times New Roman" w:eastAsia="Times New Roman" w:cs="Times New Roman"/>
+          <w:b w:val="0"/>
+          <w:bCs w:val="0"/>
+          <w:lang w:val="es-ES"/>
+        </w:rPr>
+        <w:t xml:space="preserve"> de procesamiento.</w:t>
+      </w:r>
+    </w:p>
+    <w:p>
+      <w:pPr>
+        <w:jc w:val="left"/>
+        <w:rPr>
+          <w:rFonts w:ascii="Times New Roman" w:hAnsi="Times New Roman" w:eastAsia="Times New Roman" w:cs="Times New Roman"/>
+          <w:b w:val="0"/>
+          <w:bCs w:val="0"/>
+          <w:lang w:val="es-ES"/>
+        </w:rPr>
+      </w:pPr>
+      <w:r>
+        <w:rPr>
+          <w:rFonts w:ascii="Times New Roman" w:hAnsi="Times New Roman" w:eastAsia="Times New Roman" w:cs="Times New Roman"/>
+          <w:b w:val="0"/>
+          <w:bCs w:val="0"/>
+          <w:lang w:val="es-ES"/>
+        </w:rPr>
+        <w:t>El desarrollo web es conveniente por su versatilidad para crear programas accesibles desde la web e incluso de manera local.</w:t>
+      </w:r>
+      <w:r>
+        <w:rPr>
+          <w:rFonts w:ascii="Times New Roman" w:hAnsi="Times New Roman" w:eastAsia="Times New Roman" w:cs="Times New Roman"/>
+          <w:b w:val="0"/>
+          <w:bCs w:val="0"/>
+          <w:lang w:val="es-ES"/>
+        </w:rPr>
+        <w:t xml:space="preserve"> </w:t>
+      </w:r>
+      <w:r>
+        <w:rPr>
+          <w:rFonts w:ascii="Times New Roman" w:hAnsi="Times New Roman" w:eastAsia="Times New Roman" w:cs="Times New Roman"/>
+          <w:b w:val="0"/>
+          <w:bCs w:val="0"/>
+          <w:lang w:val="es-ES"/>
+        </w:rPr>
+        <w:t>En este caso es conveniente porque el hardware usado para el proyecto podría tener conexión a internet o no dependiendo de la ubicación que elija el usuario final, por lo que una única aplicación en Angular que pueda ejecutarse en el navegador de manera local y remota es una herramienta conveniente.</w:t>
+      </w:r>
+    </w:p>
+    <w:p>
+      <w:pPr>
+        <w:jc w:val="left"/>
+        <w:rPr>
+          <w:rFonts w:ascii="Times New Roman" w:hAnsi="Times New Roman" w:eastAsia="Times New Roman" w:cs="Times New Roman"/>
+          <w:b w:val="0"/>
+          <w:bCs w:val="0"/>
+          <w:lang w:val="es-ES"/>
+        </w:rPr>
+      </w:pPr>
+      <w:r>
+        <w:rPr>
+          <w:rFonts w:ascii="Times New Roman" w:hAnsi="Times New Roman" w:eastAsia="Times New Roman" w:cs="Times New Roman"/>
+          <w:b w:val="0"/>
+          <w:bCs w:val="0"/>
+          <w:lang w:val="es-ES"/>
+        </w:rPr>
+        <w:t xml:space="preserve">Angular es un </w:t>
+      </w:r>
+      <w:r>
+        <w:rPr>
+          <w:rFonts w:ascii="Times New Roman" w:hAnsi="Times New Roman" w:eastAsia="Times New Roman" w:cs="Times New Roman"/>
+          <w:b w:val="0"/>
+          <w:bCs w:val="0"/>
+          <w:lang w:val="es-ES"/>
+        </w:rPr>
+        <w:t>framework</w:t>
+      </w:r>
+      <w:r>
+        <w:rPr>
+          <w:rFonts w:ascii="Times New Roman" w:hAnsi="Times New Roman" w:eastAsia="Times New Roman" w:cs="Times New Roman"/>
+          <w:b w:val="0"/>
+          <w:bCs w:val="0"/>
+          <w:lang w:val="es-ES"/>
+        </w:rPr>
+        <w:t xml:space="preserve"> que utiliza 2 lenguajes </w:t>
+      </w:r>
+      <w:r>
+        <w:rPr>
+          <w:rFonts w:ascii="Times New Roman" w:hAnsi="Times New Roman" w:eastAsia="Times New Roman" w:cs="Times New Roman"/>
+          <w:b w:val="0"/>
+          <w:bCs w:val="0"/>
+          <w:lang w:val="es-ES"/>
+        </w:rPr>
+        <w:t>esenciales</w:t>
+      </w:r>
+      <w:r>
+        <w:rPr>
+          <w:rFonts w:ascii="Times New Roman" w:hAnsi="Times New Roman" w:eastAsia="Times New Roman" w:cs="Times New Roman"/>
+          <w:b w:val="0"/>
+          <w:bCs w:val="0"/>
+          <w:lang w:val="es-ES"/>
+        </w:rPr>
+        <w:t xml:space="preserve">, </w:t>
+      </w:r>
+      <w:r>
+        <w:rPr>
+          <w:rFonts w:ascii="Times New Roman" w:hAnsi="Times New Roman" w:eastAsia="Times New Roman" w:cs="Times New Roman"/>
+          <w:b w:val="0"/>
+          <w:bCs w:val="0"/>
+          <w:lang w:val="es-ES"/>
+        </w:rPr>
+        <w:t>html</w:t>
+      </w:r>
+      <w:r>
+        <w:rPr>
+          <w:rFonts w:ascii="Times New Roman" w:hAnsi="Times New Roman" w:eastAsia="Times New Roman" w:cs="Times New Roman"/>
+          <w:b w:val="0"/>
+          <w:bCs w:val="0"/>
+          <w:lang w:val="es-ES"/>
+        </w:rPr>
+        <w:t xml:space="preserve"> y </w:t>
+      </w:r>
+      <w:r>
+        <w:rPr>
+          <w:rFonts w:ascii="Times New Roman" w:hAnsi="Times New Roman" w:eastAsia="Times New Roman" w:cs="Times New Roman"/>
+          <w:b w:val="0"/>
+          <w:bCs w:val="0"/>
+          <w:lang w:val="es-ES"/>
+        </w:rPr>
+        <w:t>typescript</w:t>
+      </w:r>
+      <w:r>
+        <w:rPr>
+          <w:rFonts w:ascii="Times New Roman" w:hAnsi="Times New Roman" w:eastAsia="Times New Roman" w:cs="Times New Roman"/>
+          <w:b w:val="0"/>
+          <w:bCs w:val="0"/>
+          <w:lang w:val="es-ES"/>
+        </w:rPr>
+        <w:t xml:space="preserve">, siendo su principal ventaja la </w:t>
+      </w:r>
+      <w:r>
+        <w:rPr>
+          <w:rFonts w:ascii="Times New Roman" w:hAnsi="Times New Roman" w:eastAsia="Times New Roman" w:cs="Times New Roman"/>
+          <w:b w:val="0"/>
+          <w:bCs w:val="0"/>
+          <w:lang w:val="es-ES"/>
+        </w:rPr>
+        <w:t xml:space="preserve">facilidad que se tiene en la </w:t>
+      </w:r>
+      <w:r>
+        <w:rPr>
+          <w:rFonts w:ascii="Times New Roman" w:hAnsi="Times New Roman" w:eastAsia="Times New Roman" w:cs="Times New Roman"/>
+          <w:b w:val="0"/>
+          <w:bCs w:val="0"/>
+          <w:lang w:val="es-ES"/>
+        </w:rPr>
+        <w:t>comunicación</w:t>
+      </w:r>
+      <w:r>
+        <w:rPr>
+          <w:rFonts w:ascii="Times New Roman" w:hAnsi="Times New Roman" w:eastAsia="Times New Roman" w:cs="Times New Roman"/>
+          <w:b w:val="0"/>
+          <w:bCs w:val="0"/>
+          <w:lang w:val="es-ES"/>
+        </w:rPr>
+        <w:t xml:space="preserve"> entre el </w:t>
+      </w:r>
+      <w:r>
+        <w:rPr>
+          <w:rFonts w:ascii="Times New Roman" w:hAnsi="Times New Roman" w:eastAsia="Times New Roman" w:cs="Times New Roman"/>
+          <w:b w:val="0"/>
+          <w:bCs w:val="0"/>
+          <w:lang w:val="es-ES"/>
+        </w:rPr>
+        <w:t>front</w:t>
+      </w:r>
+      <w:r>
+        <w:rPr>
+          <w:rFonts w:ascii="Times New Roman" w:hAnsi="Times New Roman" w:eastAsia="Times New Roman" w:cs="Times New Roman"/>
+          <w:b w:val="0"/>
+          <w:bCs w:val="0"/>
+          <w:lang w:val="es-ES"/>
+        </w:rPr>
+        <w:t xml:space="preserve"> </w:t>
+      </w:r>
+      <w:r>
+        <w:rPr>
+          <w:rFonts w:ascii="Times New Roman" w:hAnsi="Times New Roman" w:eastAsia="Times New Roman" w:cs="Times New Roman"/>
+          <w:b w:val="0"/>
+          <w:bCs w:val="0"/>
+          <w:lang w:val="es-ES"/>
+        </w:rPr>
+        <w:t>end</w:t>
+      </w:r>
+      <w:r>
+        <w:rPr>
+          <w:rFonts w:ascii="Times New Roman" w:hAnsi="Times New Roman" w:eastAsia="Times New Roman" w:cs="Times New Roman"/>
+          <w:b w:val="0"/>
+          <w:bCs w:val="0"/>
+          <w:lang w:val="es-ES"/>
+        </w:rPr>
+        <w:t xml:space="preserve"> y el back </w:t>
+      </w:r>
+      <w:r>
+        <w:rPr>
+          <w:rFonts w:ascii="Times New Roman" w:hAnsi="Times New Roman" w:eastAsia="Times New Roman" w:cs="Times New Roman"/>
+          <w:b w:val="0"/>
+          <w:bCs w:val="0"/>
+          <w:lang w:val="es-ES"/>
+        </w:rPr>
+        <w:t>end</w:t>
+      </w:r>
+      <w:r>
+        <w:rPr>
+          <w:rFonts w:ascii="Times New Roman" w:hAnsi="Times New Roman" w:eastAsia="Times New Roman" w:cs="Times New Roman"/>
+          <w:b w:val="0"/>
+          <w:bCs w:val="0"/>
+          <w:lang w:val="es-ES"/>
+        </w:rPr>
+        <w:t xml:space="preserve"> del código. En este proyecto, usaremos principalmente instrucciones en el código del </w:t>
+      </w:r>
+      <w:r>
+        <w:rPr>
+          <w:rFonts w:ascii="Times New Roman" w:hAnsi="Times New Roman" w:eastAsia="Times New Roman" w:cs="Times New Roman"/>
+          <w:b w:val="0"/>
+          <w:bCs w:val="0"/>
+          <w:lang w:val="es-ES"/>
+        </w:rPr>
+        <w:t>html</w:t>
+      </w:r>
+      <w:r>
+        <w:rPr>
+          <w:rFonts w:ascii="Times New Roman" w:hAnsi="Times New Roman" w:eastAsia="Times New Roman" w:cs="Times New Roman"/>
+          <w:b w:val="0"/>
+          <w:bCs w:val="0"/>
+          <w:lang w:val="es-ES"/>
+        </w:rPr>
+        <w:t xml:space="preserve"> para </w:t>
+      </w:r>
+      <w:r>
+        <w:rPr>
+          <w:rFonts w:ascii="Times New Roman" w:hAnsi="Times New Roman" w:eastAsia="Times New Roman" w:cs="Times New Roman"/>
+          <w:b w:val="0"/>
+          <w:bCs w:val="0"/>
+          <w:lang w:val="es-ES"/>
+        </w:rPr>
+        <w:t>llamar</w:t>
+      </w:r>
+      <w:r>
+        <w:rPr>
+          <w:rFonts w:ascii="Times New Roman" w:hAnsi="Times New Roman" w:eastAsia="Times New Roman" w:cs="Times New Roman"/>
+          <w:b w:val="0"/>
+          <w:bCs w:val="0"/>
+          <w:lang w:val="es-ES"/>
+        </w:rPr>
+        <w:t xml:space="preserve"> funciones del </w:t>
+      </w:r>
+      <w:r>
+        <w:rPr>
+          <w:rFonts w:ascii="Times New Roman" w:hAnsi="Times New Roman" w:eastAsia="Times New Roman" w:cs="Times New Roman"/>
+          <w:b w:val="0"/>
+          <w:bCs w:val="0"/>
+          <w:lang w:val="es-ES"/>
+        </w:rPr>
+        <w:t xml:space="preserve">back. </w:t>
+      </w:r>
+      <w:r>
+        <w:rPr>
+          <w:rFonts w:ascii="Times New Roman" w:hAnsi="Times New Roman" w:eastAsia="Times New Roman" w:cs="Times New Roman"/>
+          <w:b w:val="0"/>
+          <w:bCs w:val="0"/>
+          <w:lang w:val="es-ES"/>
+        </w:rPr>
+        <w:t xml:space="preserve">Usaremos también los componentes de Angular, cada uno de estos tiene su archivo </w:t>
+      </w:r>
+      <w:r>
+        <w:rPr>
+          <w:rFonts w:ascii="Times New Roman" w:hAnsi="Times New Roman" w:eastAsia="Times New Roman" w:cs="Times New Roman"/>
+          <w:b w:val="0"/>
+          <w:bCs w:val="0"/>
+          <w:lang w:val="es-ES"/>
+        </w:rPr>
+        <w:t>html</w:t>
+      </w:r>
+      <w:r>
+        <w:rPr>
+          <w:rFonts w:ascii="Times New Roman" w:hAnsi="Times New Roman" w:eastAsia="Times New Roman" w:cs="Times New Roman"/>
+          <w:b w:val="0"/>
+          <w:bCs w:val="0"/>
+          <w:lang w:val="es-ES"/>
+        </w:rPr>
+        <w:t xml:space="preserve"> conectado </w:t>
+      </w:r>
+      <w:r>
+        <w:rPr>
+          <w:rFonts w:ascii="Times New Roman" w:hAnsi="Times New Roman" w:eastAsia="Times New Roman" w:cs="Times New Roman"/>
+          <w:b w:val="0"/>
+          <w:bCs w:val="0"/>
+          <w:lang w:val="es-ES"/>
+        </w:rPr>
+        <w:t xml:space="preserve">a su archivo </w:t>
+      </w:r>
+      <w:r>
+        <w:rPr>
+          <w:rFonts w:ascii="Times New Roman" w:hAnsi="Times New Roman" w:eastAsia="Times New Roman" w:cs="Times New Roman"/>
+          <w:b w:val="0"/>
+          <w:bCs w:val="0"/>
+          <w:lang w:val="es-ES"/>
+        </w:rPr>
+        <w:t>component.ts</w:t>
+      </w:r>
+      <w:r>
+        <w:rPr>
+          <w:rFonts w:ascii="Times New Roman" w:hAnsi="Times New Roman" w:eastAsia="Times New Roman" w:cs="Times New Roman"/>
+          <w:b w:val="0"/>
+          <w:bCs w:val="0"/>
+          <w:lang w:val="es-ES"/>
+        </w:rPr>
+        <w:t xml:space="preserve"> que contiene la lógica del programa.</w:t>
+      </w:r>
+    </w:p>
+    <w:p>
+      <w:pPr>
+        <w:jc w:val="center"/>
+        <w:rPr>
+          <w:rFonts w:ascii="Times New Roman" w:hAnsi="Times New Roman" w:eastAsia="Times New Roman" w:cs="Times New Roman"/>
+          <w:b w:val="0"/>
+          <w:bCs w:val="0"/>
+          <w:lang w:val="es-ES"/>
+        </w:rPr>
+      </w:pPr>
+      <w:r>
+        <w:rPr>
+          <w:rFonts w:ascii="Times New Roman" w:hAnsi="Times New Roman" w:eastAsia="Times New Roman" w:cs="Times New Roman"/>
+          <w:b w:val="1"/>
+          <w:bCs w:val="1"/>
+          <w:lang w:val="es-ES"/>
+        </w:rPr>
+        <w:t>Source code:</w:t>
+      </w:r>
+    </w:p>
+    <w:p>
+      <w:pPr>
+        <w:jc w:val="left"/>
+        <w:rPr>
+          <w:rFonts w:ascii="Times New Roman" w:hAnsi="Times New Roman" w:eastAsia="Times New Roman" w:cs="Times New Roman"/>
+          <w:b w:val="0"/>
+          <w:bCs w:val="0"/>
+          <w:lang w:val="es-ES"/>
+        </w:rPr>
+      </w:pPr>
+      <w:r>
+        <w:rPr>
+          <w:rFonts w:ascii="Times New Roman" w:hAnsi="Times New Roman" w:eastAsia="Times New Roman" w:cs="Times New Roman"/>
+          <w:b w:val="0"/>
+          <w:bCs w:val="0"/>
+          <w:lang w:val="en-US"/>
+        </w:rPr>
+        <w:t xml:space="preserve">The code of the entire project can be reached at </w:t>
+      </w:r>
+      <w:r>
+        <w:rPr>
+          <w:rFonts w:ascii="Times New Roman" w:hAnsi="Times New Roman" w:eastAsia="Times New Roman" w:cs="Times New Roman"/>
+          <w:b w:val="0"/>
+          <w:bCs w:val="0"/>
+          <w:lang w:val="en-US"/>
+        </w:rPr>
+        <w:t>github</w:t>
+      </w:r>
+      <w:r>
+        <w:rPr>
+          <w:rFonts w:ascii="Times New Roman" w:hAnsi="Times New Roman" w:eastAsia="Times New Roman" w:cs="Times New Roman"/>
+          <w:b w:val="0"/>
+          <w:bCs w:val="0"/>
+          <w:lang w:val="en-US"/>
+        </w:rPr>
+        <w:t xml:space="preserve">, in the following link: </w:t>
+      </w:r>
+      <w:hyperlink r:id="R291cf69911d64c3f">
+        <w:r>
+          <w:rPr>
+            <w:rStyle w:val="Hyperlink"/>
+            <w:rFonts w:ascii="Times New Roman" w:hAnsi="Times New Roman" w:eastAsia="Times New Roman" w:cs="Times New Roman"/>
+            <w:b w:val="0"/>
+            <w:bCs w:val="0"/>
+            <w:lang w:val="en-US"/>
+          </w:rPr>
+          <w:t>https://github.com/nicolas23589/DashBoard.git</w:t>
+        </w:r>
+      </w:hyperlink>
+    </w:p>
+    <w:p>
+      <w:pPr>
+        <w:jc w:val="left"/>
+        <w:rPr>
+          <w:rFonts w:ascii="Times New Roman" w:hAnsi="Times New Roman" w:eastAsia="Times New Roman" w:cs="Times New Roman"/>
+          <w:b w:val="0"/>
+          <w:bCs w:val="0"/>
+          <w:lang w:val="en-US"/>
+        </w:rPr>
+      </w:pPr>
+      <w:r>
+        <w:rPr>
+          <w:rFonts w:ascii="Times New Roman" w:hAnsi="Times New Roman" w:eastAsia="Times New Roman" w:cs="Times New Roman"/>
+          <w:b w:val="0"/>
+          <w:bCs w:val="0"/>
+          <w:lang w:val="en-US"/>
+        </w:rPr>
+        <w:t>Also</w:t>
+      </w:r>
+      <w:r>
+        <w:rPr>
+          <w:rFonts w:ascii="Times New Roman" w:hAnsi="Times New Roman" w:eastAsia="Times New Roman" w:cs="Times New Roman"/>
+          <w:b w:val="0"/>
+          <w:bCs w:val="0"/>
+          <w:lang w:val="en-US"/>
+        </w:rPr>
+        <w:t xml:space="preserve"> can be reached at </w:t>
+      </w:r>
+      <w:r>
+        <w:rPr>
+          <w:rFonts w:ascii="Times New Roman" w:hAnsi="Times New Roman" w:eastAsia="Times New Roman" w:cs="Times New Roman"/>
+          <w:b w:val="0"/>
+          <w:bCs w:val="0"/>
+          <w:lang w:val="en-US"/>
+        </w:rPr>
+        <w:t>tinyLab</w:t>
+      </w:r>
+      <w:r>
+        <w:rPr>
+          <w:rFonts w:ascii="Times New Roman" w:hAnsi="Times New Roman" w:eastAsia="Times New Roman" w:cs="Times New Roman"/>
+          <w:b w:val="0"/>
+          <w:bCs w:val="0"/>
+          <w:lang w:val="en-US"/>
+        </w:rPr>
+        <w:t xml:space="preserve"> hard disk if you had the mentor’s authorization.</w:t>
+      </w:r>
+    </w:p>
+    <w:p>
+      <w:pPr>
+        <w:jc w:val="left"/>
+        <w:rPr>
+          <w:rFonts w:ascii="Times New Roman" w:hAnsi="Times New Roman" w:eastAsia="Times New Roman" w:cs="Times New Roman"/>
+          <w:b w:val="0"/>
+          <w:bCs w:val="0"/>
+          <w:lang w:val="en-US"/>
+        </w:rPr>
+      </w:pPr>
+      <w:r>
+        <w:rPr>
+          <w:rFonts w:ascii="Times New Roman" w:hAnsi="Times New Roman" w:eastAsia="Times New Roman" w:cs="Times New Roman"/>
+          <w:b w:val="0"/>
+          <w:bCs w:val="0"/>
+          <w:lang w:val="en-US"/>
+        </w:rPr>
+        <w:t xml:space="preserve">This documentation can be also reached in the documentation folder of the </w:t>
+      </w:r>
+      <w:r>
+        <w:rPr>
+          <w:rFonts w:ascii="Times New Roman" w:hAnsi="Times New Roman" w:eastAsia="Times New Roman" w:cs="Times New Roman"/>
+          <w:b w:val="0"/>
+          <w:bCs w:val="0"/>
+          <w:lang w:val="en-US"/>
+        </w:rPr>
+        <w:t>github</w:t>
+      </w:r>
+      <w:r>
+        <w:rPr>
+          <w:rFonts w:ascii="Times New Roman" w:hAnsi="Times New Roman" w:eastAsia="Times New Roman" w:cs="Times New Roman"/>
+          <w:b w:val="0"/>
+          <w:bCs w:val="0"/>
+          <w:lang w:val="en-US"/>
+        </w:rPr>
+        <w:t xml:space="preserve"> repository.</w:t>
+      </w:r>
+    </w:p>
+    <w:p>
+      <w:pPr>
+        <w:jc w:val="left"/>
+        <w:rPr>
+          <w:rFonts w:ascii="Times New Roman" w:hAnsi="Times New Roman" w:eastAsia="Times New Roman" w:cs="Times New Roman"/>
+          <w:b w:val="0"/>
+          <w:bCs w:val="0"/>
+          <w:lang w:val="en-US"/>
+        </w:rPr>
+      </w:pPr>
+      <w:r>
+        <w:rPr>
+          <w:rFonts w:ascii="Times New Roman" w:hAnsi="Times New Roman" w:eastAsia="Times New Roman" w:cs="Times New Roman"/>
+          <w:b w:val="0"/>
+          <w:bCs w:val="0"/>
+          <w:lang w:val="en-US"/>
+        </w:rPr>
+        <w:t xml:space="preserve">Remember that the source code is highly commented for an easy </w:t>
+      </w:r>
+      <w:r>
+        <w:rPr>
+          <w:rFonts w:ascii="Times New Roman" w:hAnsi="Times New Roman" w:eastAsia="Times New Roman" w:cs="Times New Roman"/>
+          <w:b w:val="0"/>
+          <w:bCs w:val="0"/>
+          <w:lang w:val="en-US"/>
+        </w:rPr>
+        <w:t>understanding</w:t>
+      </w:r>
+      <w:r>
+        <w:rPr>
+          <w:rFonts w:ascii="Times New Roman" w:hAnsi="Times New Roman" w:eastAsia="Times New Roman" w:cs="Times New Roman"/>
+          <w:b w:val="0"/>
+          <w:bCs w:val="0"/>
+          <w:lang w:val="en-US"/>
+        </w:rPr>
+        <w:t xml:space="preserve"> of every specific part of the code.</w:t>
+      </w:r>
+    </w:p>
+    <w:p>
+      <w:pPr>
+        <w:jc w:val="center"/>
+        <w:rPr>
+          <w:rFonts w:ascii="Times New Roman" w:hAnsi="Times New Roman" w:eastAsia="Times New Roman" w:cs="Times New Roman"/>
+          <w:b w:val="0"/>
+          <w:bCs w:val="0"/>
+          <w:lang w:val="es-ES"/>
+        </w:rPr>
+      </w:pPr>
+      <w:r>
+        <w:rPr>
+          <w:rFonts w:ascii="Times New Roman" w:hAnsi="Times New Roman" w:eastAsia="Times New Roman" w:cs="Times New Roman"/>
+          <w:b w:val="1"/>
+          <w:bCs w:val="1"/>
+          <w:lang w:val="es-ES"/>
+        </w:rPr>
+        <w:t>Métodos</w:t>
+      </w:r>
+      <w:r>
+        <w:rPr>
+          <w:rFonts w:ascii="Times New Roman" w:hAnsi="Times New Roman" w:eastAsia="Times New Roman" w:cs="Times New Roman"/>
+          <w:b w:val="0"/>
+          <w:bCs w:val="0"/>
+          <w:lang w:val="es-ES"/>
+        </w:rPr>
+        <w:t>:</w:t>
+      </w:r>
+    </w:p>
+    <w:p>
+      <w:pPr>
+        <w:pStyle w:val="Normal"/>
+        <w:jc w:val="center"/>
+        <w:rPr>
+          <w:rFonts w:ascii="Times New Roman" w:hAnsi="Times New Roman" w:eastAsia="Times New Roman" w:cs="Times New Roman"/>
+          <w:b w:val="0"/>
+          <w:bCs w:val="0"/>
+          <w:lang w:val="es-ES"/>
+        </w:rPr>
+      </w:pPr>
+      <w:r>
+        <w:rPr>
+          <w:rFonts w:ascii="Times New Roman" w:hAnsi="Times New Roman" w:eastAsia="Times New Roman" w:cs="Times New Roman"/>
+          <w:b w:val="0"/>
+          <w:bCs w:val="0"/>
+          <w:lang w:val="es-ES"/>
+        </w:rPr>
+        <w:t xml:space="preserve">Hardware: </w:t>
+      </w:r>
+    </w:p>
+    <w:p>
+      <w:pPr>
+        <w:pStyle w:val="Normal"/>
+        <w:jc w:val="left"/>
+        <w:rPr>
+          <w:rFonts w:ascii="Times New Roman" w:hAnsi="Times New Roman" w:eastAsia="Times New Roman" w:cs="Times New Roman"/>
+          <w:b w:val="0"/>
+          <w:bCs w:val="0"/>
+          <w:lang w:val="es-ES"/>
+        </w:rPr>
+      </w:pPr>
+      <w:r>
+        <w:rPr>
+          <w:rFonts w:ascii="Times New Roman" w:hAnsi="Times New Roman" w:eastAsia="Times New Roman" w:cs="Times New Roman"/>
+          <w:b w:val="0"/>
+          <w:bCs w:val="0"/>
+          <w:lang w:val="es-ES"/>
+        </w:rPr>
+        <w:t>Tendremos varios tipos de dispositivos de hardware:</w:t>
+      </w:r>
+    </w:p>
+    <w:p>
+      <w:pPr>
+        <w:pStyle w:val="ListParagraph"/>
+        <w:numPr>
+          <w:ilvl w:val="0"/>
+          <w:numId w:val="1"/>
+        </w:numPr>
+        <w:jc w:val="left"/>
+        <w:rPr>
+          <w:rFonts w:ascii="Times New Roman" w:hAnsi="Times New Roman" w:eastAsia="Times New Roman" w:cs="Times New Roman"/>
+          <w:b w:val="0"/>
+          <w:bCs w:val="0"/>
+          <w:lang w:val="es-ES"/>
+        </w:rPr>
+      </w:pPr>
+      <w:r>
+        <w:rPr>
+          <w:rFonts w:ascii="Times New Roman" w:hAnsi="Times New Roman" w:eastAsia="Times New Roman" w:cs="Times New Roman"/>
+          <w:b w:val="0"/>
+          <w:bCs w:val="0"/>
+          <w:lang w:val="es-ES"/>
+        </w:rPr>
+        <w:t>Sensores: pueden ser para diferentes campos de conocimiento, como electricidad (</w:t>
+      </w:r>
+      <w:r>
+        <w:rPr>
+          <w:rFonts w:ascii="Times New Roman" w:hAnsi="Times New Roman" w:eastAsia="Times New Roman" w:cs="Times New Roman"/>
+          <w:b w:val="0"/>
+          <w:bCs w:val="0"/>
+          <w:lang w:val="es-ES"/>
+        </w:rPr>
+        <w:t>voltage</w:t>
+      </w:r>
+      <w:r>
+        <w:rPr>
+          <w:rFonts w:ascii="Times New Roman" w:hAnsi="Times New Roman" w:eastAsia="Times New Roman" w:cs="Times New Roman"/>
+          <w:b w:val="0"/>
+          <w:bCs w:val="0"/>
+          <w:lang w:val="es-ES"/>
+        </w:rPr>
+        <w:t xml:space="preserve"> y corriente) cultivos (humedad, Co2, etc.) o de ubicación. Estos se conectan a una </w:t>
+      </w:r>
+      <w:r>
+        <w:rPr>
+          <w:rFonts w:ascii="Times New Roman" w:hAnsi="Times New Roman" w:eastAsia="Times New Roman" w:cs="Times New Roman"/>
+          <w:b w:val="0"/>
+          <w:bCs w:val="0"/>
+          <w:lang w:val="es-ES"/>
+        </w:rPr>
+        <w:t>board</w:t>
+      </w:r>
+      <w:r>
+        <w:rPr>
+          <w:rFonts w:ascii="Times New Roman" w:hAnsi="Times New Roman" w:eastAsia="Times New Roman" w:cs="Times New Roman"/>
+          <w:b w:val="0"/>
+          <w:bCs w:val="0"/>
+          <w:lang w:val="es-ES"/>
+        </w:rPr>
+        <w:t xml:space="preserve"> mediante puertos analógicos, digitales, UART, etc.</w:t>
+      </w:r>
+    </w:p>
+    <w:p>
+      <w:pPr>
+        <w:pStyle w:val="ListParagraph"/>
+        <w:numPr>
+          <w:ilvl w:val="0"/>
+          <w:numId w:val="1"/>
+        </w:numPr>
+        <w:jc w:val="left"/>
+        <w:rPr>
+          <w:rFonts w:ascii="Times New Roman" w:hAnsi="Times New Roman" w:eastAsia="Times New Roman" w:cs="Times New Roman"/>
+          <w:b w:val="0"/>
+          <w:bCs w:val="0"/>
+          <w:lang w:val="es-ES"/>
+        </w:rPr>
+      </w:pPr>
+      <w:r>
+        <w:rPr>
+          <w:rFonts w:ascii="Times New Roman" w:hAnsi="Times New Roman" w:eastAsia="Times New Roman" w:cs="Times New Roman"/>
+          <w:b w:val="0"/>
+          <w:bCs w:val="0"/>
+          <w:lang w:val="es-ES"/>
+        </w:rPr>
+        <w:t>Board</w:t>
+      </w:r>
+      <w:r>
+        <w:rPr>
+          <w:rFonts w:ascii="Times New Roman" w:hAnsi="Times New Roman" w:eastAsia="Times New Roman" w:cs="Times New Roman"/>
+          <w:b w:val="0"/>
+          <w:bCs w:val="0"/>
+          <w:lang w:val="es-ES"/>
+        </w:rPr>
+        <w:t xml:space="preserve">: este dispositivo es programable en </w:t>
+      </w:r>
+      <w:r>
+        <w:rPr>
+          <w:rFonts w:ascii="Times New Roman" w:hAnsi="Times New Roman" w:eastAsia="Times New Roman" w:cs="Times New Roman"/>
+          <w:b w:val="0"/>
+          <w:bCs w:val="0"/>
+          <w:lang w:val="es-ES"/>
+        </w:rPr>
+        <w:t>arduino</w:t>
+      </w:r>
+      <w:r>
+        <w:rPr>
+          <w:rFonts w:ascii="Times New Roman" w:hAnsi="Times New Roman" w:eastAsia="Times New Roman" w:cs="Times New Roman"/>
+          <w:b w:val="0"/>
+          <w:bCs w:val="0"/>
+          <w:lang w:val="es-ES"/>
+        </w:rPr>
+        <w:t xml:space="preserve">, de momento se quiere utilizar el </w:t>
+      </w:r>
+      <w:r>
+        <w:rPr>
+          <w:rFonts w:ascii="Times New Roman" w:hAnsi="Times New Roman" w:eastAsia="Times New Roman" w:cs="Times New Roman"/>
+          <w:b w:val="0"/>
+          <w:bCs w:val="0"/>
+          <w:lang w:val="es-ES"/>
+        </w:rPr>
+        <w:t>heltec</w:t>
+      </w:r>
+      <w:r>
+        <w:rPr>
+          <w:rFonts w:ascii="Times New Roman" w:hAnsi="Times New Roman" w:eastAsia="Times New Roman" w:cs="Times New Roman"/>
+          <w:b w:val="0"/>
+          <w:bCs w:val="0"/>
+          <w:lang w:val="es-ES"/>
+        </w:rPr>
+        <w:t xml:space="preserve"> </w:t>
+      </w:r>
+      <w:r>
+        <w:rPr>
+          <w:rFonts w:ascii="Times New Roman" w:hAnsi="Times New Roman" w:eastAsia="Times New Roman" w:cs="Times New Roman"/>
+          <w:b w:val="0"/>
+          <w:bCs w:val="0"/>
+          <w:lang w:val="es-ES"/>
+        </w:rPr>
+        <w:t>wireless</w:t>
+      </w:r>
+      <w:r>
+        <w:rPr>
+          <w:rFonts w:ascii="Times New Roman" w:hAnsi="Times New Roman" w:eastAsia="Times New Roman" w:cs="Times New Roman"/>
+          <w:b w:val="0"/>
+          <w:bCs w:val="0"/>
+          <w:lang w:val="es-ES"/>
+        </w:rPr>
+        <w:t xml:space="preserve"> </w:t>
+      </w:r>
+      <w:r>
+        <w:rPr>
+          <w:rFonts w:ascii="Times New Roman" w:hAnsi="Times New Roman" w:eastAsia="Times New Roman" w:cs="Times New Roman"/>
+          <w:b w:val="0"/>
+          <w:bCs w:val="0"/>
+          <w:lang w:val="es-ES"/>
+        </w:rPr>
+        <w:t>stick</w:t>
+      </w:r>
+      <w:r>
+        <w:rPr>
+          <w:rFonts w:ascii="Times New Roman" w:hAnsi="Times New Roman" w:eastAsia="Times New Roman" w:cs="Times New Roman"/>
+          <w:b w:val="0"/>
+          <w:bCs w:val="0"/>
+          <w:lang w:val="es-ES"/>
+        </w:rPr>
+        <w:t xml:space="preserve"> (aunque podría cambiar). Su función es leer los datos de los sensores y usar </w:t>
+      </w:r>
+      <w:r>
+        <w:rPr>
+          <w:rFonts w:ascii="Times New Roman" w:hAnsi="Times New Roman" w:eastAsia="Times New Roman" w:cs="Times New Roman"/>
+          <w:b w:val="0"/>
+          <w:bCs w:val="0"/>
+          <w:lang w:val="es-ES"/>
+        </w:rPr>
+        <w:t>LoRa</w:t>
+      </w:r>
+      <w:r>
+        <w:rPr>
+          <w:rFonts w:ascii="Times New Roman" w:hAnsi="Times New Roman" w:eastAsia="Times New Roman" w:cs="Times New Roman"/>
+          <w:b w:val="0"/>
+          <w:bCs w:val="0"/>
+          <w:lang w:val="es-ES"/>
+        </w:rPr>
+        <w:t xml:space="preserve"> para enviar los datos a un </w:t>
+      </w:r>
+      <w:r>
+        <w:rPr>
+          <w:rFonts w:ascii="Times New Roman" w:hAnsi="Times New Roman" w:eastAsia="Times New Roman" w:cs="Times New Roman"/>
+          <w:b w:val="0"/>
+          <w:bCs w:val="0"/>
+          <w:lang w:val="es-ES"/>
+        </w:rPr>
+        <w:t>gateway</w:t>
+      </w:r>
+      <w:r>
+        <w:rPr>
+          <w:rFonts w:ascii="Times New Roman" w:hAnsi="Times New Roman" w:eastAsia="Times New Roman" w:cs="Times New Roman"/>
+          <w:b w:val="0"/>
+          <w:bCs w:val="0"/>
+          <w:lang w:val="es-ES"/>
+        </w:rPr>
+        <w:t>.</w:t>
+      </w:r>
+    </w:p>
+    <w:p>
+      <w:pPr>
+        <w:pStyle w:val="ListParagraph"/>
+        <w:numPr>
+          <w:ilvl w:val="0"/>
+          <w:numId w:val="1"/>
+        </w:numPr>
+        <w:jc w:val="left"/>
+        <w:rPr>
+          <w:rFonts w:ascii="Times New Roman" w:hAnsi="Times New Roman" w:eastAsia="Times New Roman" w:cs="Times New Roman"/>
+          <w:b w:val="0"/>
+          <w:bCs w:val="0"/>
+          <w:lang w:val="es-ES"/>
+        </w:rPr>
+      </w:pPr>
+      <w:r>
+        <w:rPr>
+          <w:rFonts w:ascii="Times New Roman" w:hAnsi="Times New Roman" w:eastAsia="Times New Roman" w:cs="Times New Roman"/>
+          <w:b w:val="0"/>
+          <w:bCs w:val="0"/>
+          <w:lang w:val="es-ES"/>
+        </w:rPr>
+        <w:t xml:space="preserve">Gateway: Un dispositivo más similar a un pc, en este caso, se quiere usar el SO </w:t>
+      </w:r>
+      <w:r>
+        <w:rPr>
+          <w:rFonts w:ascii="Times New Roman" w:hAnsi="Times New Roman" w:eastAsia="Times New Roman" w:cs="Times New Roman"/>
+          <w:b w:val="0"/>
+          <w:bCs w:val="0"/>
+          <w:lang w:val="es-ES"/>
+        </w:rPr>
+        <w:t>rakpi</w:t>
+      </w:r>
+      <w:r>
+        <w:rPr>
+          <w:rFonts w:ascii="Times New Roman" w:hAnsi="Times New Roman" w:eastAsia="Times New Roman" w:cs="Times New Roman"/>
+          <w:b w:val="0"/>
+          <w:bCs w:val="0"/>
+          <w:lang w:val="es-ES"/>
+        </w:rPr>
+        <w:t xml:space="preserve"> OS. Su función será recibir los datos de las diferentes </w:t>
+      </w:r>
+      <w:r>
+        <w:rPr>
+          <w:rFonts w:ascii="Times New Roman" w:hAnsi="Times New Roman" w:eastAsia="Times New Roman" w:cs="Times New Roman"/>
+          <w:b w:val="0"/>
+          <w:bCs w:val="0"/>
+          <w:lang w:val="es-ES"/>
+        </w:rPr>
+        <w:t>Boards</w:t>
+      </w:r>
+      <w:r>
+        <w:rPr>
+          <w:rFonts w:ascii="Times New Roman" w:hAnsi="Times New Roman" w:eastAsia="Times New Roman" w:cs="Times New Roman"/>
+          <w:b w:val="0"/>
+          <w:bCs w:val="0"/>
+          <w:lang w:val="es-ES"/>
+        </w:rPr>
+        <w:t xml:space="preserve"> y usar el software preinstalado </w:t>
+      </w:r>
+      <w:r>
+        <w:rPr>
+          <w:rFonts w:ascii="Times New Roman" w:hAnsi="Times New Roman" w:eastAsia="Times New Roman" w:cs="Times New Roman"/>
+          <w:b w:val="0"/>
+          <w:bCs w:val="0"/>
+          <w:lang w:val="es-ES"/>
+        </w:rPr>
+        <w:t>ChirpStack</w:t>
+      </w:r>
+      <w:r>
+        <w:rPr>
+          <w:rFonts w:ascii="Times New Roman" w:hAnsi="Times New Roman" w:eastAsia="Times New Roman" w:cs="Times New Roman"/>
+          <w:b w:val="0"/>
+          <w:bCs w:val="0"/>
+          <w:lang w:val="es-ES"/>
+        </w:rPr>
+        <w:t xml:space="preserve"> para enviar los datos a un pc con </w:t>
+      </w:r>
+      <w:r>
+        <w:rPr>
+          <w:rFonts w:ascii="Times New Roman" w:hAnsi="Times New Roman" w:eastAsia="Times New Roman" w:cs="Times New Roman"/>
+          <w:b w:val="0"/>
+          <w:bCs w:val="0"/>
+          <w:lang w:val="es-ES"/>
+        </w:rPr>
+        <w:t>windows</w:t>
+      </w:r>
+      <w:r>
+        <w:rPr>
+          <w:rFonts w:ascii="Times New Roman" w:hAnsi="Times New Roman" w:eastAsia="Times New Roman" w:cs="Times New Roman"/>
+          <w:b w:val="0"/>
+          <w:bCs w:val="0"/>
+          <w:lang w:val="es-ES"/>
+        </w:rPr>
+        <w:t>.</w:t>
+      </w:r>
+    </w:p>
+    <w:p>
+      <w:pPr>
+        <w:pStyle w:val="ListParagraph"/>
+        <w:numPr>
+          <w:ilvl w:val="0"/>
+          <w:numId w:val="1"/>
+        </w:numPr>
+        <w:jc w:val="left"/>
+        <w:rPr>
+          <w:rFonts w:ascii="Times New Roman" w:hAnsi="Times New Roman" w:eastAsia="Times New Roman" w:cs="Times New Roman"/>
+          <w:b w:val="0"/>
+          <w:bCs w:val="0"/>
+          <w:lang w:val="es-ES"/>
+        </w:rPr>
+      </w:pPr>
+      <w:r>
+        <w:rPr>
+          <w:rFonts w:ascii="Times New Roman" w:hAnsi="Times New Roman" w:eastAsia="Times New Roman" w:cs="Times New Roman"/>
+          <w:b w:val="0"/>
+          <w:bCs w:val="0"/>
+          <w:lang w:val="es-ES"/>
+        </w:rPr>
+        <w:t xml:space="preserve">Pc: de preferencia se usará un mini pc de baja potencia, esta se comunicará mediante wifi con el </w:t>
+      </w:r>
+      <w:r>
+        <w:rPr>
+          <w:rFonts w:ascii="Times New Roman" w:hAnsi="Times New Roman" w:eastAsia="Times New Roman" w:cs="Times New Roman"/>
+          <w:b w:val="0"/>
+          <w:bCs w:val="0"/>
+          <w:lang w:val="es-ES"/>
+        </w:rPr>
+        <w:t>gateway</w:t>
+      </w:r>
+      <w:r>
+        <w:rPr>
+          <w:rFonts w:ascii="Times New Roman" w:hAnsi="Times New Roman" w:eastAsia="Times New Roman" w:cs="Times New Roman"/>
+          <w:b w:val="0"/>
+          <w:bCs w:val="0"/>
+          <w:lang w:val="es-ES"/>
+        </w:rPr>
+        <w:t xml:space="preserve"> para recibir los datos y mostrarlos de manera local en el navegador con una aplicación de Angular y/o crear un servidor web para que esta aplicación sea accesible desde cualquier dispositivo.</w:t>
+      </w:r>
+    </w:p>
+    <w:p>
+      <w:pPr>
+        <w:pStyle w:val="ListParagraph"/>
+        <w:ind w:left="720"/>
+        <w:jc w:val="center"/>
+        <w:rPr>
+          <w:rFonts w:ascii="Times New Roman" w:hAnsi="Times New Roman" w:eastAsia="Times New Roman" w:cs="Times New Roman"/>
+          <w:b w:val="0"/>
+          <w:bCs w:val="0"/>
+          <w:lang w:val="es-ES"/>
+        </w:rPr>
+      </w:pPr>
+      <w:r>
+        <w:rPr>
+          <w:rFonts w:ascii="Times New Roman" w:hAnsi="Times New Roman" w:eastAsia="Times New Roman" w:cs="Times New Roman"/>
+          <w:b w:val="0"/>
+          <w:bCs w:val="0"/>
+          <w:lang w:val="es-ES"/>
+        </w:rPr>
+        <w:t>Software:</w:t>
+      </w:r>
+    </w:p>
+    <w:p>
+      <w:pPr>
+        <w:pStyle w:val="ListParagraph"/>
+        <w:numPr>
+          <w:ilvl w:val="0"/>
+          <w:numId w:val="2"/>
+        </w:numPr>
+        <w:jc w:val="left"/>
+        <w:rPr>
+          <w:rFonts w:ascii="Times New Roman" w:hAnsi="Times New Roman" w:eastAsia="Times New Roman" w:cs="Times New Roman"/>
+          <w:b w:val="0"/>
+          <w:bCs w:val="0"/>
+          <w:lang w:val="es-ES"/>
+        </w:rPr>
+      </w:pPr>
+      <w:r>
+        <w:rPr>
+          <w:rFonts w:ascii="Times New Roman" w:hAnsi="Times New Roman" w:eastAsia="Times New Roman" w:cs="Times New Roman"/>
+          <w:b w:val="0"/>
+          <w:bCs w:val="0"/>
+          <w:lang w:val="es-ES"/>
+        </w:rPr>
+        <w:t>ChirpStack: una plataforma de IoT que puede correr de forma local una vez instalada en el gateway</w:t>
+      </w:r>
+    </w:p>
+    <w:p>
+      <w:pPr>
+        <w:pStyle w:val="ListParagraph"/>
+        <w:numPr>
+          <w:ilvl w:val="0"/>
+          <w:numId w:val="2"/>
+        </w:numPr>
+        <w:jc w:val="left"/>
+        <w:rPr>
+          <w:rFonts w:ascii="Times New Roman" w:hAnsi="Times New Roman" w:eastAsia="Times New Roman" w:cs="Times New Roman"/>
+          <w:b w:val="0"/>
+          <w:bCs w:val="0"/>
+          <w:lang w:val="es-ES"/>
+        </w:rPr>
+      </w:pPr>
+      <w:r>
+        <w:rPr>
+          <w:rFonts w:ascii="Times New Roman" w:hAnsi="Times New Roman" w:eastAsia="Times New Roman" w:cs="Times New Roman"/>
+          <w:b w:val="0"/>
+          <w:bCs w:val="0"/>
+          <w:lang w:val="es-ES"/>
+        </w:rPr>
+        <w:t>Xaamp: un servidor para windows, lo usaremos para recibir datos (para esto, se tendrá un código php que recibirá los datos escribiéndolos en un archivo de texto temporal)</w:t>
+      </w:r>
+    </w:p>
+    <w:p>
+      <w:pPr>
+        <w:pStyle w:val="ListParagraph"/>
+        <w:numPr>
+          <w:ilvl w:val="0"/>
+          <w:numId w:val="2"/>
+        </w:numPr>
+        <w:jc w:val="left"/>
+        <w:rPr>
+          <w:rFonts w:ascii="Times New Roman" w:hAnsi="Times New Roman" w:eastAsia="Times New Roman" w:cs="Times New Roman"/>
+          <w:b w:val="0"/>
+          <w:bCs w:val="0"/>
+          <w:lang w:val="es-ES"/>
+        </w:rPr>
+      </w:pPr>
+      <w:r>
+        <w:rPr>
+          <w:rFonts w:ascii="Times New Roman" w:hAnsi="Times New Roman" w:eastAsia="Times New Roman" w:cs="Times New Roman"/>
+          <w:b w:val="0"/>
+          <w:bCs w:val="0"/>
+          <w:lang w:val="es-ES"/>
+        </w:rPr>
+        <w:t>Python: tendremos dos archivos con código python, un dataManager que cada cierto tiempo (por ejemplo, a diario) limpia el archivo temporal en donde se reciben los datos y almacena dichos datos con una mejor organización en el disco duros. El segundo archivo de código se encargará de leer los datos del archivo temporal y/o los datos almacenados por el datamanager para cambiar su formato a uno legible por la aplicación angular. Luego, se integra un api a este código que expone estos archivos para que la app de angular los pueda usar.</w:t>
+      </w:r>
+    </w:p>
+    <w:p>
+      <w:pPr>
+        <w:pStyle w:val="ListParagraph"/>
+        <w:numPr>
+          <w:ilvl w:val="0"/>
+          <w:numId w:val="2"/>
+        </w:numPr>
+        <w:jc w:val="left"/>
+        <w:rPr>
+          <w:rFonts w:ascii="Times New Roman" w:hAnsi="Times New Roman" w:eastAsia="Times New Roman" w:cs="Times New Roman"/>
+          <w:b w:val="0"/>
+          <w:bCs w:val="0"/>
+          <w:lang w:val="es-ES"/>
+        </w:rPr>
+      </w:pPr>
+      <w:r>
+        <w:rPr>
+          <w:rFonts w:ascii="Times New Roman" w:hAnsi="Times New Roman" w:eastAsia="Times New Roman" w:cs="Times New Roman"/>
+          <w:b w:val="0"/>
+          <w:bCs w:val="0"/>
+          <w:lang w:val="es-ES"/>
+        </w:rPr>
+        <w:t>Angular: esta obtiene los datos de la api mediante una llamada http y los transforma a objetos de una clase anteriormente definida, para luego, usar librerías como ngx-chart y google maps para mostrar estos datos.</w:t>
+      </w:r>
+    </w:p>
+    <w:p>
+      <w:pPr>
+        <w:pStyle w:val="ListParagraph"/>
+        <w:ind w:left="1080"/>
+        <w:jc w:val="left"/>
+        <w:rPr>
+          <w:rFonts w:ascii="Times New Roman" w:hAnsi="Times New Roman" w:eastAsia="Times New Roman" w:cs="Times New Roman"/>
+          <w:b w:val="0"/>
+          <w:bCs w:val="0"/>
+          <w:lang w:val="es-ES"/>
+        </w:rPr>
+      </w:pPr>
+    </w:p>
+    <w:p>
+      <w:pPr>
+        <w:pStyle w:val="ListParagraph"/>
+        <w:ind w:left="1080"/>
+        <w:jc w:val="left"/>
+        <w:rPr>
+          <w:rFonts w:ascii="Times New Roman" w:hAnsi="Times New Roman" w:eastAsia="Times New Roman" w:cs="Times New Roman"/>
+          <w:b w:val="1"/>
+          <w:bCs w:val="1"/>
+          <w:i w:val="0"/>
+          <w:iCs w:val="0"/>
+          <w:lang w:val="es-ES"/>
+        </w:rPr>
+      </w:pPr>
+      <w:r>
+        <w:rPr>
+          <w:rFonts w:ascii="Times New Roman" w:hAnsi="Times New Roman" w:eastAsia="Times New Roman" w:cs="Times New Roman"/>
+          <w:b w:val="1"/>
+          <w:bCs w:val="1"/>
+          <w:i w:val="0"/>
+          <w:iCs w:val="0"/>
+          <w:lang w:val="es-ES"/>
+        </w:rPr>
+        <w:t xml:space="preserve">Nota: en este documento nos enfocaremos a partir del uso del servidor </w:t>
+      </w:r>
+      <w:r>
+        <w:rPr>
+          <w:rFonts w:ascii="Times New Roman" w:hAnsi="Times New Roman" w:eastAsia="Times New Roman" w:cs="Times New Roman"/>
+          <w:b w:val="1"/>
+          <w:bCs w:val="1"/>
+          <w:i w:val="0"/>
+          <w:iCs w:val="0"/>
+          <w:lang w:val="es-ES"/>
+        </w:rPr>
+        <w:t>xaamp</w:t>
+      </w:r>
+      <w:r>
+        <w:rPr>
+          <w:rFonts w:ascii="Times New Roman" w:hAnsi="Times New Roman" w:eastAsia="Times New Roman" w:cs="Times New Roman"/>
+          <w:b w:val="1"/>
+          <w:bCs w:val="1"/>
+          <w:i w:val="0"/>
+          <w:iCs w:val="0"/>
+          <w:lang w:val="es-ES"/>
+        </w:rPr>
+        <w:t xml:space="preserve"> y del pc, detalles sobre el uso de </w:t>
+      </w:r>
+      <w:r>
+        <w:rPr>
+          <w:rFonts w:ascii="Times New Roman" w:hAnsi="Times New Roman" w:eastAsia="Times New Roman" w:cs="Times New Roman"/>
+          <w:b w:val="1"/>
+          <w:bCs w:val="1"/>
+          <w:i w:val="0"/>
+          <w:iCs w:val="0"/>
+          <w:lang w:val="es-ES"/>
+        </w:rPr>
+        <w:t>gateway</w:t>
+      </w:r>
+      <w:r>
+        <w:rPr>
+          <w:rFonts w:ascii="Times New Roman" w:hAnsi="Times New Roman" w:eastAsia="Times New Roman" w:cs="Times New Roman"/>
+          <w:b w:val="1"/>
+          <w:bCs w:val="1"/>
+          <w:i w:val="0"/>
+          <w:iCs w:val="0"/>
+          <w:lang w:val="es-ES"/>
+        </w:rPr>
+        <w:t xml:space="preserve">, sensores y otros procesos anteriores a la llegada de los datos al </w:t>
+      </w:r>
+      <w:r>
+        <w:rPr>
+          <w:rFonts w:ascii="Times New Roman" w:hAnsi="Times New Roman" w:eastAsia="Times New Roman" w:cs="Times New Roman"/>
+          <w:b w:val="1"/>
+          <w:bCs w:val="1"/>
+          <w:i w:val="0"/>
+          <w:iCs w:val="0"/>
+          <w:lang w:val="es-ES"/>
+        </w:rPr>
+        <w:t>windows</w:t>
+      </w:r>
+      <w:r>
+        <w:rPr>
+          <w:rFonts w:ascii="Times New Roman" w:hAnsi="Times New Roman" w:eastAsia="Times New Roman" w:cs="Times New Roman"/>
+          <w:b w:val="1"/>
+          <w:bCs w:val="1"/>
+          <w:i w:val="0"/>
+          <w:iCs w:val="0"/>
+          <w:lang w:val="es-ES"/>
+        </w:rPr>
+        <w:t xml:space="preserve"> pc serán detallados en los informes de los otros miembros del grupo, mencionados al inicio de este </w:t>
+      </w:r>
+      <w:r>
+        <w:rPr>
+          <w:rFonts w:ascii="Times New Roman" w:hAnsi="Times New Roman" w:eastAsia="Times New Roman" w:cs="Times New Roman"/>
+          <w:b w:val="1"/>
+          <w:bCs w:val="1"/>
+          <w:i w:val="0"/>
+          <w:iCs w:val="0"/>
+          <w:lang w:val="es-ES"/>
+        </w:rPr>
+        <w:t>technical</w:t>
+      </w:r>
+      <w:r>
+        <w:rPr>
+          <w:rFonts w:ascii="Times New Roman" w:hAnsi="Times New Roman" w:eastAsia="Times New Roman" w:cs="Times New Roman"/>
+          <w:b w:val="1"/>
+          <w:bCs w:val="1"/>
+          <w:i w:val="0"/>
+          <w:iCs w:val="0"/>
+          <w:lang w:val="es-ES"/>
+        </w:rPr>
+        <w:t xml:space="preserve"> </w:t>
+      </w:r>
+      <w:r>
+        <w:rPr>
+          <w:rFonts w:ascii="Times New Roman" w:hAnsi="Times New Roman" w:eastAsia="Times New Roman" w:cs="Times New Roman"/>
+          <w:b w:val="1"/>
+          <w:bCs w:val="1"/>
+          <w:i w:val="0"/>
+          <w:iCs w:val="0"/>
+          <w:lang w:val="es-ES"/>
+        </w:rPr>
+        <w:t>summary</w:t>
+      </w:r>
+      <w:r>
+        <w:rPr>
+          <w:rFonts w:ascii="Times New Roman" w:hAnsi="Times New Roman" w:eastAsia="Times New Roman" w:cs="Times New Roman"/>
+          <w:b w:val="1"/>
+          <w:bCs w:val="1"/>
+          <w:i w:val="0"/>
+          <w:iCs w:val="0"/>
+          <w:lang w:val="es-ES"/>
+        </w:rPr>
+        <w:t>.</w:t>
+      </w:r>
+    </w:p>
+    <w:p>
+      <w:pPr>
+        <w:pStyle w:val="ListParagraph"/>
+        <w:ind w:left="1080"/>
+        <w:jc w:val="left"/>
+        <w:rPr>
+          <w:rFonts w:ascii="Times New Roman" w:hAnsi="Times New Roman" w:eastAsia="Times New Roman" w:cs="Times New Roman"/>
+          <w:b w:val="1"/>
+          <w:bCs w:val="1"/>
+          <w:i w:val="0"/>
+          <w:iCs w:val="0"/>
+          <w:lang w:val="es-ES"/>
+        </w:rPr>
+      </w:pPr>
+    </w:p>
+    <w:p>
+      <w:pPr>
+        <w:pStyle w:val="Normal"/>
+        <w:ind w:left="0"/>
+        <w:jc w:val="center"/>
+        <w:rPr>
+          <w:rFonts w:ascii="Times New Roman" w:hAnsi="Times New Roman" w:eastAsia="Times New Roman" w:cs="Times New Roman"/>
+          <w:b w:val="1"/>
+          <w:bCs w:val="1"/>
+          <w:i w:val="0"/>
+          <w:iCs w:val="0"/>
+          <w:lang w:val="es-ES"/>
+        </w:rPr>
+      </w:pPr>
+      <w:r>
+        <w:rPr>
+          <w:rFonts w:ascii="Times New Roman" w:hAnsi="Times New Roman" w:eastAsia="Times New Roman" w:cs="Times New Roman"/>
+          <w:b w:val="1"/>
+          <w:bCs w:val="1"/>
+          <w:i w:val="0"/>
+          <w:iCs w:val="0"/>
+          <w:lang w:val="es-ES"/>
+        </w:rPr>
+        <w:t>How</w:t>
+      </w:r>
+      <w:r>
+        <w:rPr>
+          <w:rFonts w:ascii="Times New Roman" w:hAnsi="Times New Roman" w:eastAsia="Times New Roman" w:cs="Times New Roman"/>
+          <w:b w:val="1"/>
+          <w:bCs w:val="1"/>
+          <w:i w:val="0"/>
+          <w:iCs w:val="0"/>
+          <w:lang w:val="es-ES"/>
+        </w:rPr>
+        <w:t xml:space="preserve"> </w:t>
+      </w:r>
+      <w:r>
+        <w:rPr>
+          <w:rFonts w:ascii="Times New Roman" w:hAnsi="Times New Roman" w:eastAsia="Times New Roman" w:cs="Times New Roman"/>
+          <w:b w:val="1"/>
+          <w:bCs w:val="1"/>
+          <w:i w:val="0"/>
+          <w:iCs w:val="0"/>
+          <w:lang w:val="es-ES"/>
+        </w:rPr>
+        <w:t>to</w:t>
+      </w:r>
+      <w:r>
+        <w:rPr>
+          <w:rFonts w:ascii="Times New Roman" w:hAnsi="Times New Roman" w:eastAsia="Times New Roman" w:cs="Times New Roman"/>
+          <w:b w:val="1"/>
+          <w:bCs w:val="1"/>
+          <w:i w:val="0"/>
+          <w:iCs w:val="0"/>
+          <w:lang w:val="es-ES"/>
+        </w:rPr>
+        <w:t xml:space="preserve"> run </w:t>
+      </w:r>
+      <w:r>
+        <w:rPr>
+          <w:rFonts w:ascii="Times New Roman" w:hAnsi="Times New Roman" w:eastAsia="Times New Roman" w:cs="Times New Roman"/>
+          <w:b w:val="1"/>
+          <w:bCs w:val="1"/>
+          <w:i w:val="0"/>
+          <w:iCs w:val="0"/>
+          <w:lang w:val="es-ES"/>
+        </w:rPr>
+        <w:t>the</w:t>
+      </w:r>
+      <w:r>
+        <w:rPr>
+          <w:rFonts w:ascii="Times New Roman" w:hAnsi="Times New Roman" w:eastAsia="Times New Roman" w:cs="Times New Roman"/>
+          <w:b w:val="1"/>
+          <w:bCs w:val="1"/>
+          <w:i w:val="0"/>
+          <w:iCs w:val="0"/>
+          <w:lang w:val="es-ES"/>
+        </w:rPr>
+        <w:t xml:space="preserve"> </w:t>
+      </w:r>
+      <w:r>
+        <w:rPr>
+          <w:rFonts w:ascii="Times New Roman" w:hAnsi="Times New Roman" w:eastAsia="Times New Roman" w:cs="Times New Roman"/>
+          <w:b w:val="1"/>
+          <w:bCs w:val="1"/>
+          <w:i w:val="0"/>
+          <w:iCs w:val="0"/>
+          <w:lang w:val="es-ES"/>
+        </w:rPr>
+        <w:t>project</w:t>
+      </w:r>
+      <w:r>
+        <w:rPr>
+          <w:rFonts w:ascii="Times New Roman" w:hAnsi="Times New Roman" w:eastAsia="Times New Roman" w:cs="Times New Roman"/>
+          <w:b w:val="1"/>
+          <w:bCs w:val="1"/>
+          <w:i w:val="0"/>
+          <w:iCs w:val="0"/>
+          <w:lang w:val="es-ES"/>
+        </w:rPr>
+        <w:t>:</w:t>
+      </w:r>
+    </w:p>
+    <w:p>
+      <w:pPr>
+        <w:pStyle w:val="Normal"/>
+        <w:ind w:left="0"/>
+        <w:jc w:val="center"/>
+        <w:rPr>
+          <w:rFonts w:ascii="Times New Roman" w:hAnsi="Times New Roman" w:eastAsia="Times New Roman" w:cs="Times New Roman"/>
+          <w:b w:val="1"/>
+          <w:bCs w:val="1"/>
+          <w:i w:val="0"/>
+          <w:iCs w:val="0"/>
+          <w:lang w:val="es-ES"/>
+        </w:rPr>
+      </w:pPr>
+      <w:r>
+        <w:rPr>
+          <w:rFonts w:ascii="Times New Roman" w:hAnsi="Times New Roman" w:eastAsia="Times New Roman" w:cs="Times New Roman"/>
+          <w:b w:val="1"/>
+          <w:bCs w:val="1"/>
+          <w:i w:val="0"/>
+          <w:iCs w:val="0"/>
+          <w:lang w:val="es-ES"/>
+        </w:rPr>
+        <w:t>Prerequisites</w:t>
+      </w:r>
+      <w:r>
+        <w:rPr>
+          <w:rFonts w:ascii="Times New Roman" w:hAnsi="Times New Roman" w:eastAsia="Times New Roman" w:cs="Times New Roman"/>
+          <w:b w:val="1"/>
+          <w:bCs w:val="1"/>
+          <w:i w:val="0"/>
+          <w:iCs w:val="0"/>
+          <w:lang w:val="es-ES"/>
+        </w:rPr>
+        <w:t xml:space="preserve">: </w:t>
+      </w:r>
+    </w:p>
+    <w:p>
+      <w:pPr>
+        <w:pStyle w:val="Normal"/>
+        <w:ind w:left="0"/>
+        <w:jc w:val="left"/>
+        <w:rPr>
+          <w:rFonts w:ascii="Times New Roman" w:hAnsi="Times New Roman" w:eastAsia="Times New Roman" w:cs="Times New Roman"/>
+          <w:b w:val="0"/>
+          <w:bCs w:val="0"/>
+          <w:i w:val="0"/>
+          <w:iCs w:val="0"/>
+          <w:lang w:val="en-US"/>
+        </w:rPr>
+      </w:pPr>
+      <w:r>
+        <w:rPr>
+          <w:rFonts w:ascii="Times New Roman" w:hAnsi="Times New Roman" w:eastAsia="Times New Roman" w:cs="Times New Roman"/>
+          <w:b w:val="0"/>
+          <w:bCs w:val="0"/>
+          <w:i w:val="0"/>
+          <w:iCs w:val="0"/>
+          <w:lang w:val="en-US"/>
+        </w:rPr>
+        <w:t xml:space="preserve">It is likely that you do not have most of the </w:t>
+      </w:r>
+      <w:r>
+        <w:rPr>
+          <w:rFonts w:ascii="Times New Roman" w:hAnsi="Times New Roman" w:eastAsia="Times New Roman" w:cs="Times New Roman"/>
+          <w:b w:val="0"/>
+          <w:bCs w:val="0"/>
+          <w:i w:val="0"/>
+          <w:iCs w:val="0"/>
+          <w:lang w:val="en-US"/>
+        </w:rPr>
+        <w:t>prerrequisites</w:t>
+      </w:r>
+      <w:r>
+        <w:rPr>
+          <w:rFonts w:ascii="Times New Roman" w:hAnsi="Times New Roman" w:eastAsia="Times New Roman" w:cs="Times New Roman"/>
+          <w:b w:val="0"/>
+          <w:bCs w:val="0"/>
+          <w:i w:val="0"/>
+          <w:iCs w:val="0"/>
+          <w:lang w:val="en-US"/>
+        </w:rPr>
+        <w:t xml:space="preserve"> below, but don´t worry, all that are popular technologies an</w:t>
+      </w:r>
+      <w:r>
+        <w:rPr>
+          <w:rFonts w:ascii="Times New Roman" w:hAnsi="Times New Roman" w:eastAsia="Times New Roman" w:cs="Times New Roman"/>
+          <w:b w:val="0"/>
+          <w:bCs w:val="0"/>
+          <w:i w:val="0"/>
+          <w:iCs w:val="0"/>
+          <w:lang w:val="en-US"/>
+        </w:rPr>
+        <w:t xml:space="preserve">d you can find a lot of tutorials on internet. Direct links and commands will </w:t>
+      </w:r>
+      <w:r>
+        <w:rPr>
+          <w:rFonts w:ascii="Times New Roman" w:hAnsi="Times New Roman" w:eastAsia="Times New Roman" w:cs="Times New Roman"/>
+          <w:b w:val="0"/>
+          <w:bCs w:val="0"/>
+          <w:i w:val="0"/>
+          <w:iCs w:val="0"/>
+          <w:lang w:val="en-US"/>
+        </w:rPr>
+        <w:t>be also</w:t>
+      </w:r>
+      <w:r>
+        <w:rPr>
+          <w:rFonts w:ascii="Times New Roman" w:hAnsi="Times New Roman" w:eastAsia="Times New Roman" w:cs="Times New Roman"/>
+          <w:b w:val="0"/>
+          <w:bCs w:val="0"/>
+          <w:i w:val="0"/>
+          <w:iCs w:val="0"/>
+          <w:lang w:val="en-US"/>
+        </w:rPr>
+        <w:t xml:space="preserve"> provided below for faster </w:t>
+      </w:r>
+      <w:r>
+        <w:rPr>
+          <w:rFonts w:ascii="Times New Roman" w:hAnsi="Times New Roman" w:eastAsia="Times New Roman" w:cs="Times New Roman"/>
+          <w:b w:val="0"/>
+          <w:bCs w:val="0"/>
+          <w:i w:val="0"/>
+          <w:iCs w:val="0"/>
+          <w:lang w:val="en-US"/>
+        </w:rPr>
+        <w:t xml:space="preserve">installation </w:t>
+      </w:r>
+      <w:r>
+        <w:rPr>
+          <w:rFonts w:ascii="Times New Roman" w:hAnsi="Times New Roman" w:eastAsia="Times New Roman" w:cs="Times New Roman"/>
+          <w:b w:val="0"/>
+          <w:bCs w:val="0"/>
+          <w:i w:val="0"/>
+          <w:iCs w:val="0"/>
+          <w:lang w:val="en-US"/>
+        </w:rPr>
+        <w:t>but</w:t>
+      </w:r>
+      <w:r>
+        <w:rPr>
+          <w:rFonts w:ascii="Times New Roman" w:hAnsi="Times New Roman" w:eastAsia="Times New Roman" w:cs="Times New Roman"/>
+          <w:b w:val="0"/>
+          <w:bCs w:val="0"/>
+          <w:i w:val="0"/>
+          <w:iCs w:val="0"/>
+          <w:lang w:val="en-US"/>
+        </w:rPr>
+        <w:t xml:space="preserve"> is recommended that you </w:t>
+      </w:r>
+      <w:r>
+        <w:rPr>
+          <w:rFonts w:ascii="Times New Roman" w:hAnsi="Times New Roman" w:eastAsia="Times New Roman" w:cs="Times New Roman"/>
+          <w:b w:val="0"/>
+          <w:bCs w:val="0"/>
+          <w:i w:val="0"/>
+          <w:iCs w:val="0"/>
+          <w:lang w:val="en-US"/>
+        </w:rPr>
+        <w:t xml:space="preserve">learn more about how </w:t>
+      </w:r>
+      <w:r>
+        <w:rPr>
+          <w:rFonts w:ascii="Times New Roman" w:hAnsi="Times New Roman" w:eastAsia="Times New Roman" w:cs="Times New Roman"/>
+          <w:b w:val="0"/>
+          <w:bCs w:val="0"/>
+          <w:i w:val="0"/>
+          <w:iCs w:val="0"/>
+          <w:lang w:val="en-US"/>
+        </w:rPr>
+        <w:t xml:space="preserve">these technologies </w:t>
+      </w:r>
+      <w:r>
+        <w:rPr>
+          <w:rFonts w:ascii="Times New Roman" w:hAnsi="Times New Roman" w:eastAsia="Times New Roman" w:cs="Times New Roman"/>
+          <w:b w:val="0"/>
+          <w:bCs w:val="0"/>
+          <w:i w:val="0"/>
+          <w:iCs w:val="0"/>
+          <w:lang w:val="en-US"/>
+        </w:rPr>
+        <w:t>works.</w:t>
+      </w:r>
+    </w:p>
+    <w:p>
+      <w:pPr>
+        <w:pStyle w:val="ListParagraph"/>
+        <w:numPr>
+          <w:ilvl w:val="0"/>
+          <w:numId w:val="5"/>
+        </w:numPr>
+        <w:jc w:val="left"/>
+        <w:rPr>
+          <w:rFonts w:ascii="Times New Roman" w:hAnsi="Times New Roman" w:eastAsia="Times New Roman" w:cs="Times New Roman"/>
+          <w:b w:val="0"/>
+          <w:bCs w:val="0"/>
+          <w:i w:val="0"/>
+          <w:iCs w:val="0"/>
+          <w:lang w:val="en-US"/>
+        </w:rPr>
+      </w:pPr>
+      <w:r>
+        <w:rPr>
+          <w:rFonts w:ascii="Times New Roman" w:hAnsi="Times New Roman" w:eastAsia="Times New Roman" w:cs="Times New Roman"/>
+          <w:b w:val="0"/>
+          <w:bCs w:val="0"/>
+          <w:i w:val="0"/>
+          <w:iCs w:val="0"/>
+          <w:lang w:val="en-US"/>
+        </w:rPr>
+        <w:t xml:space="preserve">Install </w:t>
+      </w:r>
+      <w:r>
+        <w:rPr>
+          <w:rFonts w:ascii="Times New Roman" w:hAnsi="Times New Roman" w:eastAsia="Times New Roman" w:cs="Times New Roman"/>
+          <w:b w:val="0"/>
+          <w:bCs w:val="0"/>
+          <w:i w:val="0"/>
+          <w:iCs w:val="0"/>
+          <w:lang w:val="en-US"/>
+        </w:rPr>
+        <w:t xml:space="preserve">Node </w:t>
+      </w:r>
+      <w:r>
+        <w:rPr>
+          <w:rFonts w:ascii="Times New Roman" w:hAnsi="Times New Roman" w:eastAsia="Times New Roman" w:cs="Times New Roman"/>
+          <w:b w:val="0"/>
+          <w:bCs w:val="0"/>
+          <w:i w:val="0"/>
+          <w:iCs w:val="0"/>
+          <w:lang w:val="en-US"/>
+        </w:rPr>
+        <w:t>Js</w:t>
+      </w:r>
+      <w:r>
+        <w:rPr>
+          <w:rFonts w:ascii="Times New Roman" w:hAnsi="Times New Roman" w:eastAsia="Times New Roman" w:cs="Times New Roman"/>
+          <w:b w:val="0"/>
+          <w:bCs w:val="0"/>
+          <w:i w:val="0"/>
+          <w:iCs w:val="0"/>
+          <w:lang w:val="en-US"/>
+        </w:rPr>
+        <w:t xml:space="preserve"> and </w:t>
+      </w:r>
+      <w:r>
+        <w:rPr>
+          <w:rFonts w:ascii="Times New Roman" w:hAnsi="Times New Roman" w:eastAsia="Times New Roman" w:cs="Times New Roman"/>
+          <w:b w:val="0"/>
+          <w:bCs w:val="0"/>
+          <w:i w:val="0"/>
+          <w:iCs w:val="0"/>
+          <w:lang w:val="en-US"/>
+        </w:rPr>
+        <w:t>npm</w:t>
+      </w:r>
+      <w:r>
+        <w:rPr>
+          <w:rFonts w:ascii="Times New Roman" w:hAnsi="Times New Roman" w:eastAsia="Times New Roman" w:cs="Times New Roman"/>
+          <w:b w:val="0"/>
+          <w:bCs w:val="0"/>
+          <w:i w:val="0"/>
+          <w:iCs w:val="0"/>
+          <w:lang w:val="en-US"/>
+        </w:rPr>
+        <w:t xml:space="preserve">: </w:t>
+      </w:r>
+      <w:hyperlink r:id="R9c19c03ea0b249d3">
+        <w:r>
+          <w:rPr>
+            <w:rStyle w:val="Hyperlink"/>
+            <w:rFonts w:ascii="Times New Roman" w:hAnsi="Times New Roman" w:eastAsia="Times New Roman" w:cs="Times New Roman"/>
+            <w:b w:val="0"/>
+            <w:bCs w:val="0"/>
+            <w:i w:val="0"/>
+            <w:iCs w:val="0"/>
+            <w:lang w:val="en-US"/>
+          </w:rPr>
+          <w:t>https://nodejs.org/en/download/package-manager</w:t>
+        </w:r>
+      </w:hyperlink>
+    </w:p>
+    <w:p>
+      <w:pPr>
+        <w:pStyle w:val="ListParagraph"/>
+        <w:numPr>
+          <w:ilvl w:val="0"/>
+          <w:numId w:val="5"/>
+        </w:numPr>
+        <w:jc w:val="left"/>
+        <w:rPr>
+          <w:rFonts w:ascii="Times New Roman" w:hAnsi="Times New Roman" w:eastAsia="Times New Roman" w:cs="Times New Roman"/>
+          <w:b w:val="0"/>
+          <w:bCs w:val="0"/>
+          <w:i w:val="0"/>
+          <w:iCs w:val="0"/>
+          <w:lang w:val="en-US"/>
+        </w:rPr>
+      </w:pPr>
+      <w:r>
+        <w:rPr>
+          <w:rFonts w:ascii="Times New Roman" w:hAnsi="Times New Roman" w:eastAsia="Times New Roman" w:cs="Times New Roman"/>
+          <w:b w:val="0"/>
+          <w:bCs w:val="0"/>
+          <w:i w:val="0"/>
+          <w:iCs w:val="0"/>
+          <w:lang w:val="en-US"/>
+        </w:rPr>
+        <w:t xml:space="preserve">Using </w:t>
+      </w:r>
+      <w:r>
+        <w:rPr>
+          <w:rFonts w:ascii="Times New Roman" w:hAnsi="Times New Roman" w:eastAsia="Times New Roman" w:cs="Times New Roman"/>
+          <w:b w:val="0"/>
+          <w:bCs w:val="0"/>
+          <w:i w:val="0"/>
+          <w:iCs w:val="0"/>
+          <w:lang w:val="en-US"/>
+        </w:rPr>
+        <w:t>npm</w:t>
+      </w:r>
+      <w:r>
+        <w:rPr>
+          <w:rFonts w:ascii="Times New Roman" w:hAnsi="Times New Roman" w:eastAsia="Times New Roman" w:cs="Times New Roman"/>
+          <w:b w:val="0"/>
+          <w:bCs w:val="0"/>
+          <w:i w:val="0"/>
+          <w:iCs w:val="0"/>
+          <w:lang w:val="en-US"/>
+        </w:rPr>
+        <w:t xml:space="preserve"> before installed, i</w:t>
+      </w:r>
+      <w:r>
+        <w:rPr>
+          <w:rFonts w:ascii="Times New Roman" w:hAnsi="Times New Roman" w:eastAsia="Times New Roman" w:cs="Times New Roman"/>
+          <w:b w:val="0"/>
+          <w:bCs w:val="0"/>
+          <w:i w:val="0"/>
+          <w:iCs w:val="0"/>
+          <w:lang w:val="en-US"/>
+        </w:rPr>
+        <w:t xml:space="preserve">nstall angular with the command: </w:t>
+      </w:r>
+      <w:r>
+        <w:rPr>
+          <w:rFonts w:ascii="Times New Roman" w:hAnsi="Times New Roman" w:eastAsia="Times New Roman" w:cs="Times New Roman"/>
+          <w:b w:val="0"/>
+          <w:bCs w:val="0"/>
+          <w:i w:val="0"/>
+          <w:iCs w:val="0"/>
+          <w:lang w:val="en-US"/>
+        </w:rPr>
+        <w:t>npm</w:t>
+      </w:r>
+      <w:r>
+        <w:rPr>
+          <w:rFonts w:ascii="Times New Roman" w:hAnsi="Times New Roman" w:eastAsia="Times New Roman" w:cs="Times New Roman"/>
+          <w:b w:val="0"/>
+          <w:bCs w:val="0"/>
+          <w:i w:val="0"/>
+          <w:iCs w:val="0"/>
+          <w:lang w:val="en-US"/>
+        </w:rPr>
+        <w:t xml:space="preserve"> install -g @angular/cli@17</w:t>
+      </w:r>
+    </w:p>
+    <w:p>
+      <w:pPr>
+        <w:pStyle w:val="ListParagraph"/>
+        <w:numPr>
+          <w:ilvl w:val="0"/>
+          <w:numId w:val="5"/>
+        </w:numPr>
+        <w:jc w:val="left"/>
+        <w:rPr>
+          <w:rFonts w:ascii="Times New Roman" w:hAnsi="Times New Roman" w:eastAsia="Times New Roman" w:cs="Times New Roman"/>
+          <w:b w:val="0"/>
+          <w:bCs w:val="0"/>
+          <w:i w:val="0"/>
+          <w:iCs w:val="0"/>
+          <w:lang w:val="en-US"/>
+        </w:rPr>
+      </w:pPr>
+      <w:r>
+        <w:rPr>
+          <w:rFonts w:ascii="Times New Roman" w:hAnsi="Times New Roman" w:eastAsia="Times New Roman" w:cs="Times New Roman"/>
+          <w:b w:val="0"/>
+          <w:bCs w:val="0"/>
+          <w:i w:val="0"/>
+          <w:iCs w:val="0"/>
+          <w:lang w:val="en-US"/>
+        </w:rPr>
+        <w:t>Xaamp</w:t>
+      </w:r>
+      <w:r>
+        <w:rPr>
+          <w:rFonts w:ascii="Times New Roman" w:hAnsi="Times New Roman" w:eastAsia="Times New Roman" w:cs="Times New Roman"/>
+          <w:b w:val="0"/>
+          <w:bCs w:val="0"/>
+          <w:i w:val="0"/>
+          <w:iCs w:val="0"/>
+          <w:lang w:val="en-US"/>
+        </w:rPr>
+        <w:t xml:space="preserve">:  </w:t>
+      </w:r>
+      <w:hyperlink r:id="R03b6df0a006046c8">
+        <w:r>
+          <w:rPr>
+            <w:rStyle w:val="Hyperlink"/>
+            <w:rFonts w:ascii="Times New Roman" w:hAnsi="Times New Roman" w:eastAsia="Times New Roman" w:cs="Times New Roman"/>
+            <w:b w:val="0"/>
+            <w:bCs w:val="0"/>
+            <w:i w:val="0"/>
+            <w:iCs w:val="0"/>
+            <w:lang w:val="en-US"/>
+          </w:rPr>
+          <w:t>https://www.apachefriends.org/</w:t>
+        </w:r>
+      </w:hyperlink>
+    </w:p>
+    <w:p>
+      <w:pPr>
+        <w:pStyle w:val="ListParagraph"/>
+        <w:numPr>
+          <w:ilvl w:val="0"/>
+          <w:numId w:val="5"/>
+        </w:numPr>
+        <w:jc w:val="left"/>
+        <w:rPr>
+          <w:rFonts w:ascii="Times New Roman" w:hAnsi="Times New Roman" w:eastAsia="Times New Roman" w:cs="Times New Roman"/>
+          <w:b w:val="0"/>
+          <w:bCs w:val="0"/>
+          <w:i w:val="0"/>
+          <w:iCs w:val="0"/>
+          <w:lang w:val="en-US"/>
+        </w:rPr>
+      </w:pPr>
+      <w:r>
+        <w:rPr>
+          <w:rFonts w:ascii="Times New Roman" w:hAnsi="Times New Roman" w:eastAsia="Times New Roman" w:cs="Times New Roman"/>
+          <w:b w:val="0"/>
+          <w:bCs w:val="0"/>
+          <w:i w:val="0"/>
+          <w:iCs w:val="0"/>
+          <w:lang w:val="en-US"/>
+        </w:rPr>
+        <w:t xml:space="preserve">Python: </w:t>
+      </w:r>
+      <w:hyperlink r:id="R2aca8e2b26a542e2">
+        <w:r>
+          <w:rPr>
+            <w:rStyle w:val="Hyperlink"/>
+            <w:rFonts w:ascii="Times New Roman" w:hAnsi="Times New Roman" w:eastAsia="Times New Roman" w:cs="Times New Roman"/>
+            <w:b w:val="0"/>
+            <w:bCs w:val="0"/>
+            <w:i w:val="0"/>
+            <w:iCs w:val="0"/>
+            <w:lang w:val="en-US"/>
+          </w:rPr>
+          <w:t>https://www.python.org/downloads/</w:t>
+        </w:r>
+      </w:hyperlink>
+    </w:p>
+    <w:p>
+      <w:pPr>
+        <w:pStyle w:val="Normal"/>
+        <w:ind w:left="708"/>
+        <w:jc w:val="center"/>
+        <w:rPr>
+          <w:rFonts w:ascii="Times New Roman" w:hAnsi="Times New Roman" w:eastAsia="Times New Roman" w:cs="Times New Roman"/>
+          <w:b w:val="0"/>
+          <w:bCs w:val="0"/>
+          <w:i w:val="0"/>
+          <w:iCs w:val="0"/>
+          <w:lang w:val="en-US"/>
+        </w:rPr>
+      </w:pPr>
+      <w:r>
+        <w:rPr>
+          <w:rFonts w:ascii="Times New Roman" w:hAnsi="Times New Roman" w:eastAsia="Times New Roman" w:cs="Times New Roman"/>
+          <w:b w:val="1"/>
+          <w:bCs w:val="1"/>
+          <w:i w:val="0"/>
+          <w:iCs w:val="0"/>
+          <w:lang w:val="en-US"/>
+        </w:rPr>
+        <w:t>How to execute:</w:t>
+      </w:r>
+    </w:p>
+    <w:p>
+      <w:pPr>
+        <w:pStyle w:val="ListParagraph"/>
+        <w:numPr>
+          <w:ilvl w:val="0"/>
+          <w:numId w:val="8"/>
+        </w:numPr>
+        <w:jc w:val="left"/>
+        <w:rPr>
+          <w:rFonts w:ascii="Times New Roman" w:hAnsi="Times New Roman" w:eastAsia="Times New Roman" w:cs="Times New Roman"/>
+          <w:b w:val="0"/>
+          <w:bCs w:val="0"/>
+          <w:i w:val="0"/>
+          <w:iCs w:val="0"/>
+          <w:lang w:val="en-US"/>
+        </w:rPr>
+      </w:pPr>
+      <w:r>
+        <w:rPr>
+          <w:rFonts w:ascii="Times New Roman" w:hAnsi="Times New Roman" w:eastAsia="Times New Roman" w:cs="Times New Roman"/>
+          <w:b w:val="0"/>
+          <w:bCs w:val="0"/>
+          <w:i w:val="0"/>
+          <w:iCs w:val="0"/>
+          <w:lang w:val="en-US"/>
+        </w:rPr>
+        <w:t xml:space="preserve">Run </w:t>
+      </w:r>
+      <w:r>
+        <w:rPr>
+          <w:rFonts w:ascii="Times New Roman" w:hAnsi="Times New Roman" w:eastAsia="Times New Roman" w:cs="Times New Roman"/>
+          <w:b w:val="0"/>
+          <w:bCs w:val="0"/>
+          <w:i w:val="0"/>
+          <w:iCs w:val="0"/>
+          <w:lang w:val="en-US"/>
+        </w:rPr>
+        <w:t>ChirpStack</w:t>
+      </w:r>
+      <w:r>
+        <w:rPr>
+          <w:rFonts w:ascii="Times New Roman" w:hAnsi="Times New Roman" w:eastAsia="Times New Roman" w:cs="Times New Roman"/>
+          <w:b w:val="0"/>
+          <w:bCs w:val="0"/>
+          <w:i w:val="0"/>
+          <w:iCs w:val="0"/>
+          <w:lang w:val="en-US"/>
+        </w:rPr>
+        <w:t xml:space="preserve"> service (ask the </w:t>
+      </w:r>
+      <w:r>
+        <w:rPr>
+          <w:rFonts w:ascii="Times New Roman" w:hAnsi="Times New Roman" w:eastAsia="Times New Roman" w:cs="Times New Roman"/>
+          <w:b w:val="0"/>
+          <w:bCs w:val="0"/>
+          <w:i w:val="0"/>
+          <w:iCs w:val="0"/>
+          <w:lang w:val="en-US"/>
+        </w:rPr>
+        <w:t>asigned</w:t>
+      </w:r>
+      <w:r>
+        <w:rPr>
+          <w:rFonts w:ascii="Times New Roman" w:hAnsi="Times New Roman" w:eastAsia="Times New Roman" w:cs="Times New Roman"/>
+          <w:b w:val="0"/>
+          <w:bCs w:val="0"/>
+          <w:i w:val="0"/>
+          <w:iCs w:val="0"/>
+          <w:lang w:val="en-US"/>
+        </w:rPr>
+        <w:t xml:space="preserve"> person specialized on </w:t>
+      </w:r>
+      <w:r>
+        <w:rPr>
+          <w:rFonts w:ascii="Times New Roman" w:hAnsi="Times New Roman" w:eastAsia="Times New Roman" w:cs="Times New Roman"/>
+          <w:b w:val="0"/>
+          <w:bCs w:val="0"/>
+          <w:i w:val="0"/>
+          <w:iCs w:val="0"/>
+          <w:lang w:val="en-US"/>
+        </w:rPr>
+        <w:t>chirpstack</w:t>
+      </w:r>
+      <w:r>
+        <w:rPr>
+          <w:rFonts w:ascii="Times New Roman" w:hAnsi="Times New Roman" w:eastAsia="Times New Roman" w:cs="Times New Roman"/>
+          <w:b w:val="0"/>
+          <w:bCs w:val="0"/>
+          <w:i w:val="0"/>
+          <w:iCs w:val="0"/>
+          <w:lang w:val="en-US"/>
+        </w:rPr>
+        <w:t xml:space="preserve"> to execute the service)</w:t>
+      </w:r>
+    </w:p>
+    <w:p>
+      <w:pPr>
+        <w:pStyle w:val="ListParagraph"/>
+        <w:numPr>
+          <w:ilvl w:val="0"/>
+          <w:numId w:val="8"/>
+        </w:numPr>
+        <w:jc w:val="left"/>
+        <w:rPr>
+          <w:rFonts w:ascii="Times New Roman" w:hAnsi="Times New Roman" w:eastAsia="Times New Roman" w:cs="Times New Roman"/>
+          <w:b w:val="0"/>
+          <w:bCs w:val="0"/>
+          <w:i w:val="0"/>
+          <w:iCs w:val="0"/>
+          <w:lang w:val="en-US"/>
+        </w:rPr>
+      </w:pPr>
+      <w:r>
+        <w:rPr>
+          <w:rFonts w:ascii="Times New Roman" w:hAnsi="Times New Roman" w:eastAsia="Times New Roman" w:cs="Times New Roman"/>
+          <w:b w:val="0"/>
+          <w:bCs w:val="0"/>
+          <w:i w:val="0"/>
+          <w:iCs w:val="0"/>
+          <w:lang w:val="en-US"/>
+        </w:rPr>
+        <w:t xml:space="preserve">Open </w:t>
+      </w:r>
+      <w:r>
+        <w:rPr>
+          <w:rFonts w:ascii="Times New Roman" w:hAnsi="Times New Roman" w:eastAsia="Times New Roman" w:cs="Times New Roman"/>
+          <w:b w:val="0"/>
+          <w:bCs w:val="0"/>
+          <w:i w:val="0"/>
+          <w:iCs w:val="0"/>
+          <w:lang w:val="en-US"/>
+        </w:rPr>
+        <w:t>xaamp</w:t>
+      </w:r>
+      <w:r>
+        <w:rPr>
+          <w:rFonts w:ascii="Times New Roman" w:hAnsi="Times New Roman" w:eastAsia="Times New Roman" w:cs="Times New Roman"/>
+          <w:b w:val="0"/>
+          <w:bCs w:val="0"/>
+          <w:i w:val="0"/>
+          <w:iCs w:val="0"/>
+          <w:lang w:val="en-US"/>
+        </w:rPr>
+        <w:t xml:space="preserve"> and start the </w:t>
+      </w:r>
+      <w:r>
+        <w:rPr>
+          <w:rFonts w:ascii="Times New Roman" w:hAnsi="Times New Roman" w:eastAsia="Times New Roman" w:cs="Times New Roman"/>
+          <w:b w:val="0"/>
+          <w:bCs w:val="0"/>
+          <w:i w:val="0"/>
+          <w:iCs w:val="0"/>
+          <w:lang w:val="en-US"/>
+        </w:rPr>
+        <w:t>apache</w:t>
+      </w:r>
+      <w:r>
+        <w:rPr>
+          <w:rFonts w:ascii="Times New Roman" w:hAnsi="Times New Roman" w:eastAsia="Times New Roman" w:cs="Times New Roman"/>
+          <w:b w:val="0"/>
+          <w:bCs w:val="0"/>
+          <w:i w:val="0"/>
+          <w:iCs w:val="0"/>
+          <w:lang w:val="en-US"/>
+        </w:rPr>
+        <w:t xml:space="preserve"> server:</w:t>
+      </w:r>
+    </w:p>
+    <w:p>
+      <w:pPr>
+        <w:pStyle w:val="ListParagraph"/>
+        <w:ind w:left="720"/>
+        <w:jc w:val="center"/>
+      </w:pPr>
+      <w:r>
+        <w:drawing>
+          <wp:inline wp14:editId="20D88759" wp14:anchorId="39EBDFF4">
+            <wp:extent cx="4391024" cy="2805580"/>
+            <wp:effectExtent l="0" t="0" r="0" b="0"/>
+            <wp:docPr id="2073303105" name="" title=""/>
+            <wp:cNvGraphicFramePr>
+              <a:graphicFrameLocks noChangeAspect="1"/>
+            </wp:cNvGraphicFramePr>
+            <a:graphic>
+              <a:graphicData uri="http://schemas.openxmlformats.org/drawingml/2006/picture">
+                <pic:pic>
+                  <pic:nvPicPr>
+                    <pic:cNvPr id="0" name=""/>
+                    <pic:cNvPicPr/>
+                  </pic:nvPicPr>
+                  <pic:blipFill>
+                    <a:blip r:embed="R11a99b134e36429e">
+                      <a:extLst>
+                        <a:ext xmlns:a="http://schemas.openxmlformats.org/drawingml/2006/main" uri="{28A0092B-C50C-407E-A947-70E740481C1C}">
+                          <a14:useLocalDpi val="0"/>
+                        </a:ext>
+                      </a:extLst>
+                    </a:blip>
+                    <a:stretch>
+                      <a:fillRect/>
+                    </a:stretch>
+                  </pic:blipFill>
+                  <pic:spPr>
+                    <a:xfrm>
+                      <a:off x="0" y="0"/>
+                      <a:ext cx="4391024" cy="2805580"/>
+                    </a:xfrm>
+                    <a:prstGeom prst="rect">
+                      <a:avLst/>
+                    </a:prstGeom>
+                  </pic:spPr>
+                </pic:pic>
+              </a:graphicData>
+            </a:graphic>
+          </wp:inline>
+        </w:drawing>
+      </w:r>
+    </w:p>
+    <w:p>
+      <w:pPr>
+        <w:pStyle w:val="ListParagraph"/>
+        <w:numPr>
+          <w:ilvl w:val="0"/>
+          <w:numId w:val="8"/>
+        </w:numPr>
+        <w:jc w:val="left"/>
+        <w:rPr>
+          <w:rFonts w:ascii="Times New Roman" w:hAnsi="Times New Roman" w:eastAsia="Times New Roman" w:cs="Times New Roman"/>
+          <w:b w:val="0"/>
+          <w:bCs w:val="0"/>
+          <w:i w:val="0"/>
+          <w:iCs w:val="0"/>
+          <w:lang w:val="en-US"/>
+        </w:rPr>
+      </w:pPr>
+      <w:r>
+        <w:rPr>
+          <w:rFonts w:ascii="Times New Roman" w:hAnsi="Times New Roman" w:eastAsia="Times New Roman" w:cs="Times New Roman"/>
+          <w:b w:val="0"/>
+          <w:bCs w:val="0"/>
+          <w:i w:val="0"/>
+          <w:iCs w:val="0"/>
+          <w:lang w:val="en-US"/>
+        </w:rPr>
+        <w:t>Go to the root folder of the project and open a terminal, run the following commands:</w:t>
+      </w:r>
+    </w:p>
+    <w:p>
+      <w:pPr>
+        <w:shd w:val="clear" w:color="auto" w:fill="000000" w:themeFill="text1"/>
+        <w:spacing w:before="0" w:beforeAutospacing="off" w:after="0" w:afterAutospacing="off" w:line="285" w:lineRule="auto"/>
+      </w:pPr>
+      <w:r>
+        <w:rPr>
+          <w:rFonts w:ascii="Consolas" w:hAnsi="Consolas" w:eastAsia="Consolas" w:cs="Consolas"/>
+          <w:b w:val="0"/>
+          <w:bCs w:val="0"/>
+          <w:noProof w:val="0"/>
+          <w:color w:val="FFFFFF" w:themeColor="background1" w:themeTint="FF" w:themeShade="FF"/>
+          <w:sz w:val="21"/>
+          <w:szCs w:val="21"/>
+          <w:lang w:val="en-US"/>
+        </w:rPr>
+        <w:t>python DataManager.py</w:t>
+      </w:r>
+    </w:p>
+    <w:p>
+      <w:pPr>
+        <w:pStyle w:val="ListParagraph"/>
+        <w:ind w:left="720"/>
+        <w:jc w:val="center"/>
+        <w:rPr>
+          <w:rFonts w:ascii="Times New Roman" w:hAnsi="Times New Roman" w:eastAsia="Times New Roman" w:cs="Times New Roman"/>
+          <w:b w:val="0"/>
+          <w:bCs w:val="0"/>
+          <w:i w:val="0"/>
+          <w:iCs w:val="0"/>
+          <w:lang w:val="en-US"/>
+        </w:rPr>
+      </w:pPr>
+    </w:p>
+    <w:p>
+      <w:pPr>
+        <w:shd w:val="clear" w:color="auto" w:fill="000000" w:themeFill="text1"/>
+        <w:spacing w:before="0" w:beforeAutospacing="off" w:after="0" w:afterAutospacing="off" w:line="285" w:lineRule="auto"/>
+      </w:pPr>
+      <w:r>
+        <w:rPr>
+          <w:rFonts w:ascii="Consolas" w:hAnsi="Consolas" w:eastAsia="Consolas" w:cs="Consolas"/>
+          <w:b w:val="0"/>
+          <w:bCs w:val="0"/>
+          <w:noProof w:val="0"/>
+          <w:color w:val="FFFFFF" w:themeColor="background1" w:themeTint="FF" w:themeShade="FF"/>
+          <w:sz w:val="21"/>
+          <w:szCs w:val="21"/>
+          <w:lang w:val="en-US"/>
+        </w:rPr>
+        <w:t>python api.py</w:t>
+      </w:r>
+    </w:p>
+    <w:p>
+      <w:pPr>
+        <w:pStyle w:val="ListParagraph"/>
+        <w:ind w:left="720"/>
+        <w:jc w:val="center"/>
+        <w:rPr>
+          <w:rFonts w:ascii="Times New Roman" w:hAnsi="Times New Roman" w:eastAsia="Times New Roman" w:cs="Times New Roman"/>
+          <w:b w:val="0"/>
+          <w:bCs w:val="0"/>
+          <w:i w:val="0"/>
+          <w:iCs w:val="0"/>
+          <w:lang w:val="en-US"/>
+        </w:rPr>
+      </w:pPr>
+    </w:p>
+    <w:p>
+      <w:pPr>
+        <w:shd w:val="clear" w:color="auto" w:fill="000000" w:themeFill="text1"/>
+        <w:spacing w:before="0" w:beforeAutospacing="off" w:after="0" w:afterAutospacing="off" w:line="285" w:lineRule="auto"/>
+      </w:pPr>
+      <w:r>
+        <w:rPr>
+          <w:rFonts w:ascii="Consolas" w:hAnsi="Consolas" w:eastAsia="Consolas" w:cs="Consolas"/>
+          <w:b w:val="0"/>
+          <w:bCs w:val="0"/>
+          <w:noProof w:val="0"/>
+          <w:color w:val="FFFFFF" w:themeColor="background1" w:themeTint="FF" w:themeShade="FF"/>
+          <w:sz w:val="21"/>
+          <w:szCs w:val="21"/>
+          <w:lang w:val="en-US"/>
+        </w:rPr>
+        <w:t>ng serve</w:t>
+      </w:r>
+    </w:p>
+    <w:p>
+      <w:pPr>
+        <w:pStyle w:val="ListParagraph"/>
+        <w:ind w:left="720"/>
+        <w:jc w:val="center"/>
+        <w:rPr>
+          <w:rFonts w:ascii="Times New Roman" w:hAnsi="Times New Roman" w:eastAsia="Times New Roman" w:cs="Times New Roman"/>
+          <w:b w:val="0"/>
+          <w:bCs w:val="0"/>
+          <w:i w:val="0"/>
+          <w:iCs w:val="0"/>
+          <w:lang w:val="en-US"/>
+        </w:rPr>
+      </w:pPr>
+    </w:p>
+    <w:p>
+      <w:pPr>
+        <w:pStyle w:val="ListParagraph"/>
+        <w:numPr>
+          <w:ilvl w:val="0"/>
+          <w:numId w:val="8"/>
+        </w:numPr>
+        <w:jc w:val="left"/>
+        <w:rPr>
+          <w:rFonts w:ascii="Times New Roman" w:hAnsi="Times New Roman" w:eastAsia="Times New Roman" w:cs="Times New Roman"/>
+          <w:b w:val="0"/>
+          <w:bCs w:val="0"/>
+          <w:i w:val="0"/>
+          <w:iCs w:val="0"/>
+          <w:lang w:val="en-US"/>
+        </w:rPr>
+      </w:pPr>
+      <w:r>
+        <w:rPr>
+          <w:rFonts w:ascii="Times New Roman" w:hAnsi="Times New Roman" w:eastAsia="Times New Roman" w:cs="Times New Roman"/>
+          <w:b w:val="0"/>
+          <w:bCs w:val="0"/>
+          <w:i w:val="0"/>
+          <w:iCs w:val="0"/>
+          <w:lang w:val="en-US"/>
+        </w:rPr>
+        <w:t>In your browser go to http://localhost:4200/</w:t>
+      </w:r>
+    </w:p>
+    <w:p>
+      <w:pPr>
+        <w:pStyle w:val="Normal"/>
+        <w:ind w:left="0"/>
+        <w:jc w:val="center"/>
+        <w:rPr>
+          <w:rFonts w:ascii="Times New Roman" w:hAnsi="Times New Roman" w:eastAsia="Times New Roman" w:cs="Times New Roman"/>
+          <w:b w:val="0"/>
+          <w:bCs w:val="0"/>
+          <w:i w:val="0"/>
+          <w:iCs w:val="0"/>
+          <w:lang w:val="en-US"/>
+        </w:rPr>
+      </w:pPr>
+      <w:r>
+        <w:rPr>
+          <w:rFonts w:ascii="Times New Roman" w:hAnsi="Times New Roman" w:eastAsia="Times New Roman" w:cs="Times New Roman"/>
+          <w:b w:val="1"/>
+          <w:bCs w:val="1"/>
+          <w:i w:val="0"/>
+          <w:iCs w:val="0"/>
+          <w:lang w:val="en-US"/>
+        </w:rPr>
+        <w:t>Tips and notes:</w:t>
+      </w:r>
+    </w:p>
+    <w:p>
+      <w:pPr>
+        <w:pStyle w:val="Normal"/>
+        <w:ind w:left="0"/>
+        <w:jc w:val="both"/>
+        <w:rPr>
+          <w:rFonts w:ascii="Times New Roman" w:hAnsi="Times New Roman" w:eastAsia="Times New Roman" w:cs="Times New Roman"/>
+          <w:b w:val="0"/>
+          <w:bCs w:val="0"/>
+          <w:i w:val="0"/>
+          <w:iCs w:val="0"/>
+          <w:lang w:val="en-US"/>
+        </w:rPr>
+      </w:pPr>
+      <w:r>
+        <w:rPr>
+          <w:rFonts w:ascii="Times New Roman" w:hAnsi="Times New Roman" w:eastAsia="Times New Roman" w:cs="Times New Roman"/>
+          <w:b w:val="0"/>
+          <w:bCs w:val="0"/>
+          <w:i w:val="0"/>
+          <w:iCs w:val="0"/>
+          <w:lang w:val="en-US"/>
+        </w:rPr>
+        <w:t xml:space="preserve">-Visual Studio code is recommended as IDE to visualize and </w:t>
+      </w:r>
+      <w:r>
+        <w:rPr>
+          <w:rFonts w:ascii="Times New Roman" w:hAnsi="Times New Roman" w:eastAsia="Times New Roman" w:cs="Times New Roman"/>
+          <w:b w:val="0"/>
+          <w:bCs w:val="0"/>
+          <w:i w:val="0"/>
+          <w:iCs w:val="0"/>
+          <w:lang w:val="en-US"/>
+        </w:rPr>
+        <w:t>modify</w:t>
+      </w:r>
+      <w:r>
+        <w:rPr>
+          <w:rFonts w:ascii="Times New Roman" w:hAnsi="Times New Roman" w:eastAsia="Times New Roman" w:cs="Times New Roman"/>
+          <w:b w:val="0"/>
+          <w:bCs w:val="0"/>
+          <w:i w:val="0"/>
+          <w:iCs w:val="0"/>
+          <w:lang w:val="en-US"/>
+        </w:rPr>
+        <w:t xml:space="preserve"> the code</w:t>
+      </w:r>
+    </w:p>
+    <w:p>
+      <w:pPr>
+        <w:pStyle w:val="Normal"/>
+        <w:ind w:left="0"/>
+        <w:jc w:val="both"/>
+        <w:rPr>
+          <w:rFonts w:ascii="Times New Roman" w:hAnsi="Times New Roman" w:eastAsia="Times New Roman" w:cs="Times New Roman"/>
+          <w:b w:val="0"/>
+          <w:bCs w:val="0"/>
+          <w:i w:val="0"/>
+          <w:iCs w:val="0"/>
+          <w:lang w:val="en-US"/>
+        </w:rPr>
+      </w:pPr>
+      <w:r>
+        <w:rPr>
+          <w:rFonts w:ascii="Times New Roman" w:hAnsi="Times New Roman" w:eastAsia="Times New Roman" w:cs="Times New Roman"/>
+          <w:b w:val="0"/>
+          <w:bCs w:val="0"/>
+          <w:i w:val="0"/>
+          <w:iCs w:val="0"/>
+          <w:lang w:val="en-US"/>
+        </w:rPr>
+        <w:t>-</w:t>
+      </w:r>
+      <w:r>
+        <w:rPr>
+          <w:rFonts w:ascii="Times New Roman" w:hAnsi="Times New Roman" w:eastAsia="Times New Roman" w:cs="Times New Roman"/>
+          <w:b w:val="0"/>
+          <w:bCs w:val="0"/>
+          <w:i w:val="0"/>
+          <w:iCs w:val="0"/>
+          <w:lang w:val="en-US"/>
+        </w:rPr>
+        <w:t xml:space="preserve">Remember to run the software programs in this order, otherwise the </w:t>
+      </w:r>
+      <w:r>
+        <w:rPr>
+          <w:rFonts w:ascii="Times New Roman" w:hAnsi="Times New Roman" w:eastAsia="Times New Roman" w:cs="Times New Roman"/>
+          <w:b w:val="0"/>
+          <w:bCs w:val="0"/>
+          <w:i w:val="0"/>
+          <w:iCs w:val="0"/>
+          <w:lang w:val="en-US"/>
+        </w:rPr>
+        <w:t>application couldn´t display any data looking like the web page is empty</w:t>
+      </w:r>
+      <w:r>
+        <w:rPr>
+          <w:rFonts w:ascii="Times New Roman" w:hAnsi="Times New Roman" w:eastAsia="Times New Roman" w:cs="Times New Roman"/>
+          <w:b w:val="0"/>
+          <w:bCs w:val="0"/>
+          <w:i w:val="0"/>
+          <w:iCs w:val="0"/>
+          <w:lang w:val="en-US"/>
+        </w:rPr>
+        <w:t xml:space="preserve">: </w:t>
+      </w:r>
+    </w:p>
+    <w:p>
+      <w:pPr>
+        <w:pStyle w:val="ListParagraph"/>
+        <w:numPr>
+          <w:ilvl w:val="0"/>
+          <w:numId w:val="3"/>
+        </w:numPr>
+        <w:jc w:val="left"/>
+        <w:rPr>
+          <w:rFonts w:ascii="Times New Roman" w:hAnsi="Times New Roman" w:eastAsia="Times New Roman" w:cs="Times New Roman"/>
+          <w:b w:val="0"/>
+          <w:bCs w:val="0"/>
+          <w:i w:val="0"/>
+          <w:iCs w:val="0"/>
+          <w:lang w:val="en-US"/>
+        </w:rPr>
+      </w:pPr>
+      <w:r>
+        <w:rPr>
+          <w:rFonts w:ascii="Times New Roman" w:hAnsi="Times New Roman" w:eastAsia="Times New Roman" w:cs="Times New Roman"/>
+          <w:b w:val="0"/>
+          <w:bCs w:val="0"/>
+          <w:i w:val="0"/>
+          <w:iCs w:val="0"/>
+          <w:lang w:val="en-US"/>
+        </w:rPr>
+        <w:t>ChirpStack</w:t>
+      </w:r>
+      <w:r>
+        <w:rPr>
+          <w:rFonts w:ascii="Times New Roman" w:hAnsi="Times New Roman" w:eastAsia="Times New Roman" w:cs="Times New Roman"/>
+          <w:b w:val="0"/>
+          <w:bCs w:val="0"/>
+          <w:i w:val="0"/>
+          <w:iCs w:val="0"/>
+          <w:lang w:val="en-US"/>
+        </w:rPr>
+        <w:t xml:space="preserve"> (ask the </w:t>
+      </w:r>
+      <w:r>
+        <w:rPr>
+          <w:rFonts w:ascii="Times New Roman" w:hAnsi="Times New Roman" w:eastAsia="Times New Roman" w:cs="Times New Roman"/>
+          <w:b w:val="0"/>
+          <w:bCs w:val="0"/>
+          <w:i w:val="0"/>
+          <w:iCs w:val="0"/>
+          <w:lang w:val="en-US"/>
+        </w:rPr>
+        <w:t>asigned</w:t>
+      </w:r>
+      <w:r>
+        <w:rPr>
+          <w:rFonts w:ascii="Times New Roman" w:hAnsi="Times New Roman" w:eastAsia="Times New Roman" w:cs="Times New Roman"/>
+          <w:b w:val="0"/>
+          <w:bCs w:val="0"/>
+          <w:i w:val="0"/>
+          <w:iCs w:val="0"/>
+          <w:lang w:val="en-US"/>
+        </w:rPr>
+        <w:t xml:space="preserve"> person specialized on </w:t>
+      </w:r>
+      <w:r>
+        <w:rPr>
+          <w:rFonts w:ascii="Times New Roman" w:hAnsi="Times New Roman" w:eastAsia="Times New Roman" w:cs="Times New Roman"/>
+          <w:b w:val="0"/>
+          <w:bCs w:val="0"/>
+          <w:i w:val="0"/>
+          <w:iCs w:val="0"/>
+          <w:lang w:val="en-US"/>
+        </w:rPr>
+        <w:t>chirpstack</w:t>
+      </w:r>
+      <w:r>
+        <w:rPr>
+          <w:rFonts w:ascii="Times New Roman" w:hAnsi="Times New Roman" w:eastAsia="Times New Roman" w:cs="Times New Roman"/>
+          <w:b w:val="0"/>
+          <w:bCs w:val="0"/>
+          <w:i w:val="0"/>
+          <w:iCs w:val="0"/>
+          <w:lang w:val="en-US"/>
+        </w:rPr>
+        <w:t xml:space="preserve"> to execute the service)</w:t>
+      </w:r>
+    </w:p>
+    <w:p>
+      <w:pPr>
+        <w:pStyle w:val="ListParagraph"/>
+        <w:numPr>
+          <w:ilvl w:val="0"/>
+          <w:numId w:val="3"/>
+        </w:numPr>
+        <w:jc w:val="left"/>
+        <w:rPr>
+          <w:rFonts w:ascii="Times New Roman" w:hAnsi="Times New Roman" w:eastAsia="Times New Roman" w:cs="Times New Roman"/>
+          <w:b w:val="0"/>
+          <w:bCs w:val="0"/>
+          <w:i w:val="0"/>
+          <w:iCs w:val="0"/>
+          <w:lang w:val="en-US"/>
+        </w:rPr>
+      </w:pPr>
+      <w:r>
+        <w:rPr>
+          <w:rFonts w:ascii="Times New Roman" w:hAnsi="Times New Roman" w:eastAsia="Times New Roman" w:cs="Times New Roman"/>
+          <w:b w:val="0"/>
+          <w:bCs w:val="0"/>
+          <w:i w:val="0"/>
+          <w:iCs w:val="0"/>
+          <w:lang w:val="en-US"/>
+        </w:rPr>
+        <w:t>Xaamp</w:t>
+      </w:r>
+    </w:p>
+    <w:p>
+      <w:pPr>
+        <w:pStyle w:val="ListParagraph"/>
+        <w:numPr>
+          <w:ilvl w:val="0"/>
+          <w:numId w:val="3"/>
+        </w:numPr>
+        <w:jc w:val="left"/>
+        <w:rPr>
+          <w:rFonts w:ascii="Times New Roman" w:hAnsi="Times New Roman" w:eastAsia="Times New Roman" w:cs="Times New Roman"/>
+          <w:b w:val="0"/>
+          <w:bCs w:val="0"/>
+          <w:i w:val="0"/>
+          <w:iCs w:val="0"/>
+          <w:lang w:val="en-US"/>
+        </w:rPr>
+      </w:pPr>
+      <w:r>
+        <w:rPr>
+          <w:rFonts w:ascii="Times New Roman" w:hAnsi="Times New Roman" w:eastAsia="Times New Roman" w:cs="Times New Roman"/>
+          <w:b w:val="0"/>
+          <w:bCs w:val="0"/>
+          <w:i w:val="0"/>
+          <w:iCs w:val="0"/>
+          <w:lang w:val="en-US"/>
+        </w:rPr>
+        <w:t xml:space="preserve">Python </w:t>
+      </w:r>
+      <w:r>
+        <w:rPr>
+          <w:rFonts w:ascii="Times New Roman" w:hAnsi="Times New Roman" w:eastAsia="Times New Roman" w:cs="Times New Roman"/>
+          <w:b w:val="0"/>
+          <w:bCs w:val="0"/>
+          <w:i w:val="0"/>
+          <w:iCs w:val="0"/>
+          <w:lang w:val="en-US"/>
+        </w:rPr>
+        <w:t>dataManager</w:t>
+      </w:r>
+    </w:p>
+    <w:p>
+      <w:pPr>
+        <w:pStyle w:val="ListParagraph"/>
+        <w:numPr>
+          <w:ilvl w:val="0"/>
+          <w:numId w:val="3"/>
+        </w:numPr>
+        <w:jc w:val="left"/>
+        <w:rPr>
+          <w:rFonts w:ascii="Times New Roman" w:hAnsi="Times New Roman" w:eastAsia="Times New Roman" w:cs="Times New Roman"/>
+          <w:b w:val="0"/>
+          <w:bCs w:val="0"/>
+          <w:i w:val="0"/>
+          <w:iCs w:val="0"/>
+          <w:lang w:val="en-US"/>
+        </w:rPr>
+      </w:pPr>
+      <w:r>
+        <w:rPr>
+          <w:rFonts w:ascii="Times New Roman" w:hAnsi="Times New Roman" w:eastAsia="Times New Roman" w:cs="Times New Roman"/>
+          <w:b w:val="0"/>
+          <w:bCs w:val="0"/>
+          <w:i w:val="0"/>
+          <w:iCs w:val="0"/>
+          <w:lang w:val="en-US"/>
+        </w:rPr>
+        <w:t xml:space="preserve">Python </w:t>
+      </w:r>
+      <w:r>
+        <w:rPr>
+          <w:rFonts w:ascii="Times New Roman" w:hAnsi="Times New Roman" w:eastAsia="Times New Roman" w:cs="Times New Roman"/>
+          <w:b w:val="0"/>
+          <w:bCs w:val="0"/>
+          <w:i w:val="0"/>
+          <w:iCs w:val="0"/>
+          <w:lang w:val="en-US"/>
+        </w:rPr>
+        <w:t>apy</w:t>
+      </w:r>
+    </w:p>
+    <w:p>
+      <w:pPr>
+        <w:pStyle w:val="ListParagraph"/>
+        <w:numPr>
+          <w:ilvl w:val="0"/>
+          <w:numId w:val="3"/>
+        </w:numPr>
+        <w:jc w:val="left"/>
+        <w:rPr>
+          <w:rFonts w:ascii="Times New Roman" w:hAnsi="Times New Roman" w:eastAsia="Times New Roman" w:cs="Times New Roman"/>
+          <w:b w:val="0"/>
+          <w:bCs w:val="0"/>
+          <w:i w:val="0"/>
+          <w:iCs w:val="0"/>
+          <w:lang w:val="en-US"/>
+        </w:rPr>
+      </w:pPr>
+      <w:r>
+        <w:rPr>
+          <w:rFonts w:ascii="Times New Roman" w:hAnsi="Times New Roman" w:eastAsia="Times New Roman" w:cs="Times New Roman"/>
+          <w:b w:val="0"/>
+          <w:bCs w:val="0"/>
+          <w:i w:val="0"/>
+          <w:iCs w:val="0"/>
+          <w:lang w:val="en-US"/>
+        </w:rPr>
+        <w:t xml:space="preserve">Ng serve command in the terminal (angular </w:t>
+      </w:r>
+      <w:r>
+        <w:rPr>
+          <w:rFonts w:ascii="Times New Roman" w:hAnsi="Times New Roman" w:eastAsia="Times New Roman" w:cs="Times New Roman"/>
+          <w:b w:val="0"/>
+          <w:bCs w:val="0"/>
+          <w:i w:val="0"/>
+          <w:iCs w:val="0"/>
+          <w:lang w:val="en-US"/>
+        </w:rPr>
+        <w:t>aplication</w:t>
+      </w:r>
+      <w:r>
+        <w:rPr>
+          <w:rFonts w:ascii="Times New Roman" w:hAnsi="Times New Roman" w:eastAsia="Times New Roman" w:cs="Times New Roman"/>
+          <w:b w:val="0"/>
+          <w:bCs w:val="0"/>
+          <w:i w:val="0"/>
+          <w:iCs w:val="0"/>
+          <w:lang w:val="en-US"/>
+        </w:rPr>
+        <w:t>)</w:t>
+      </w:r>
+    </w:p>
+    <w:p>
+      <w:pPr>
+        <w:pStyle w:val="Normal"/>
+        <w:ind w:left="0"/>
+        <w:jc w:val="center"/>
+        <w:rPr>
+          <w:rFonts w:ascii="Times New Roman" w:hAnsi="Times New Roman" w:eastAsia="Times New Roman" w:cs="Times New Roman"/>
+          <w:b w:val="1"/>
+          <w:bCs w:val="1"/>
+          <w:i w:val="0"/>
+          <w:iCs w:val="0"/>
+          <w:lang w:val="es-ES"/>
+        </w:rPr>
+      </w:pPr>
+      <w:r>
+        <w:rPr>
+          <w:rFonts w:ascii="Times New Roman" w:hAnsi="Times New Roman" w:eastAsia="Times New Roman" w:cs="Times New Roman"/>
+          <w:b w:val="1"/>
+          <w:bCs w:val="1"/>
+          <w:i w:val="0"/>
+          <w:iCs w:val="0"/>
+          <w:lang w:val="es-ES"/>
+        </w:rPr>
+        <w:t>Results</w:t>
+      </w:r>
+      <w:r>
+        <w:rPr>
+          <w:rFonts w:ascii="Times New Roman" w:hAnsi="Times New Roman" w:eastAsia="Times New Roman" w:cs="Times New Roman"/>
+          <w:b w:val="1"/>
+          <w:bCs w:val="1"/>
+          <w:i w:val="0"/>
+          <w:iCs w:val="0"/>
+          <w:lang w:val="es-ES"/>
+        </w:rPr>
+        <w:t xml:space="preserve">: </w:t>
+      </w:r>
+    </w:p>
+    <w:p>
+      <w:pPr>
+        <w:pStyle w:val="Normal"/>
+        <w:ind w:left="0"/>
+        <w:jc w:val="left"/>
+        <w:rPr>
+          <w:rFonts w:ascii="Times New Roman" w:hAnsi="Times New Roman" w:eastAsia="Times New Roman" w:cs="Times New Roman"/>
+          <w:b w:val="0"/>
+          <w:bCs w:val="0"/>
+          <w:i w:val="0"/>
+          <w:iCs w:val="0"/>
+          <w:lang w:val="en-US"/>
+        </w:rPr>
+      </w:pPr>
+      <w:r>
+        <w:rPr>
+          <w:rFonts w:ascii="Times New Roman" w:hAnsi="Times New Roman" w:eastAsia="Times New Roman" w:cs="Times New Roman"/>
+          <w:b w:val="0"/>
+          <w:bCs w:val="0"/>
+          <w:i w:val="0"/>
+          <w:iCs w:val="0"/>
+          <w:lang w:val="en-US"/>
+        </w:rPr>
+        <w:t xml:space="preserve">Was achieved a complete and functional program that can display and storage any quantity of information </w:t>
+      </w:r>
+      <w:r>
+        <w:rPr>
+          <w:rFonts w:ascii="Times New Roman" w:hAnsi="Times New Roman" w:eastAsia="Times New Roman" w:cs="Times New Roman"/>
+          <w:b w:val="0"/>
+          <w:bCs w:val="0"/>
+          <w:i w:val="0"/>
+          <w:iCs w:val="0"/>
+          <w:lang w:val="en-US"/>
+        </w:rPr>
+        <w:t>comming</w:t>
+      </w:r>
+      <w:r>
+        <w:rPr>
+          <w:rFonts w:ascii="Times New Roman" w:hAnsi="Times New Roman" w:eastAsia="Times New Roman" w:cs="Times New Roman"/>
+          <w:b w:val="0"/>
+          <w:bCs w:val="0"/>
+          <w:i w:val="0"/>
+          <w:iCs w:val="0"/>
+          <w:lang w:val="en-US"/>
+        </w:rPr>
+        <w:t xml:space="preserve"> from </w:t>
+      </w:r>
+      <w:r>
+        <w:rPr>
+          <w:rFonts w:ascii="Times New Roman" w:hAnsi="Times New Roman" w:eastAsia="Times New Roman" w:cs="Times New Roman"/>
+          <w:b w:val="0"/>
+          <w:bCs w:val="0"/>
+          <w:i w:val="0"/>
+          <w:iCs w:val="0"/>
+          <w:lang w:val="en-US"/>
+        </w:rPr>
+        <w:t>chirpstack</w:t>
+      </w:r>
+      <w:r>
+        <w:rPr>
+          <w:rFonts w:ascii="Times New Roman" w:hAnsi="Times New Roman" w:eastAsia="Times New Roman" w:cs="Times New Roman"/>
+          <w:b w:val="0"/>
+          <w:bCs w:val="0"/>
+          <w:i w:val="0"/>
+          <w:iCs w:val="0"/>
+          <w:lang w:val="en-US"/>
+        </w:rPr>
+        <w:t xml:space="preserve">, even the program was designed to be easy for </w:t>
+      </w:r>
+      <w:r>
+        <w:rPr>
+          <w:rFonts w:ascii="Times New Roman" w:hAnsi="Times New Roman" w:eastAsia="Times New Roman" w:cs="Times New Roman"/>
+          <w:b w:val="0"/>
+          <w:bCs w:val="0"/>
+          <w:i w:val="0"/>
+          <w:iCs w:val="0"/>
+          <w:lang w:val="en-US"/>
+        </w:rPr>
+        <w:t>modify</w:t>
+      </w:r>
+      <w:r>
+        <w:rPr>
+          <w:rFonts w:ascii="Times New Roman" w:hAnsi="Times New Roman" w:eastAsia="Times New Roman" w:cs="Times New Roman"/>
+          <w:b w:val="0"/>
+          <w:bCs w:val="0"/>
+          <w:i w:val="0"/>
+          <w:iCs w:val="0"/>
+          <w:lang w:val="en-US"/>
+        </w:rPr>
+        <w:t>, so it is possible to add more information sources</w:t>
+      </w:r>
+      <w:r>
+        <w:rPr>
+          <w:rFonts w:ascii="Times New Roman" w:hAnsi="Times New Roman" w:eastAsia="Times New Roman" w:cs="Times New Roman"/>
+          <w:b w:val="0"/>
+          <w:bCs w:val="0"/>
+          <w:i w:val="0"/>
+          <w:iCs w:val="0"/>
+          <w:lang w:val="en-US"/>
+        </w:rPr>
+        <w:t xml:space="preserve"> in addition to </w:t>
+      </w:r>
+      <w:r>
+        <w:rPr>
+          <w:rFonts w:ascii="Times New Roman" w:hAnsi="Times New Roman" w:eastAsia="Times New Roman" w:cs="Times New Roman"/>
+          <w:b w:val="0"/>
+          <w:bCs w:val="0"/>
+          <w:i w:val="0"/>
+          <w:iCs w:val="0"/>
+          <w:lang w:val="en-US"/>
+        </w:rPr>
+        <w:t>ChirpStack</w:t>
+      </w:r>
+      <w:r>
+        <w:rPr>
+          <w:rFonts w:ascii="Times New Roman" w:hAnsi="Times New Roman" w:eastAsia="Times New Roman" w:cs="Times New Roman"/>
+          <w:b w:val="0"/>
+          <w:bCs w:val="0"/>
+          <w:i w:val="0"/>
+          <w:iCs w:val="0"/>
+          <w:lang w:val="en-US"/>
+        </w:rPr>
+        <w:t xml:space="preserve"> in the future.</w:t>
+      </w:r>
+    </w:p>
+    <w:p>
+      <w:pPr>
+        <w:pStyle w:val="Normal"/>
+        <w:ind w:left="0"/>
+        <w:jc w:val="left"/>
+        <w:rPr>
+          <w:rFonts w:ascii="Times New Roman" w:hAnsi="Times New Roman" w:eastAsia="Times New Roman" w:cs="Times New Roman"/>
+          <w:b w:val="1"/>
+          <w:bCs w:val="1"/>
+          <w:i w:val="0"/>
+          <w:iCs w:val="0"/>
+          <w:lang w:val="en-US"/>
+        </w:rPr>
+      </w:pPr>
+      <w:r>
+        <w:rPr>
+          <w:rFonts w:ascii="Times New Roman" w:hAnsi="Times New Roman" w:eastAsia="Times New Roman" w:cs="Times New Roman"/>
+          <w:b w:val="1"/>
+          <w:bCs w:val="1"/>
+          <w:i w:val="0"/>
+          <w:iCs w:val="0"/>
+          <w:lang w:val="en-US"/>
+        </w:rPr>
+        <w:t xml:space="preserve">Functional </w:t>
+      </w:r>
+      <w:r>
+        <w:rPr>
+          <w:rFonts w:ascii="Times New Roman" w:hAnsi="Times New Roman" w:eastAsia="Times New Roman" w:cs="Times New Roman"/>
+          <w:b w:val="1"/>
+          <w:bCs w:val="1"/>
+          <w:i w:val="0"/>
+          <w:iCs w:val="0"/>
+          <w:lang w:val="en-US"/>
+        </w:rPr>
+        <w:t>Features:</w:t>
+      </w:r>
+    </w:p>
+    <w:p>
+      <w:pPr>
+        <w:pStyle w:val="Normal"/>
+        <w:ind w:left="0"/>
+        <w:jc w:val="left"/>
+        <w:rPr>
+          <w:rFonts w:ascii="Times New Roman" w:hAnsi="Times New Roman" w:eastAsia="Times New Roman" w:cs="Times New Roman"/>
+          <w:b w:val="0"/>
+          <w:bCs w:val="0"/>
+          <w:i w:val="0"/>
+          <w:iCs w:val="0"/>
+          <w:lang w:val="en-US"/>
+        </w:rPr>
+      </w:pPr>
+      <w:r>
+        <w:rPr>
+          <w:rFonts w:ascii="Times New Roman" w:hAnsi="Times New Roman" w:eastAsia="Times New Roman" w:cs="Times New Roman"/>
+          <w:b w:val="0"/>
+          <w:bCs w:val="0"/>
+          <w:i w:val="0"/>
+          <w:iCs w:val="0"/>
+          <w:lang w:val="en-US"/>
+        </w:rPr>
+        <w:t>The program can display the locations of all devices</w:t>
+      </w:r>
+    </w:p>
+    <w:p>
+      <w:pPr>
+        <w:pStyle w:val="Normal"/>
+        <w:suppressLineNumbers w:val="0"/>
+        <w:bidi w:val="0"/>
+        <w:spacing w:before="0" w:beforeAutospacing="off" w:after="160" w:afterAutospacing="off" w:line="279" w:lineRule="auto"/>
+        <w:ind w:left="0" w:right="0"/>
+        <w:jc w:val="left"/>
+        <w:rPr>
+          <w:rFonts w:ascii="Times New Roman" w:hAnsi="Times New Roman" w:eastAsia="Times New Roman" w:cs="Times New Roman"/>
+          <w:b w:val="0"/>
+          <w:bCs w:val="0"/>
+          <w:i w:val="0"/>
+          <w:iCs w:val="0"/>
+          <w:lang w:val="en-US"/>
+        </w:rPr>
+      </w:pPr>
+      <w:r>
+        <w:rPr>
+          <w:rFonts w:ascii="Times New Roman" w:hAnsi="Times New Roman" w:eastAsia="Times New Roman" w:cs="Times New Roman"/>
+          <w:b w:val="0"/>
+          <w:bCs w:val="0"/>
+          <w:i w:val="0"/>
+          <w:iCs w:val="0"/>
+          <w:lang w:val="en-US"/>
+        </w:rPr>
+        <w:t xml:space="preserve">The user can click the </w:t>
+      </w:r>
+      <w:r>
+        <w:rPr>
+          <w:rFonts w:ascii="Times New Roman" w:hAnsi="Times New Roman" w:eastAsia="Times New Roman" w:cs="Times New Roman"/>
+          <w:b w:val="0"/>
+          <w:bCs w:val="0"/>
+          <w:i w:val="0"/>
+          <w:iCs w:val="0"/>
+          <w:lang w:val="en-US"/>
+        </w:rPr>
+        <w:t>markrs</w:t>
+      </w:r>
+      <w:r>
+        <w:rPr>
+          <w:rFonts w:ascii="Times New Roman" w:hAnsi="Times New Roman" w:eastAsia="Times New Roman" w:cs="Times New Roman"/>
+          <w:b w:val="0"/>
+          <w:bCs w:val="0"/>
+          <w:i w:val="0"/>
+          <w:iCs w:val="0"/>
+          <w:lang w:val="en-US"/>
+        </w:rPr>
+        <w:t xml:space="preserve"> or use a selector box to select the device.</w:t>
+      </w:r>
+    </w:p>
+    <w:p>
+      <w:pPr>
+        <w:pStyle w:val="Normal"/>
+        <w:suppressLineNumbers w:val="0"/>
+        <w:bidi w:val="0"/>
+        <w:spacing w:before="0" w:beforeAutospacing="off" w:after="160" w:afterAutospacing="off" w:line="279" w:lineRule="auto"/>
+        <w:ind w:left="0" w:right="0"/>
+        <w:jc w:val="left"/>
+        <w:rPr>
+          <w:rFonts w:ascii="Times New Roman" w:hAnsi="Times New Roman" w:eastAsia="Times New Roman" w:cs="Times New Roman"/>
+          <w:b w:val="0"/>
+          <w:bCs w:val="0"/>
+          <w:i w:val="0"/>
+          <w:iCs w:val="0"/>
+          <w:lang w:val="en-US"/>
+        </w:rPr>
+      </w:pPr>
+      <w:r>
+        <w:rPr>
+          <w:rFonts w:ascii="Times New Roman" w:hAnsi="Times New Roman" w:eastAsia="Times New Roman" w:cs="Times New Roman"/>
+          <w:b w:val="0"/>
+          <w:bCs w:val="0"/>
+          <w:i w:val="0"/>
+          <w:iCs w:val="0"/>
+          <w:lang w:val="en-US"/>
+        </w:rPr>
+        <w:t xml:space="preserve">Is allowed to filter all the measurements by date </w:t>
+      </w:r>
+    </w:p>
+    <w:p>
+      <w:pPr>
+        <w:pStyle w:val="Normal"/>
+        <w:suppressLineNumbers w:val="0"/>
+        <w:bidi w:val="0"/>
+        <w:spacing w:before="0" w:beforeAutospacing="off" w:after="160" w:afterAutospacing="off" w:line="279" w:lineRule="auto"/>
+        <w:ind w:left="0" w:right="0"/>
+        <w:jc w:val="left"/>
+        <w:rPr>
+          <w:rFonts w:ascii="Times New Roman" w:hAnsi="Times New Roman" w:eastAsia="Times New Roman" w:cs="Times New Roman"/>
+          <w:b w:val="0"/>
+          <w:bCs w:val="0"/>
+          <w:i w:val="0"/>
+          <w:iCs w:val="0"/>
+          <w:lang w:val="en-US"/>
+        </w:rPr>
+      </w:pPr>
+      <w:r>
+        <w:rPr>
+          <w:rFonts w:ascii="Times New Roman" w:hAnsi="Times New Roman" w:eastAsia="Times New Roman" w:cs="Times New Roman"/>
+          <w:b w:val="0"/>
+          <w:bCs w:val="0"/>
+          <w:i w:val="0"/>
+          <w:iCs w:val="0"/>
+          <w:lang w:val="en-US"/>
+        </w:rPr>
+        <w:t>The user can see the historic measurements graph</w:t>
+      </w:r>
+    </w:p>
+    <w:p>
+      <w:pPr>
+        <w:pStyle w:val="Normal"/>
+        <w:suppressLineNumbers w:val="0"/>
+        <w:bidi w:val="0"/>
+        <w:spacing w:before="0" w:beforeAutospacing="off" w:after="160" w:afterAutospacing="off" w:line="279" w:lineRule="auto"/>
+        <w:ind w:left="0" w:right="0"/>
+        <w:jc w:val="left"/>
+        <w:rPr>
+          <w:rFonts w:ascii="Times New Roman" w:hAnsi="Times New Roman" w:eastAsia="Times New Roman" w:cs="Times New Roman"/>
+          <w:b w:val="0"/>
+          <w:bCs w:val="0"/>
+          <w:i w:val="0"/>
+          <w:iCs w:val="0"/>
+          <w:lang w:val="en-US"/>
+        </w:rPr>
+      </w:pPr>
+      <w:r>
+        <w:rPr>
+          <w:rFonts w:ascii="Times New Roman" w:hAnsi="Times New Roman" w:eastAsia="Times New Roman" w:cs="Times New Roman"/>
+          <w:b w:val="0"/>
+          <w:bCs w:val="0"/>
+          <w:i w:val="0"/>
+          <w:iCs w:val="0"/>
+          <w:lang w:val="en-US"/>
+        </w:rPr>
+        <w:t xml:space="preserve">The system saves a daily </w:t>
+      </w:r>
+      <w:r>
+        <w:rPr>
+          <w:rFonts w:ascii="Times New Roman" w:hAnsi="Times New Roman" w:eastAsia="Times New Roman" w:cs="Times New Roman"/>
+          <w:b w:val="0"/>
+          <w:bCs w:val="0"/>
+          <w:i w:val="0"/>
+          <w:iCs w:val="0"/>
+          <w:lang w:val="en-US"/>
+        </w:rPr>
+        <w:t>backUp</w:t>
+      </w:r>
+      <w:r>
+        <w:rPr>
+          <w:rFonts w:ascii="Times New Roman" w:hAnsi="Times New Roman" w:eastAsia="Times New Roman" w:cs="Times New Roman"/>
+          <w:b w:val="0"/>
+          <w:bCs w:val="0"/>
+          <w:i w:val="0"/>
+          <w:iCs w:val="0"/>
+          <w:lang w:val="en-US"/>
+        </w:rPr>
+        <w:t xml:space="preserve"> of the data automatically</w:t>
+      </w:r>
+    </w:p>
+    <w:p>
+      <w:pPr>
+        <w:pStyle w:val="Normal"/>
+        <w:suppressLineNumbers w:val="0"/>
+        <w:bidi w:val="0"/>
+        <w:spacing w:before="0" w:beforeAutospacing="off" w:after="160" w:afterAutospacing="off" w:line="279" w:lineRule="auto"/>
+        <w:ind w:left="0" w:right="0"/>
+        <w:jc w:val="left"/>
+        <w:rPr>
+          <w:rFonts w:ascii="Times New Roman" w:hAnsi="Times New Roman" w:eastAsia="Times New Roman" w:cs="Times New Roman"/>
+          <w:b w:val="0"/>
+          <w:bCs w:val="0"/>
+          <w:i w:val="0"/>
+          <w:iCs w:val="0"/>
+          <w:lang w:val="en-US"/>
+        </w:rPr>
+      </w:pPr>
+      <w:r>
+        <w:rPr>
+          <w:rFonts w:ascii="Times New Roman" w:hAnsi="Times New Roman" w:eastAsia="Times New Roman" w:cs="Times New Roman"/>
+          <w:b w:val="0"/>
+          <w:bCs w:val="0"/>
+          <w:i w:val="0"/>
+          <w:iCs w:val="0"/>
+          <w:lang w:val="en-US"/>
+        </w:rPr>
+        <w:t xml:space="preserve">It </w:t>
+      </w:r>
+      <w:r>
+        <w:rPr>
+          <w:rFonts w:ascii="Times New Roman" w:hAnsi="Times New Roman" w:eastAsia="Times New Roman" w:cs="Times New Roman"/>
+          <w:b w:val="0"/>
+          <w:bCs w:val="0"/>
+          <w:i w:val="0"/>
+          <w:iCs w:val="0"/>
+          <w:lang w:val="en-US"/>
+        </w:rPr>
+        <w:t>shows</w:t>
+      </w:r>
+      <w:r>
+        <w:rPr>
+          <w:rFonts w:ascii="Times New Roman" w:hAnsi="Times New Roman" w:eastAsia="Times New Roman" w:cs="Times New Roman"/>
+          <w:b w:val="0"/>
+          <w:bCs w:val="0"/>
+          <w:i w:val="0"/>
+          <w:iCs w:val="0"/>
+          <w:lang w:val="en-US"/>
+        </w:rPr>
+        <w:t xml:space="preserve"> the average measurement of every sensor in the range of dates provided by the user.</w:t>
+      </w:r>
+    </w:p>
+    <w:p>
+      <w:pPr>
+        <w:pStyle w:val="Normal"/>
+        <w:suppressLineNumbers w:val="0"/>
+        <w:bidi w:val="0"/>
+        <w:spacing w:before="0" w:beforeAutospacing="off" w:after="160" w:afterAutospacing="off" w:line="279" w:lineRule="auto"/>
+        <w:ind w:left="0" w:right="0"/>
+        <w:jc w:val="left"/>
+        <w:rPr>
+          <w:rFonts w:ascii="Times New Roman" w:hAnsi="Times New Roman" w:eastAsia="Times New Roman" w:cs="Times New Roman"/>
+          <w:b w:val="0"/>
+          <w:bCs w:val="0"/>
+          <w:i w:val="0"/>
+          <w:iCs w:val="0"/>
+          <w:lang w:val="en-US"/>
+        </w:rPr>
+      </w:pPr>
+      <w:r>
+        <w:rPr>
+          <w:rFonts w:ascii="Times New Roman" w:hAnsi="Times New Roman" w:eastAsia="Times New Roman" w:cs="Times New Roman"/>
+          <w:b w:val="0"/>
+          <w:bCs w:val="0"/>
+          <w:i w:val="0"/>
+          <w:iCs w:val="0"/>
+          <w:lang w:val="en-US"/>
+        </w:rPr>
+        <w:t xml:space="preserve">Another Version of the system was developed to display animal’s location (this is for another project, but using </w:t>
+      </w:r>
+      <w:r>
+        <w:rPr>
+          <w:rFonts w:ascii="Times New Roman" w:hAnsi="Times New Roman" w:eastAsia="Times New Roman" w:cs="Times New Roman"/>
+          <w:b w:val="0"/>
+          <w:bCs w:val="0"/>
+          <w:i w:val="0"/>
+          <w:iCs w:val="0"/>
+          <w:lang w:val="en-US"/>
+        </w:rPr>
+        <w:t xml:space="preserve">most of </w:t>
+      </w:r>
+      <w:r>
+        <w:rPr>
+          <w:rFonts w:ascii="Times New Roman" w:hAnsi="Times New Roman" w:eastAsia="Times New Roman" w:cs="Times New Roman"/>
+          <w:b w:val="0"/>
+          <w:bCs w:val="0"/>
+          <w:i w:val="0"/>
+          <w:iCs w:val="0"/>
+          <w:lang w:val="en-US"/>
+        </w:rPr>
+        <w:t>the same code)</w:t>
+      </w:r>
+    </w:p>
+    <w:p>
+      <w:pPr>
+        <w:pStyle w:val="Normal"/>
+        <w:bidi w:val="0"/>
+        <w:spacing w:before="0" w:beforeAutospacing="off" w:after="160" w:afterAutospacing="off" w:line="279" w:lineRule="auto"/>
+        <w:ind w:left="0" w:right="0"/>
+        <w:jc w:val="left"/>
+      </w:pPr>
+      <w:r>
+        <w:drawing>
+          <wp:inline wp14:editId="397CD70F" wp14:anchorId="343EDE35">
+            <wp:extent cx="3981448" cy="2643258"/>
+            <wp:effectExtent l="0" t="0" r="0" b="0"/>
+            <wp:docPr id="1861228521" name="" title=""/>
+            <wp:cNvGraphicFramePr>
+              <a:graphicFrameLocks noChangeAspect="1"/>
+            </wp:cNvGraphicFramePr>
+            <a:graphic>
+              <a:graphicData uri="http://schemas.openxmlformats.org/drawingml/2006/picture">
+                <pic:pic>
+                  <pic:nvPicPr>
+                    <pic:cNvPr id="0" name=""/>
+                    <pic:cNvPicPr/>
+                  </pic:nvPicPr>
+                  <pic:blipFill>
+                    <a:blip r:embed="R059f049b6f0c40ee">
+                      <a:extLst>
+                        <a:ext xmlns:a="http://schemas.openxmlformats.org/drawingml/2006/main" uri="{28A0092B-C50C-407E-A947-70E740481C1C}">
+                          <a14:useLocalDpi val="0"/>
+                        </a:ext>
+                      </a:extLst>
+                    </a:blip>
+                    <a:stretch>
+                      <a:fillRect/>
+                    </a:stretch>
+                  </pic:blipFill>
+                  <pic:spPr>
+                    <a:xfrm>
+                      <a:off x="0" y="0"/>
+                      <a:ext cx="3981448" cy="2643258"/>
+                    </a:xfrm>
+                    <a:prstGeom prst="rect">
+                      <a:avLst/>
+                    </a:prstGeom>
+                  </pic:spPr>
+                </pic:pic>
+              </a:graphicData>
+            </a:graphic>
+          </wp:inline>
+        </w:drawing>
+      </w:r>
+    </w:p>
+    <w:p>
+      <w:pPr>
+        <w:pStyle w:val="Normal"/>
+        <w:bidi w:val="0"/>
+        <w:spacing w:before="0" w:beforeAutospacing="off" w:after="160" w:afterAutospacing="off" w:line="279" w:lineRule="auto"/>
+        <w:ind w:left="0" w:right="0"/>
+        <w:jc w:val="left"/>
+      </w:pPr>
+      <w:r>
+        <w:drawing>
+          <wp:inline wp14:editId="513F8D6B" wp14:anchorId="1AB773C8">
+            <wp:extent cx="5724524" cy="2676525"/>
+            <wp:effectExtent l="0" t="0" r="0" b="0"/>
+            <wp:docPr id="1623922621" name="" title=""/>
+            <wp:cNvGraphicFramePr>
+              <a:graphicFrameLocks noChangeAspect="1"/>
+            </wp:cNvGraphicFramePr>
+            <a:graphic>
+              <a:graphicData uri="http://schemas.openxmlformats.org/drawingml/2006/picture">
+                <pic:pic>
+                  <pic:nvPicPr>
+                    <pic:cNvPr id="0" name=""/>
+                    <pic:cNvPicPr/>
+                  </pic:nvPicPr>
+                  <pic:blipFill>
+                    <a:blip r:embed="Rd8be3d3a41344aec">
+                      <a:extLst>
+                        <a:ext xmlns:a="http://schemas.openxmlformats.org/drawingml/2006/main" uri="{28A0092B-C50C-407E-A947-70E740481C1C}">
+                          <a14:useLocalDpi val="0"/>
+                        </a:ext>
+                      </a:extLst>
+                    </a:blip>
+                    <a:stretch>
+                      <a:fillRect/>
+                    </a:stretch>
+                  </pic:blipFill>
+                  <pic:spPr>
+                    <a:xfrm>
+                      <a:off x="0" y="0"/>
+                      <a:ext cx="5724524" cy="2676525"/>
+                    </a:xfrm>
+                    <a:prstGeom prst="rect">
+                      <a:avLst/>
+                    </a:prstGeom>
+                  </pic:spPr>
+                </pic:pic>
+              </a:graphicData>
+            </a:graphic>
+          </wp:inline>
+        </w:drawing>
+      </w:r>
+      <w:r>
+        <w:drawing>
+          <wp:inline wp14:editId="3E563898" wp14:anchorId="0713365D">
+            <wp:extent cx="5724524" cy="2581275"/>
+            <wp:effectExtent l="0" t="0" r="0" b="0"/>
+            <wp:docPr id="84935194" name="" title=""/>
+            <wp:cNvGraphicFramePr>
+              <a:graphicFrameLocks noChangeAspect="1"/>
+            </wp:cNvGraphicFramePr>
+            <a:graphic>
+              <a:graphicData uri="http://schemas.openxmlformats.org/drawingml/2006/picture">
+                <pic:pic>
+                  <pic:nvPicPr>
+                    <pic:cNvPr id="0" name=""/>
+                    <pic:cNvPicPr/>
+                  </pic:nvPicPr>
+                  <pic:blipFill>
+                    <a:blip r:embed="Re8ba3660e8fa43c9">
+                      <a:extLst>
+                        <a:ext xmlns:a="http://schemas.openxmlformats.org/drawingml/2006/main" uri="{28A0092B-C50C-407E-A947-70E740481C1C}">
+                          <a14:useLocalDpi val="0"/>
+                        </a:ext>
+                      </a:extLst>
+                    </a:blip>
+                    <a:stretch>
+                      <a:fillRect/>
+                    </a:stretch>
+                  </pic:blipFill>
+                  <pic:spPr>
+                    <a:xfrm>
+                      <a:off x="0" y="0"/>
+                      <a:ext cx="5724524" cy="2581275"/>
+                    </a:xfrm>
+                    <a:prstGeom prst="rect">
+                      <a:avLst/>
+                    </a:prstGeom>
+                  </pic:spPr>
+                </pic:pic>
+              </a:graphicData>
+            </a:graphic>
+          </wp:inline>
+        </w:drawing>
+      </w:r>
+      <w:r>
+        <w:drawing>
+          <wp:inline wp14:editId="23EE4FBA" wp14:anchorId="3B9E0731">
+            <wp:extent cx="3762460" cy="2989269"/>
+            <wp:effectExtent l="0" t="0" r="0" b="0"/>
+            <wp:docPr id="1708684951" name="" title=""/>
+            <wp:cNvGraphicFramePr>
+              <a:graphicFrameLocks noChangeAspect="1"/>
+            </wp:cNvGraphicFramePr>
+            <a:graphic>
+              <a:graphicData uri="http://schemas.openxmlformats.org/drawingml/2006/picture">
+                <pic:pic>
+                  <pic:nvPicPr>
+                    <pic:cNvPr id="0" name=""/>
+                    <pic:cNvPicPr/>
+                  </pic:nvPicPr>
+                  <pic:blipFill>
+                    <a:blip r:embed="R2bb23f2ef798447f">
+                      <a:extLst>
+                        <a:ext xmlns:a="http://schemas.openxmlformats.org/drawingml/2006/main" uri="{28A0092B-C50C-407E-A947-70E740481C1C}">
+                          <a14:useLocalDpi val="0"/>
+                        </a:ext>
+                      </a:extLst>
+                    </a:blip>
+                    <a:stretch>
+                      <a:fillRect/>
+                    </a:stretch>
+                  </pic:blipFill>
+                  <pic:spPr>
+                    <a:xfrm>
+                      <a:off x="0" y="0"/>
+                      <a:ext cx="3762460" cy="2989269"/>
+                    </a:xfrm>
+                    <a:prstGeom prst="rect">
+                      <a:avLst/>
+                    </a:prstGeom>
+                  </pic:spPr>
+                </pic:pic>
+              </a:graphicData>
+            </a:graphic>
+          </wp:inline>
+        </w:drawing>
+      </w:r>
+    </w:p>
+    <w:p>
+      <w:pPr>
+        <w:pStyle w:val="Normal"/>
+        <w:suppressLineNumbers w:val="0"/>
+        <w:bidi w:val="0"/>
+        <w:spacing w:before="0" w:beforeAutospacing="off" w:after="160" w:afterAutospacing="off" w:line="279" w:lineRule="auto"/>
+        <w:ind w:left="0" w:right="0"/>
+        <w:jc w:val="left"/>
+        <w:rPr>
+          <w:rFonts w:ascii="Times New Roman" w:hAnsi="Times New Roman" w:eastAsia="Times New Roman" w:cs="Times New Roman"/>
+          <w:b w:val="1"/>
+          <w:bCs w:val="1"/>
+          <w:i w:val="0"/>
+          <w:iCs w:val="0"/>
+          <w:lang w:val="en-US"/>
+        </w:rPr>
+      </w:pPr>
+      <w:r>
+        <w:rPr>
+          <w:rFonts w:ascii="Times New Roman" w:hAnsi="Times New Roman" w:eastAsia="Times New Roman" w:cs="Times New Roman"/>
+          <w:b w:val="1"/>
+          <w:bCs w:val="1"/>
+          <w:i w:val="0"/>
+          <w:iCs w:val="0"/>
+          <w:lang w:val="en-US"/>
+        </w:rPr>
+        <w:t>Quality attributes:</w:t>
+      </w:r>
+    </w:p>
+    <w:p>
+      <w:pPr>
+        <w:pStyle w:val="Normal"/>
+        <w:suppressLineNumbers w:val="0"/>
+        <w:bidi w:val="0"/>
+        <w:spacing w:before="0" w:beforeAutospacing="off" w:after="160" w:afterAutospacing="off" w:line="279" w:lineRule="auto"/>
+        <w:ind w:left="0" w:right="0"/>
+        <w:jc w:val="left"/>
+        <w:rPr>
+          <w:rFonts w:ascii="Times New Roman" w:hAnsi="Times New Roman" w:eastAsia="Times New Roman" w:cs="Times New Roman"/>
+          <w:b w:val="0"/>
+          <w:bCs w:val="0"/>
+          <w:i w:val="0"/>
+          <w:iCs w:val="0"/>
+          <w:lang w:val="en-US"/>
+        </w:rPr>
+      </w:pPr>
+      <w:r>
+        <w:rPr>
+          <w:rFonts w:ascii="Times New Roman" w:hAnsi="Times New Roman" w:eastAsia="Times New Roman" w:cs="Times New Roman"/>
+          <w:b w:val="0"/>
+          <w:bCs w:val="0"/>
+          <w:i w:val="0"/>
+          <w:iCs w:val="0"/>
+          <w:lang w:val="en-US"/>
+        </w:rPr>
+        <w:t>-Modifiability (no</w:t>
+      </w:r>
+      <w:r>
+        <w:rPr>
+          <w:rFonts w:ascii="Times New Roman" w:hAnsi="Times New Roman" w:eastAsia="Times New Roman" w:cs="Times New Roman"/>
+          <w:b w:val="0"/>
+          <w:bCs w:val="0"/>
+          <w:i w:val="0"/>
+          <w:iCs w:val="0"/>
+          <w:lang w:val="en-US"/>
+        </w:rPr>
+        <w:t xml:space="preserve"> big</w:t>
+      </w:r>
+      <w:r>
+        <w:rPr>
+          <w:rFonts w:ascii="Times New Roman" w:hAnsi="Times New Roman" w:eastAsia="Times New Roman" w:cs="Times New Roman"/>
+          <w:b w:val="0"/>
+          <w:bCs w:val="0"/>
+          <w:i w:val="0"/>
+          <w:iCs w:val="0"/>
+          <w:lang w:val="en-US"/>
+        </w:rPr>
+        <w:t xml:space="preserve"> code changes</w:t>
+      </w:r>
+      <w:r>
+        <w:rPr>
+          <w:rFonts w:ascii="Times New Roman" w:hAnsi="Times New Roman" w:eastAsia="Times New Roman" w:cs="Times New Roman"/>
+          <w:b w:val="0"/>
+          <w:bCs w:val="0"/>
+          <w:i w:val="0"/>
+          <w:iCs w:val="0"/>
+          <w:lang w:val="en-US"/>
+        </w:rPr>
+        <w:t xml:space="preserve"> or not absolutely changes</w:t>
+      </w:r>
+      <w:r>
+        <w:rPr>
+          <w:rFonts w:ascii="Times New Roman" w:hAnsi="Times New Roman" w:eastAsia="Times New Roman" w:cs="Times New Roman"/>
+          <w:b w:val="0"/>
+          <w:bCs w:val="0"/>
+          <w:i w:val="0"/>
+          <w:iCs w:val="0"/>
+          <w:lang w:val="en-US"/>
+        </w:rPr>
+        <w:t xml:space="preserve"> </w:t>
+      </w:r>
+      <w:r>
+        <w:rPr>
+          <w:rFonts w:ascii="Times New Roman" w:hAnsi="Times New Roman" w:eastAsia="Times New Roman" w:cs="Times New Roman"/>
+          <w:b w:val="0"/>
+          <w:bCs w:val="0"/>
+          <w:i w:val="0"/>
+          <w:iCs w:val="0"/>
+          <w:lang w:val="en-US"/>
+        </w:rPr>
+        <w:t>required</w:t>
+      </w:r>
+      <w:r>
+        <w:rPr>
+          <w:rFonts w:ascii="Times New Roman" w:hAnsi="Times New Roman" w:eastAsia="Times New Roman" w:cs="Times New Roman"/>
+          <w:b w:val="0"/>
+          <w:bCs w:val="0"/>
+          <w:i w:val="0"/>
+          <w:iCs w:val="0"/>
+          <w:lang w:val="en-US"/>
+        </w:rPr>
+        <w:t xml:space="preserve"> to add or remove new sensors</w:t>
+      </w:r>
+      <w:r>
+        <w:rPr>
+          <w:rFonts w:ascii="Times New Roman" w:hAnsi="Times New Roman" w:eastAsia="Times New Roman" w:cs="Times New Roman"/>
+          <w:b w:val="0"/>
+          <w:bCs w:val="0"/>
+          <w:i w:val="0"/>
+          <w:iCs w:val="0"/>
+          <w:lang w:val="en-US"/>
+        </w:rPr>
+        <w:t>)</w:t>
+      </w:r>
+    </w:p>
+    <w:p>
+      <w:pPr>
+        <w:pStyle w:val="Normal"/>
+        <w:suppressLineNumbers w:val="0"/>
+        <w:bidi w:val="0"/>
+        <w:spacing w:before="0" w:beforeAutospacing="off" w:after="160" w:afterAutospacing="off" w:line="279" w:lineRule="auto"/>
+        <w:ind w:left="0" w:right="0"/>
+        <w:jc w:val="left"/>
+        <w:rPr>
+          <w:rFonts w:ascii="Times New Roman" w:hAnsi="Times New Roman" w:eastAsia="Times New Roman" w:cs="Times New Roman"/>
+          <w:b w:val="0"/>
+          <w:bCs w:val="0"/>
+          <w:i w:val="0"/>
+          <w:iCs w:val="0"/>
+          <w:lang w:val="en-US"/>
+        </w:rPr>
+      </w:pPr>
+      <w:r>
+        <w:rPr>
+          <w:rFonts w:ascii="Times New Roman" w:hAnsi="Times New Roman" w:eastAsia="Times New Roman" w:cs="Times New Roman"/>
+          <w:b w:val="0"/>
+          <w:bCs w:val="0"/>
+          <w:i w:val="0"/>
+          <w:iCs w:val="0"/>
+          <w:lang w:val="en-US"/>
+        </w:rPr>
+        <w:t>-Performance (web pages loads in less than 1 second)</w:t>
+      </w:r>
+    </w:p>
+    <w:p>
+      <w:pPr>
+        <w:pStyle w:val="Normal"/>
+        <w:suppressLineNumbers w:val="0"/>
+        <w:bidi w:val="0"/>
+        <w:spacing w:before="0" w:beforeAutospacing="off" w:after="160" w:afterAutospacing="off" w:line="279" w:lineRule="auto"/>
+        <w:ind w:left="0" w:right="0"/>
+        <w:jc w:val="left"/>
+        <w:rPr>
+          <w:rFonts w:ascii="Times New Roman" w:hAnsi="Times New Roman" w:eastAsia="Times New Roman" w:cs="Times New Roman"/>
+          <w:b w:val="0"/>
+          <w:bCs w:val="0"/>
+          <w:i w:val="0"/>
+          <w:iCs w:val="0"/>
+          <w:lang w:val="en-US"/>
+        </w:rPr>
+      </w:pPr>
+      <w:r>
+        <w:rPr>
+          <w:rFonts w:ascii="Times New Roman" w:hAnsi="Times New Roman" w:eastAsia="Times New Roman" w:cs="Times New Roman"/>
+          <w:b w:val="0"/>
+          <w:bCs w:val="0"/>
+          <w:i w:val="0"/>
+          <w:iCs w:val="0"/>
+          <w:lang w:val="en-US"/>
+        </w:rPr>
+        <w:t>-Usability (Simple and intuitive interface)</w:t>
+      </w:r>
+    </w:p>
+    <w:p>
+      <w:pPr>
+        <w:pStyle w:val="Normal"/>
+        <w:suppressLineNumbers w:val="0"/>
+        <w:bidi w:val="0"/>
+        <w:spacing w:before="0" w:beforeAutospacing="off" w:after="160" w:afterAutospacing="off" w:line="279" w:lineRule="auto"/>
+        <w:ind w:left="0" w:right="0"/>
+        <w:jc w:val="left"/>
+        <w:rPr>
+          <w:rFonts w:ascii="Times New Roman" w:hAnsi="Times New Roman" w:eastAsia="Times New Roman" w:cs="Times New Roman"/>
+          <w:b w:val="0"/>
+          <w:bCs w:val="0"/>
+          <w:i w:val="0"/>
+          <w:iCs w:val="0"/>
+          <w:lang w:val="en-US"/>
+        </w:rPr>
+      </w:pPr>
+    </w:p>
+    <w:p>
+      <w:pPr>
+        <w:pStyle w:val="ListParagraph"/>
+        <w:ind w:left="1080"/>
+        <w:jc w:val="center"/>
+        <w:rPr>
+          <w:rFonts w:ascii="Times New Roman" w:hAnsi="Times New Roman" w:eastAsia="Times New Roman" w:cs="Times New Roman"/>
+          <w:b w:val="1"/>
+          <w:bCs w:val="1"/>
+          <w:lang w:val="es-ES"/>
+        </w:rPr>
+      </w:pPr>
+    </w:p>
+    <w:p>
+      <w:pPr>
+        <w:jc w:val="center"/>
+        <w:rPr>
+          <w:rFonts w:ascii="Times New Roman" w:hAnsi="Times New Roman" w:eastAsia="Times New Roman" w:cs="Times New Roman"/>
+          <w:b w:val="0"/>
+          <w:bCs w:val="0"/>
+          <w:lang w:val="es-ES"/>
+        </w:rPr>
+      </w:pPr>
+    </w:p>
+    <w:p>
+      <w:pPr>
+        <w:jc w:val="left"/>
+        <w:rPr>
+          <w:rFonts w:ascii="Times New Roman" w:hAnsi="Times New Roman" w:eastAsia="Times New Roman" w:cs="Times New Roman"/>
+          <w:b w:val="0"/>
+          <w:bCs w:val="0"/>
+          <w:lang w:val="es-ES"/>
+        </w:rPr>
+      </w:pPr>
+    </w:p>
+    <w:p>
+      <w:pPr>
+        <w:jc w:val="left"/>
+        <w:rPr>
+          <w:rFonts w:ascii="Times New Roman" w:hAnsi="Times New Roman" w:eastAsia="Times New Roman" w:cs="Times New Roman"/>
+          <w:b w:val="0"/>
+          <w:bCs w:val="0"/>
+          <w:lang w:val="es-ES"/>
+        </w:rPr>
+      </w:pPr>
+    </w:p>
+    <w:p>
+      <w:pPr>
+        <w:pStyle w:val="Normal"/>
+        <w:ind w:left="0"/>
+        <w:jc w:val="left"/>
+        <w:rPr>
+          <w:rFonts w:ascii="Times New Roman" w:hAnsi="Times New Roman" w:eastAsia="Times New Roman" w:cs="Times New Roman"/>
+          <w:b w:val="0"/>
+          <w:bCs w:val="0"/>
+          <w:lang w:val="es-ES"/>
+        </w:rPr>
+      </w:pPr>
     </w:p>
     <w:sectPr>
       <w:pgSz w:w="11906" w:h="16838" w:orient="portrait"/>
@@ -16,6 +4130,715 @@
     </w:sectPr>
   </w:body>
 </w:document>
+</file>
+
+<file path=word/numbering.xml><?xml version="1.0" encoding="utf-8"?>
+<w:numbering xmlns:w="http://schemas.openxmlformats.org/wordprocessingml/2006/main">
+  <w:abstractNum xmlns:w="http://schemas.openxmlformats.org/wordprocessingml/2006/main" w:abstractNumId="8">
+    <w:nsid w:val="3c58bcc5"/>
+    <w:multiLevelType xmlns:w="http://schemas.openxmlformats.org/wordprocessingml/2006/main" w:val="hybridMultilevel"/>
+    <w:lvl xmlns:w="http://schemas.openxmlformats.org/wordprocessingml/2006/main" w:ilvl="0">
+      <w:start w:val="1"/>
+      <w:numFmt w:val="decimal"/>
+      <w:lvlText w:val="%1."/>
+      <w:lvlJc w:val="left"/>
+      <w:pPr>
+        <w:ind w:left="720" w:hanging="360"/>
+      </w:pPr>
+    </w:lvl>
+    <w:lvl xmlns:w="http://schemas.openxmlformats.org/wordprocessingml/2006/main" w:ilvl="1">
+      <w:start w:val="1"/>
+      <w:numFmt w:val="lowerLetter"/>
+      <w:lvlText w:val="%2."/>
+      <w:lvlJc w:val="left"/>
+      <w:pPr>
+        <w:ind w:left="1440" w:hanging="360"/>
+      </w:pPr>
+    </w:lvl>
+    <w:lvl xmlns:w="http://schemas.openxmlformats.org/wordprocessingml/2006/main" w:ilvl="2">
+      <w:start w:val="1"/>
+      <w:numFmt w:val="lowerRoman"/>
+      <w:lvlText w:val="%3."/>
+      <w:lvlJc w:val="right"/>
+      <w:pPr>
+        <w:ind w:left="2160" w:hanging="180"/>
+      </w:pPr>
+    </w:lvl>
+    <w:lvl xmlns:w="http://schemas.openxmlformats.org/wordprocessingml/2006/main" w:ilvl="3">
+      <w:start w:val="1"/>
+      <w:numFmt w:val="decimal"/>
+      <w:lvlText w:val="%4."/>
+      <w:lvlJc w:val="left"/>
+      <w:pPr>
+        <w:ind w:left="2880" w:hanging="360"/>
+      </w:pPr>
+    </w:lvl>
+    <w:lvl xmlns:w="http://schemas.openxmlformats.org/wordprocessingml/2006/main" w:ilvl="4">
+      <w:start w:val="1"/>
+      <w:numFmt w:val="lowerLetter"/>
+      <w:lvlText w:val="%5."/>
+      <w:lvlJc w:val="left"/>
+      <w:pPr>
+        <w:ind w:left="3600" w:hanging="360"/>
+      </w:pPr>
+    </w:lvl>
+    <w:lvl xmlns:w="http://schemas.openxmlformats.org/wordprocessingml/2006/main" w:ilvl="5">
+      <w:start w:val="1"/>
+      <w:numFmt w:val="lowerRoman"/>
+      <w:lvlText w:val="%6."/>
+      <w:lvlJc w:val="right"/>
+      <w:pPr>
+        <w:ind w:left="4320" w:hanging="180"/>
+      </w:pPr>
+    </w:lvl>
+    <w:lvl xmlns:w="http://schemas.openxmlformats.org/wordprocessingml/2006/main" w:ilvl="6">
+      <w:start w:val="1"/>
+      <w:numFmt w:val="decimal"/>
+      <w:lvlText w:val="%7."/>
+      <w:lvlJc w:val="left"/>
+      <w:pPr>
+        <w:ind w:left="5040" w:hanging="360"/>
+      </w:pPr>
+    </w:lvl>
+    <w:lvl xmlns:w="http://schemas.openxmlformats.org/wordprocessingml/2006/main" w:ilvl="7">
+      <w:start w:val="1"/>
+      <w:numFmt w:val="lowerLetter"/>
+      <w:lvlText w:val="%8."/>
+      <w:lvlJc w:val="left"/>
+      <w:pPr>
+        <w:ind w:left="5760" w:hanging="360"/>
+      </w:pPr>
+    </w:lvl>
+    <w:lvl xmlns:w="http://schemas.openxmlformats.org/wordprocessingml/2006/main" w:ilvl="8">
+      <w:start w:val="1"/>
+      <w:numFmt w:val="lowerRoman"/>
+      <w:lvlText w:val="%9."/>
+      <w:lvlJc w:val="right"/>
+      <w:pPr>
+        <w:ind w:left="6480" w:hanging="180"/>
+      </w:pPr>
+    </w:lvl>
+  </w:abstractNum>
+  <w:abstractNum xmlns:w="http://schemas.openxmlformats.org/wordprocessingml/2006/main" w:abstractNumId="7">
+    <w:nsid w:val="5c329ef6"/>
+    <w:multiLevelType xmlns:w="http://schemas.openxmlformats.org/wordprocessingml/2006/main" w:val="hybridMultilevel"/>
+    <w:lvl xmlns:w="http://schemas.openxmlformats.org/wordprocessingml/2006/main" w:ilvl="0">
+      <w:start w:val="1"/>
+      <w:numFmt w:val="decimal"/>
+      <w:lvlText w:val="%1."/>
+      <w:lvlJc w:val="left"/>
+      <w:pPr>
+        <w:ind w:left="1068" w:hanging="360"/>
+      </w:pPr>
+    </w:lvl>
+    <w:lvl xmlns:w="http://schemas.openxmlformats.org/wordprocessingml/2006/main" w:ilvl="1">
+      <w:start w:val="1"/>
+      <w:numFmt w:val="lowerLetter"/>
+      <w:lvlText w:val="%2."/>
+      <w:lvlJc w:val="left"/>
+      <w:pPr>
+        <w:ind w:left="1788" w:hanging="360"/>
+      </w:pPr>
+    </w:lvl>
+    <w:lvl xmlns:w="http://schemas.openxmlformats.org/wordprocessingml/2006/main" w:ilvl="2">
+      <w:start w:val="1"/>
+      <w:numFmt w:val="lowerRoman"/>
+      <w:lvlText w:val="%3."/>
+      <w:lvlJc w:val="right"/>
+      <w:pPr>
+        <w:ind w:left="2508" w:hanging="180"/>
+      </w:pPr>
+    </w:lvl>
+    <w:lvl xmlns:w="http://schemas.openxmlformats.org/wordprocessingml/2006/main" w:ilvl="3">
+      <w:start w:val="1"/>
+      <w:numFmt w:val="decimal"/>
+      <w:lvlText w:val="%4."/>
+      <w:lvlJc w:val="left"/>
+      <w:pPr>
+        <w:ind w:left="3228" w:hanging="360"/>
+      </w:pPr>
+    </w:lvl>
+    <w:lvl xmlns:w="http://schemas.openxmlformats.org/wordprocessingml/2006/main" w:ilvl="4">
+      <w:start w:val="1"/>
+      <w:numFmt w:val="lowerLetter"/>
+      <w:lvlText w:val="%5."/>
+      <w:lvlJc w:val="left"/>
+      <w:pPr>
+        <w:ind w:left="3948" w:hanging="360"/>
+      </w:pPr>
+    </w:lvl>
+    <w:lvl xmlns:w="http://schemas.openxmlformats.org/wordprocessingml/2006/main" w:ilvl="5">
+      <w:start w:val="1"/>
+      <w:numFmt w:val="lowerRoman"/>
+      <w:lvlText w:val="%6."/>
+      <w:lvlJc w:val="right"/>
+      <w:pPr>
+        <w:ind w:left="4668" w:hanging="180"/>
+      </w:pPr>
+    </w:lvl>
+    <w:lvl xmlns:w="http://schemas.openxmlformats.org/wordprocessingml/2006/main" w:ilvl="6">
+      <w:start w:val="1"/>
+      <w:numFmt w:val="decimal"/>
+      <w:lvlText w:val="%7."/>
+      <w:lvlJc w:val="left"/>
+      <w:pPr>
+        <w:ind w:left="5388" w:hanging="360"/>
+      </w:pPr>
+    </w:lvl>
+    <w:lvl xmlns:w="http://schemas.openxmlformats.org/wordprocessingml/2006/main" w:ilvl="7">
+      <w:start w:val="1"/>
+      <w:numFmt w:val="lowerLetter"/>
+      <w:lvlText w:val="%8."/>
+      <w:lvlJc w:val="left"/>
+      <w:pPr>
+        <w:ind w:left="6108" w:hanging="360"/>
+      </w:pPr>
+    </w:lvl>
+    <w:lvl xmlns:w="http://schemas.openxmlformats.org/wordprocessingml/2006/main" w:ilvl="8">
+      <w:start w:val="1"/>
+      <w:numFmt w:val="lowerRoman"/>
+      <w:lvlText w:val="%9."/>
+      <w:lvlJc w:val="right"/>
+      <w:pPr>
+        <w:ind w:left="6828" w:hanging="180"/>
+      </w:pPr>
+    </w:lvl>
+  </w:abstractNum>
+  <w:abstractNum xmlns:w="http://schemas.openxmlformats.org/wordprocessingml/2006/main" w:abstractNumId="6">
+    <w:nsid w:val="78075194"/>
+    <w:multiLevelType xmlns:w="http://schemas.openxmlformats.org/wordprocessingml/2006/main" w:val="hybridMultilevel"/>
+    <w:lvl xmlns:w="http://schemas.openxmlformats.org/wordprocessingml/2006/main" w:ilvl="0">
+      <w:start w:val="1"/>
+      <w:numFmt w:val="decimal"/>
+      <w:lvlText w:val="%1."/>
+      <w:lvlJc w:val="left"/>
+      <w:pPr>
+        <w:ind w:left="720" w:hanging="360"/>
+      </w:pPr>
+    </w:lvl>
+    <w:lvl xmlns:w="http://schemas.openxmlformats.org/wordprocessingml/2006/main" w:ilvl="1">
+      <w:start w:val="1"/>
+      <w:numFmt w:val="lowerLetter"/>
+      <w:lvlText w:val="%2."/>
+      <w:lvlJc w:val="left"/>
+      <w:pPr>
+        <w:ind w:left="1440" w:hanging="360"/>
+      </w:pPr>
+    </w:lvl>
+    <w:lvl xmlns:w="http://schemas.openxmlformats.org/wordprocessingml/2006/main" w:ilvl="2">
+      <w:start w:val="1"/>
+      <w:numFmt w:val="lowerRoman"/>
+      <w:lvlText w:val="%3."/>
+      <w:lvlJc w:val="right"/>
+      <w:pPr>
+        <w:ind w:left="2160" w:hanging="180"/>
+      </w:pPr>
+    </w:lvl>
+    <w:lvl xmlns:w="http://schemas.openxmlformats.org/wordprocessingml/2006/main" w:ilvl="3">
+      <w:start w:val="1"/>
+      <w:numFmt w:val="decimal"/>
+      <w:lvlText w:val="%4."/>
+      <w:lvlJc w:val="left"/>
+      <w:pPr>
+        <w:ind w:left="2880" w:hanging="360"/>
+      </w:pPr>
+    </w:lvl>
+    <w:lvl xmlns:w="http://schemas.openxmlformats.org/wordprocessingml/2006/main" w:ilvl="4">
+      <w:start w:val="1"/>
+      <w:numFmt w:val="lowerLetter"/>
+      <w:lvlText w:val="%5."/>
+      <w:lvlJc w:val="left"/>
+      <w:pPr>
+        <w:ind w:left="3600" w:hanging="360"/>
+      </w:pPr>
+    </w:lvl>
+    <w:lvl xmlns:w="http://schemas.openxmlformats.org/wordprocessingml/2006/main" w:ilvl="5">
+      <w:start w:val="1"/>
+      <w:numFmt w:val="lowerRoman"/>
+      <w:lvlText w:val="%6."/>
+      <w:lvlJc w:val="right"/>
+      <w:pPr>
+        <w:ind w:left="4320" w:hanging="180"/>
+      </w:pPr>
+    </w:lvl>
+    <w:lvl xmlns:w="http://schemas.openxmlformats.org/wordprocessingml/2006/main" w:ilvl="6">
+      <w:start w:val="1"/>
+      <w:numFmt w:val="decimal"/>
+      <w:lvlText w:val="%7."/>
+      <w:lvlJc w:val="left"/>
+      <w:pPr>
+        <w:ind w:left="5040" w:hanging="360"/>
+      </w:pPr>
+    </w:lvl>
+    <w:lvl xmlns:w="http://schemas.openxmlformats.org/wordprocessingml/2006/main" w:ilvl="7">
+      <w:start w:val="1"/>
+      <w:numFmt w:val="lowerLetter"/>
+      <w:lvlText w:val="%8."/>
+      <w:lvlJc w:val="left"/>
+      <w:pPr>
+        <w:ind w:left="5760" w:hanging="360"/>
+      </w:pPr>
+    </w:lvl>
+    <w:lvl xmlns:w="http://schemas.openxmlformats.org/wordprocessingml/2006/main" w:ilvl="8">
+      <w:start w:val="1"/>
+      <w:numFmt w:val="lowerRoman"/>
+      <w:lvlText w:val="%9."/>
+      <w:lvlJc w:val="right"/>
+      <w:pPr>
+        <w:ind w:left="6480" w:hanging="180"/>
+      </w:pPr>
+    </w:lvl>
+  </w:abstractNum>
+  <w:abstractNum xmlns:w="http://schemas.openxmlformats.org/wordprocessingml/2006/main" w:abstractNumId="5">
+    <w:nsid w:val="31ec9489"/>
+    <w:multiLevelType xmlns:w="http://schemas.openxmlformats.org/wordprocessingml/2006/main" w:val="hybridMultilevel"/>
+    <w:lvl xmlns:w="http://schemas.openxmlformats.org/wordprocessingml/2006/main" w:ilvl="0">
+      <w:start w:val="1"/>
+      <w:numFmt w:val="decimal"/>
+      <w:lvlText w:val="%1."/>
+      <w:lvlJc w:val="left"/>
+      <w:pPr>
+        <w:ind w:left="720" w:hanging="360"/>
+      </w:pPr>
+    </w:lvl>
+    <w:lvl xmlns:w="http://schemas.openxmlformats.org/wordprocessingml/2006/main" w:ilvl="1">
+      <w:start w:val="1"/>
+      <w:numFmt w:val="lowerLetter"/>
+      <w:lvlText w:val="%2."/>
+      <w:lvlJc w:val="left"/>
+      <w:pPr>
+        <w:ind w:left="1440" w:hanging="360"/>
+      </w:pPr>
+    </w:lvl>
+    <w:lvl xmlns:w="http://schemas.openxmlformats.org/wordprocessingml/2006/main" w:ilvl="2">
+      <w:start w:val="1"/>
+      <w:numFmt w:val="lowerRoman"/>
+      <w:lvlText w:val="%3."/>
+      <w:lvlJc w:val="right"/>
+      <w:pPr>
+        <w:ind w:left="2160" w:hanging="180"/>
+      </w:pPr>
+    </w:lvl>
+    <w:lvl xmlns:w="http://schemas.openxmlformats.org/wordprocessingml/2006/main" w:ilvl="3">
+      <w:start w:val="1"/>
+      <w:numFmt w:val="decimal"/>
+      <w:lvlText w:val="%4."/>
+      <w:lvlJc w:val="left"/>
+      <w:pPr>
+        <w:ind w:left="2880" w:hanging="360"/>
+      </w:pPr>
+    </w:lvl>
+    <w:lvl xmlns:w="http://schemas.openxmlformats.org/wordprocessingml/2006/main" w:ilvl="4">
+      <w:start w:val="1"/>
+      <w:numFmt w:val="lowerLetter"/>
+      <w:lvlText w:val="%5."/>
+      <w:lvlJc w:val="left"/>
+      <w:pPr>
+        <w:ind w:left="3600" w:hanging="360"/>
+      </w:pPr>
+    </w:lvl>
+    <w:lvl xmlns:w="http://schemas.openxmlformats.org/wordprocessingml/2006/main" w:ilvl="5">
+      <w:start w:val="1"/>
+      <w:numFmt w:val="lowerRoman"/>
+      <w:lvlText w:val="%6."/>
+      <w:lvlJc w:val="right"/>
+      <w:pPr>
+        <w:ind w:left="4320" w:hanging="180"/>
+      </w:pPr>
+    </w:lvl>
+    <w:lvl xmlns:w="http://schemas.openxmlformats.org/wordprocessingml/2006/main" w:ilvl="6">
+      <w:start w:val="1"/>
+      <w:numFmt w:val="decimal"/>
+      <w:lvlText w:val="%7."/>
+      <w:lvlJc w:val="left"/>
+      <w:pPr>
+        <w:ind w:left="5040" w:hanging="360"/>
+      </w:pPr>
+    </w:lvl>
+    <w:lvl xmlns:w="http://schemas.openxmlformats.org/wordprocessingml/2006/main" w:ilvl="7">
+      <w:start w:val="1"/>
+      <w:numFmt w:val="lowerLetter"/>
+      <w:lvlText w:val="%8."/>
+      <w:lvlJc w:val="left"/>
+      <w:pPr>
+        <w:ind w:left="5760" w:hanging="360"/>
+      </w:pPr>
+    </w:lvl>
+    <w:lvl xmlns:w="http://schemas.openxmlformats.org/wordprocessingml/2006/main" w:ilvl="8">
+      <w:start w:val="1"/>
+      <w:numFmt w:val="lowerRoman"/>
+      <w:lvlText w:val="%9."/>
+      <w:lvlJc w:val="right"/>
+      <w:pPr>
+        <w:ind w:left="6480" w:hanging="180"/>
+      </w:pPr>
+    </w:lvl>
+  </w:abstractNum>
+  <w:abstractNum xmlns:w="http://schemas.openxmlformats.org/wordprocessingml/2006/main" w:abstractNumId="4">
+    <w:nsid w:val="57d93d99"/>
+    <w:multiLevelType xmlns:w="http://schemas.openxmlformats.org/wordprocessingml/2006/main" w:val="hybridMultilevel"/>
+    <w:lvl xmlns:w="http://schemas.openxmlformats.org/wordprocessingml/2006/main" w:ilvl="0">
+      <w:start w:val="1"/>
+      <w:numFmt w:val="decimal"/>
+      <w:lvlText w:val="%1."/>
+      <w:lvlJc w:val="left"/>
+      <w:pPr>
+        <w:ind w:left="720" w:hanging="360"/>
+      </w:pPr>
+    </w:lvl>
+    <w:lvl xmlns:w="http://schemas.openxmlformats.org/wordprocessingml/2006/main" w:ilvl="1">
+      <w:start w:val="1"/>
+      <w:numFmt w:val="lowerLetter"/>
+      <w:lvlText w:val="%2."/>
+      <w:lvlJc w:val="left"/>
+      <w:pPr>
+        <w:ind w:left="1440" w:hanging="360"/>
+      </w:pPr>
+    </w:lvl>
+    <w:lvl xmlns:w="http://schemas.openxmlformats.org/wordprocessingml/2006/main" w:ilvl="2">
+      <w:start w:val="1"/>
+      <w:numFmt w:val="lowerRoman"/>
+      <w:lvlText w:val="%3."/>
+      <w:lvlJc w:val="right"/>
+      <w:pPr>
+        <w:ind w:left="2160" w:hanging="180"/>
+      </w:pPr>
+    </w:lvl>
+    <w:lvl xmlns:w="http://schemas.openxmlformats.org/wordprocessingml/2006/main" w:ilvl="3">
+      <w:start w:val="1"/>
+      <w:numFmt w:val="decimal"/>
+      <w:lvlText w:val="%4."/>
+      <w:lvlJc w:val="left"/>
+      <w:pPr>
+        <w:ind w:left="2880" w:hanging="360"/>
+      </w:pPr>
+    </w:lvl>
+    <w:lvl xmlns:w="http://schemas.openxmlformats.org/wordprocessingml/2006/main" w:ilvl="4">
+      <w:start w:val="1"/>
+      <w:numFmt w:val="lowerLetter"/>
+      <w:lvlText w:val="%5."/>
+      <w:lvlJc w:val="left"/>
+      <w:pPr>
+        <w:ind w:left="3600" w:hanging="360"/>
+      </w:pPr>
+    </w:lvl>
+    <w:lvl xmlns:w="http://schemas.openxmlformats.org/wordprocessingml/2006/main" w:ilvl="5">
+      <w:start w:val="1"/>
+      <w:numFmt w:val="lowerRoman"/>
+      <w:lvlText w:val="%6."/>
+      <w:lvlJc w:val="right"/>
+      <w:pPr>
+        <w:ind w:left="4320" w:hanging="180"/>
+      </w:pPr>
+    </w:lvl>
+    <w:lvl xmlns:w="http://schemas.openxmlformats.org/wordprocessingml/2006/main" w:ilvl="6">
+      <w:start w:val="1"/>
+      <w:numFmt w:val="decimal"/>
+      <w:lvlText w:val="%7."/>
+      <w:lvlJc w:val="left"/>
+      <w:pPr>
+        <w:ind w:left="5040" w:hanging="360"/>
+      </w:pPr>
+    </w:lvl>
+    <w:lvl xmlns:w="http://schemas.openxmlformats.org/wordprocessingml/2006/main" w:ilvl="7">
+      <w:start w:val="1"/>
+      <w:numFmt w:val="lowerLetter"/>
+      <w:lvlText w:val="%8."/>
+      <w:lvlJc w:val="left"/>
+      <w:pPr>
+        <w:ind w:left="5760" w:hanging="360"/>
+      </w:pPr>
+    </w:lvl>
+    <w:lvl xmlns:w="http://schemas.openxmlformats.org/wordprocessingml/2006/main" w:ilvl="8">
+      <w:start w:val="1"/>
+      <w:numFmt w:val="lowerRoman"/>
+      <w:lvlText w:val="%9."/>
+      <w:lvlJc w:val="right"/>
+      <w:pPr>
+        <w:ind w:left="6480" w:hanging="180"/>
+      </w:pPr>
+    </w:lvl>
+  </w:abstractNum>
+  <w:abstractNum xmlns:w="http://schemas.openxmlformats.org/wordprocessingml/2006/main" w:abstractNumId="3">
+    <w:nsid w:val="728e1c17"/>
+    <w:multiLevelType xmlns:w="http://schemas.openxmlformats.org/wordprocessingml/2006/main" w:val="hybridMultilevel"/>
+    <w:lvl xmlns:w="http://schemas.openxmlformats.org/wordprocessingml/2006/main" w:ilvl="0">
+      <w:start w:val="1"/>
+      <w:numFmt w:val="decimal"/>
+      <w:lvlText w:val="%1."/>
+      <w:lvlJc w:val="left"/>
+      <w:pPr>
+        <w:ind w:left="720" w:hanging="360"/>
+      </w:pPr>
+    </w:lvl>
+    <w:lvl xmlns:w="http://schemas.openxmlformats.org/wordprocessingml/2006/main" w:ilvl="1">
+      <w:start w:val="1"/>
+      <w:numFmt w:val="lowerLetter"/>
+      <w:lvlText w:val="%2."/>
+      <w:lvlJc w:val="left"/>
+      <w:pPr>
+        <w:ind w:left="1440" w:hanging="360"/>
+      </w:pPr>
+    </w:lvl>
+    <w:lvl xmlns:w="http://schemas.openxmlformats.org/wordprocessingml/2006/main" w:ilvl="2">
+      <w:start w:val="1"/>
+      <w:numFmt w:val="lowerRoman"/>
+      <w:lvlText w:val="%3."/>
+      <w:lvlJc w:val="right"/>
+      <w:pPr>
+        <w:ind w:left="2160" w:hanging="180"/>
+      </w:pPr>
+    </w:lvl>
+    <w:lvl xmlns:w="http://schemas.openxmlformats.org/wordprocessingml/2006/main" w:ilvl="3">
+      <w:start w:val="1"/>
+      <w:numFmt w:val="decimal"/>
+      <w:lvlText w:val="%4."/>
+      <w:lvlJc w:val="left"/>
+      <w:pPr>
+        <w:ind w:left="2880" w:hanging="360"/>
+      </w:pPr>
+    </w:lvl>
+    <w:lvl xmlns:w="http://schemas.openxmlformats.org/wordprocessingml/2006/main" w:ilvl="4">
+      <w:start w:val="1"/>
+      <w:numFmt w:val="lowerLetter"/>
+      <w:lvlText w:val="%5."/>
+      <w:lvlJc w:val="left"/>
+      <w:pPr>
+        <w:ind w:left="3600" w:hanging="360"/>
+      </w:pPr>
+    </w:lvl>
+    <w:lvl xmlns:w="http://schemas.openxmlformats.org/wordprocessingml/2006/main" w:ilvl="5">
+      <w:start w:val="1"/>
+      <w:numFmt w:val="lowerRoman"/>
+      <w:lvlText w:val="%6."/>
+      <w:lvlJc w:val="right"/>
+      <w:pPr>
+        <w:ind w:left="4320" w:hanging="180"/>
+      </w:pPr>
+    </w:lvl>
+    <w:lvl xmlns:w="http://schemas.openxmlformats.org/wordprocessingml/2006/main" w:ilvl="6">
+      <w:start w:val="1"/>
+      <w:numFmt w:val="decimal"/>
+      <w:lvlText w:val="%7."/>
+      <w:lvlJc w:val="left"/>
+      <w:pPr>
+        <w:ind w:left="5040" w:hanging="360"/>
+      </w:pPr>
+    </w:lvl>
+    <w:lvl xmlns:w="http://schemas.openxmlformats.org/wordprocessingml/2006/main" w:ilvl="7">
+      <w:start w:val="1"/>
+      <w:numFmt w:val="lowerLetter"/>
+      <w:lvlText w:val="%8."/>
+      <w:lvlJc w:val="left"/>
+      <w:pPr>
+        <w:ind w:left="5760" w:hanging="360"/>
+      </w:pPr>
+    </w:lvl>
+    <w:lvl xmlns:w="http://schemas.openxmlformats.org/wordprocessingml/2006/main" w:ilvl="8">
+      <w:start w:val="1"/>
+      <w:numFmt w:val="lowerRoman"/>
+      <w:lvlText w:val="%9."/>
+      <w:lvlJc w:val="right"/>
+      <w:pPr>
+        <w:ind w:left="6480" w:hanging="180"/>
+      </w:pPr>
+    </w:lvl>
+  </w:abstractNum>
+  <w:abstractNum xmlns:w="http://schemas.openxmlformats.org/wordprocessingml/2006/main" w:abstractNumId="2">
+    <w:nsid w:val="4ed9766c"/>
+    <w:multiLevelType xmlns:w="http://schemas.openxmlformats.org/wordprocessingml/2006/main" w:val="hybridMultilevel"/>
+    <w:lvl xmlns:w="http://schemas.openxmlformats.org/wordprocessingml/2006/main" w:ilvl="0">
+      <w:start w:val="1"/>
+      <w:numFmt w:val="decimal"/>
+      <w:lvlText w:val="%1."/>
+      <w:lvlJc w:val="left"/>
+      <w:pPr>
+        <w:ind w:left="1080" w:hanging="360"/>
+      </w:pPr>
+    </w:lvl>
+    <w:lvl xmlns:w="http://schemas.openxmlformats.org/wordprocessingml/2006/main" w:ilvl="1">
+      <w:start w:val="1"/>
+      <w:numFmt w:val="lowerLetter"/>
+      <w:lvlText w:val="%2."/>
+      <w:lvlJc w:val="left"/>
+      <w:pPr>
+        <w:ind w:left="1800" w:hanging="360"/>
+      </w:pPr>
+    </w:lvl>
+    <w:lvl xmlns:w="http://schemas.openxmlformats.org/wordprocessingml/2006/main" w:ilvl="2">
+      <w:start w:val="1"/>
+      <w:numFmt w:val="lowerRoman"/>
+      <w:lvlText w:val="%3."/>
+      <w:lvlJc w:val="right"/>
+      <w:pPr>
+        <w:ind w:left="2520" w:hanging="180"/>
+      </w:pPr>
+    </w:lvl>
+    <w:lvl xmlns:w="http://schemas.openxmlformats.org/wordprocessingml/2006/main" w:ilvl="3">
+      <w:start w:val="1"/>
+      <w:numFmt w:val="decimal"/>
+      <w:lvlText w:val="%4."/>
+      <w:lvlJc w:val="left"/>
+      <w:pPr>
+        <w:ind w:left="3240" w:hanging="360"/>
+      </w:pPr>
+    </w:lvl>
+    <w:lvl xmlns:w="http://schemas.openxmlformats.org/wordprocessingml/2006/main" w:ilvl="4">
+      <w:start w:val="1"/>
+      <w:numFmt w:val="lowerLetter"/>
+      <w:lvlText w:val="%5."/>
+      <w:lvlJc w:val="left"/>
+      <w:pPr>
+        <w:ind w:left="3960" w:hanging="360"/>
+      </w:pPr>
+    </w:lvl>
+    <w:lvl xmlns:w="http://schemas.openxmlformats.org/wordprocessingml/2006/main" w:ilvl="5">
+      <w:start w:val="1"/>
+      <w:numFmt w:val="lowerRoman"/>
+      <w:lvlText w:val="%6."/>
+      <w:lvlJc w:val="right"/>
+      <w:pPr>
+        <w:ind w:left="4680" w:hanging="180"/>
+      </w:pPr>
+    </w:lvl>
+    <w:lvl xmlns:w="http://schemas.openxmlformats.org/wordprocessingml/2006/main" w:ilvl="6">
+      <w:start w:val="1"/>
+      <w:numFmt w:val="decimal"/>
+      <w:lvlText w:val="%7."/>
+      <w:lvlJc w:val="left"/>
+      <w:pPr>
+        <w:ind w:left="5400" w:hanging="360"/>
+      </w:pPr>
+    </w:lvl>
+    <w:lvl xmlns:w="http://schemas.openxmlformats.org/wordprocessingml/2006/main" w:ilvl="7">
+      <w:start w:val="1"/>
+      <w:numFmt w:val="lowerLetter"/>
+      <w:lvlText w:val="%8."/>
+      <w:lvlJc w:val="left"/>
+      <w:pPr>
+        <w:ind w:left="6120" w:hanging="360"/>
+      </w:pPr>
+    </w:lvl>
+    <w:lvl xmlns:w="http://schemas.openxmlformats.org/wordprocessingml/2006/main" w:ilvl="8">
+      <w:start w:val="1"/>
+      <w:numFmt w:val="lowerRoman"/>
+      <w:lvlText w:val="%9."/>
+      <w:lvlJc w:val="right"/>
+      <w:pPr>
+        <w:ind w:left="6840" w:hanging="180"/>
+      </w:pPr>
+    </w:lvl>
+  </w:abstractNum>
+  <w:abstractNum xmlns:w="http://schemas.openxmlformats.org/wordprocessingml/2006/main" w:abstractNumId="1">
+    <w:nsid w:val="3cb130c7"/>
+    <w:multiLevelType xmlns:w="http://schemas.openxmlformats.org/wordprocessingml/2006/main" w:val="hybridMultilevel"/>
+    <w:lvl xmlns:w="http://schemas.openxmlformats.org/wordprocessingml/2006/main" w:ilvl="0">
+      <w:start w:val="1"/>
+      <w:numFmt w:val="decimal"/>
+      <w:lvlText w:val="%1."/>
+      <w:lvlJc w:val="left"/>
+      <w:pPr>
+        <w:ind w:left="720" w:hanging="360"/>
+      </w:pPr>
+    </w:lvl>
+    <w:lvl xmlns:w="http://schemas.openxmlformats.org/wordprocessingml/2006/main" w:ilvl="1">
+      <w:start w:val="1"/>
+      <w:numFmt w:val="lowerLetter"/>
+      <w:lvlText w:val="%2."/>
+      <w:lvlJc w:val="left"/>
+      <w:pPr>
+        <w:ind w:left="1440" w:hanging="360"/>
+      </w:pPr>
+    </w:lvl>
+    <w:lvl xmlns:w="http://schemas.openxmlformats.org/wordprocessingml/2006/main" w:ilvl="2">
+      <w:start w:val="1"/>
+      <w:numFmt w:val="lowerRoman"/>
+      <w:lvlText w:val="%3."/>
+      <w:lvlJc w:val="right"/>
+      <w:pPr>
+        <w:ind w:left="2160" w:hanging="180"/>
+      </w:pPr>
+    </w:lvl>
+    <w:lvl xmlns:w="http://schemas.openxmlformats.org/wordprocessingml/2006/main" w:ilvl="3">
+      <w:start w:val="1"/>
+      <w:numFmt w:val="decimal"/>
+      <w:lvlText w:val="%4."/>
+      <w:lvlJc w:val="left"/>
+      <w:pPr>
+        <w:ind w:left="2880" w:hanging="360"/>
+      </w:pPr>
+    </w:lvl>
+    <w:lvl xmlns:w="http://schemas.openxmlformats.org/wordprocessingml/2006/main" w:ilvl="4">
+      <w:start w:val="1"/>
+      <w:numFmt w:val="lowerLetter"/>
+      <w:lvlText w:val="%5."/>
+      <w:lvlJc w:val="left"/>
+      <w:pPr>
+        <w:ind w:left="3600" w:hanging="360"/>
+      </w:pPr>
+    </w:lvl>
+    <w:lvl xmlns:w="http://schemas.openxmlformats.org/wordprocessingml/2006/main" w:ilvl="5">
+      <w:start w:val="1"/>
+      <w:numFmt w:val="lowerRoman"/>
+      <w:lvlText w:val="%6."/>
+      <w:lvlJc w:val="right"/>
+      <w:pPr>
+        <w:ind w:left="4320" w:hanging="180"/>
+      </w:pPr>
+    </w:lvl>
+    <w:lvl xmlns:w="http://schemas.openxmlformats.org/wordprocessingml/2006/main" w:ilvl="6">
+      <w:start w:val="1"/>
+      <w:numFmt w:val="decimal"/>
+      <w:lvlText w:val="%7."/>
+      <w:lvlJc w:val="left"/>
+      <w:pPr>
+        <w:ind w:left="5040" w:hanging="360"/>
+      </w:pPr>
+    </w:lvl>
+    <w:lvl xmlns:w="http://schemas.openxmlformats.org/wordprocessingml/2006/main" w:ilvl="7">
+      <w:start w:val="1"/>
+      <w:numFmt w:val="lowerLetter"/>
+      <w:lvlText w:val="%8."/>
+      <w:lvlJc w:val="left"/>
+      <w:pPr>
+        <w:ind w:left="5760" w:hanging="360"/>
+      </w:pPr>
+    </w:lvl>
+    <w:lvl xmlns:w="http://schemas.openxmlformats.org/wordprocessingml/2006/main" w:ilvl="8">
+      <w:start w:val="1"/>
+      <w:numFmt w:val="lowerRoman"/>
+      <w:lvlText w:val="%9."/>
+      <w:lvlJc w:val="right"/>
+      <w:pPr>
+        <w:ind w:left="6480" w:hanging="180"/>
+      </w:pPr>
+    </w:lvl>
+  </w:abstractNum>
+  <w:num w:numId="8">
+    <w:abstractNumId w:val="8"/>
+  </w:num>
+  <w:num w:numId="7">
+    <w:abstractNumId w:val="7"/>
+  </w:num>
+  <w:num w:numId="6">
+    <w:abstractNumId w:val="6"/>
+  </w:num>
+  <w:num w:numId="5">
+    <w:abstractNumId w:val="5"/>
+  </w:num>
+  <w:num w:numId="4">
+    <w:abstractNumId w:val="4"/>
+  </w:num>
+  <w:num w:numId="3">
+    <w:abstractNumId w:val="3"/>
+  </w:num>
+  <w:num w:numId="2">
+    <w:abstractNumId w:val="2"/>
+  </w:num>
+  <w:num w:numId="1">
+    <w:abstractNumId w:val="1"/>
+  </w:num>
+</w:numbering>
 </file>
 
 <file path=word/styles.xml><?xml version="1.0" encoding="utf-8"?>
@@ -444,6 +5267,26 @@
     <w:semiHidden/>
     <w:unhideWhenUsed/>
   </w:style>
+  <w:style xmlns:w14="http://schemas.microsoft.com/office/word/2010/wordml" xmlns:mc="http://schemas.openxmlformats.org/markup-compatibility/2006" xmlns:w="http://schemas.openxmlformats.org/wordprocessingml/2006/main" w:type="character" w:styleId="Hyperlink" mc:Ignorable="w14">
+    <w:name xmlns:w="http://schemas.openxmlformats.org/wordprocessingml/2006/main" w:val="Hyperlink"/>
+    <w:basedOn xmlns:w="http://schemas.openxmlformats.org/wordprocessingml/2006/main" w:val="Fuentedeprrafopredeter"/>
+    <w:uiPriority xmlns:w="http://schemas.openxmlformats.org/wordprocessingml/2006/main" w:val="99"/>
+    <w:unhideWhenUsed xmlns:w="http://schemas.openxmlformats.org/wordprocessingml/2006/main"/>
+    <w:rPr xmlns:w="http://schemas.openxmlformats.org/wordprocessingml/2006/main">
+      <w:color w:val="0563C1" w:themeColor="hyperlink"/>
+      <w:u w:val="single"/>
+    </w:rPr>
+  </w:style>
+  <w:style xmlns:w14="http://schemas.microsoft.com/office/word/2010/wordml" xmlns:mc="http://schemas.openxmlformats.org/markup-compatibility/2006" xmlns:w="http://schemas.openxmlformats.org/wordprocessingml/2006/main" w:type="paragraph" w:styleId="ListParagraph" mc:Ignorable="w14">
+    <w:name xmlns:w="http://schemas.openxmlformats.org/wordprocessingml/2006/main" w:val="List Paragraph"/>
+    <w:basedOn xmlns:w="http://schemas.openxmlformats.org/wordprocessingml/2006/main" w:val="Normal"/>
+    <w:uiPriority xmlns:w="http://schemas.openxmlformats.org/wordprocessingml/2006/main" w:val="34"/>
+    <w:qFormat xmlns:w="http://schemas.openxmlformats.org/wordprocessingml/2006/main"/>
+    <w:pPr xmlns:w="http://schemas.openxmlformats.org/wordprocessingml/2006/main">
+      <w:ind xmlns:w="http://schemas.openxmlformats.org/wordprocessingml/2006/main" w:left="720"/>
+      <w:contextualSpacing xmlns:w="http://schemas.openxmlformats.org/wordprocessingml/2006/main"/>
+    </w:pPr>
+  </w:style>
 </w:styles>
 </file>
 

--- a/documentation/Technical Summary Draft.docx
+++ b/documentation/Technical Summary Draft.docx
@@ -407,532 +407,66 @@
     </w:p>
     <w:p>
       <w:pPr>
-        <w:jc w:val="left"/>
-        <w:rPr>
-          <w:rFonts w:ascii="Times New Roman" w:hAnsi="Times New Roman" w:eastAsia="Times New Roman" w:cs="Times New Roman"/>
-          <w:b w:val="0"/>
-          <w:bCs w:val="0"/>
-          <w:lang w:val="es-ES"/>
-        </w:rPr>
-      </w:pPr>
-      <w:r>
-        <w:rPr>
-          <w:rFonts w:ascii="Times New Roman" w:hAnsi="Times New Roman" w:eastAsia="Times New Roman" w:cs="Times New Roman"/>
-          <w:b w:val="0"/>
-          <w:bCs w:val="0"/>
-          <w:lang w:val="es-ES"/>
-        </w:rPr>
-        <w:t xml:space="preserve">Este proyecto pretende mostrar datos de sensores previamente </w:t>
-      </w:r>
-      <w:r>
-        <w:rPr>
-          <w:rFonts w:ascii="Times New Roman" w:hAnsi="Times New Roman" w:eastAsia="Times New Roman" w:cs="Times New Roman"/>
-          <w:b w:val="0"/>
-          <w:bCs w:val="0"/>
-          <w:lang w:val="es-ES"/>
-        </w:rPr>
-        <w:t xml:space="preserve">recibidos a </w:t>
-      </w:r>
-      <w:r>
-        <w:rPr>
-          <w:rFonts w:ascii="Times New Roman" w:hAnsi="Times New Roman" w:eastAsia="Times New Roman" w:cs="Times New Roman"/>
-          <w:b w:val="0"/>
-          <w:bCs w:val="0"/>
-          <w:lang w:val="es-ES"/>
-        </w:rPr>
-        <w:t>través</w:t>
-      </w:r>
-      <w:r>
-        <w:rPr>
-          <w:rFonts w:ascii="Times New Roman" w:hAnsi="Times New Roman" w:eastAsia="Times New Roman" w:cs="Times New Roman"/>
-          <w:b w:val="0"/>
-          <w:bCs w:val="0"/>
-          <w:lang w:val="es-ES"/>
-        </w:rPr>
-        <w:t xml:space="preserve"> del protocolo de comunicación </w:t>
-      </w:r>
-      <w:r>
-        <w:rPr>
-          <w:rFonts w:ascii="Times New Roman" w:hAnsi="Times New Roman" w:eastAsia="Times New Roman" w:cs="Times New Roman"/>
-          <w:b w:val="0"/>
-          <w:bCs w:val="0"/>
-          <w:lang w:val="es-ES"/>
-        </w:rPr>
-        <w:t>LoRa</w:t>
-      </w:r>
-      <w:r>
-        <w:rPr>
-          <w:rFonts w:ascii="Times New Roman" w:hAnsi="Times New Roman" w:eastAsia="Times New Roman" w:cs="Times New Roman"/>
-          <w:b w:val="0"/>
-          <w:bCs w:val="0"/>
-          <w:lang w:val="es-ES"/>
-        </w:rPr>
-        <w:t xml:space="preserve">, que es un protocolo de comunicación sencillo, sin necesidad de internet e ideal para </w:t>
-      </w:r>
-      <w:r>
-        <w:rPr>
-          <w:rFonts w:ascii="Times New Roman" w:hAnsi="Times New Roman" w:eastAsia="Times New Roman" w:cs="Times New Roman"/>
-          <w:b w:val="0"/>
-          <w:bCs w:val="0"/>
-          <w:lang w:val="es-ES"/>
-        </w:rPr>
-        <w:t>paquetes de información pequeños, como lo son datos de sensores.</w:t>
-      </w:r>
-    </w:p>
-    <w:p>
-      <w:pPr>
-        <w:jc w:val="left"/>
-        <w:rPr>
-          <w:rFonts w:ascii="Times New Roman" w:hAnsi="Times New Roman" w:eastAsia="Times New Roman" w:cs="Times New Roman"/>
-          <w:b w:val="0"/>
-          <w:bCs w:val="0"/>
-          <w:lang w:val="es-ES"/>
-        </w:rPr>
-      </w:pPr>
-      <w:r>
-        <w:rPr>
-          <w:rFonts w:ascii="Times New Roman" w:hAnsi="Times New Roman" w:eastAsia="Times New Roman" w:cs="Times New Roman"/>
-          <w:b w:val="0"/>
-          <w:bCs w:val="0"/>
-          <w:lang w:val="es-ES"/>
-        </w:rPr>
-        <w:t xml:space="preserve">Hardware de baja potencia como </w:t>
-      </w:r>
-      <w:r>
-        <w:rPr>
-          <w:rFonts w:ascii="Times New Roman" w:hAnsi="Times New Roman" w:eastAsia="Times New Roman" w:cs="Times New Roman"/>
-          <w:b w:val="0"/>
-          <w:bCs w:val="0"/>
-          <w:lang w:val="es-ES"/>
-        </w:rPr>
-        <w:t>arduinos</w:t>
-      </w:r>
-      <w:r>
-        <w:rPr>
-          <w:rFonts w:ascii="Times New Roman" w:hAnsi="Times New Roman" w:eastAsia="Times New Roman" w:cs="Times New Roman"/>
-          <w:b w:val="0"/>
-          <w:bCs w:val="0"/>
-          <w:lang w:val="es-ES"/>
-        </w:rPr>
-        <w:t xml:space="preserve">, </w:t>
-      </w:r>
-      <w:r>
-        <w:rPr>
-          <w:rFonts w:ascii="Times New Roman" w:hAnsi="Times New Roman" w:eastAsia="Times New Roman" w:cs="Times New Roman"/>
-          <w:b w:val="0"/>
-          <w:bCs w:val="0"/>
-          <w:lang w:val="es-ES"/>
-        </w:rPr>
-        <w:t>raspberry</w:t>
-      </w:r>
-      <w:r>
-        <w:rPr>
-          <w:rFonts w:ascii="Times New Roman" w:hAnsi="Times New Roman" w:eastAsia="Times New Roman" w:cs="Times New Roman"/>
-          <w:b w:val="0"/>
-          <w:bCs w:val="0"/>
-          <w:lang w:val="es-ES"/>
-        </w:rPr>
-        <w:t xml:space="preserve"> pi o mini </w:t>
-      </w:r>
-      <w:r>
-        <w:rPr>
-          <w:rFonts w:ascii="Times New Roman" w:hAnsi="Times New Roman" w:eastAsia="Times New Roman" w:cs="Times New Roman"/>
-          <w:b w:val="0"/>
-          <w:bCs w:val="0"/>
-          <w:lang w:val="es-ES"/>
-        </w:rPr>
-        <w:t>pc</w:t>
-      </w:r>
-      <w:r>
-        <w:rPr>
-          <w:rFonts w:ascii="Times New Roman" w:hAnsi="Times New Roman" w:eastAsia="Times New Roman" w:cs="Times New Roman"/>
-          <w:b w:val="0"/>
-          <w:bCs w:val="0"/>
-          <w:lang w:val="es-ES"/>
-        </w:rPr>
-        <w:t>s</w:t>
-      </w:r>
-      <w:r>
-        <w:rPr>
-          <w:rFonts w:ascii="Times New Roman" w:hAnsi="Times New Roman" w:eastAsia="Times New Roman" w:cs="Times New Roman"/>
-          <w:b w:val="0"/>
-          <w:bCs w:val="0"/>
-          <w:lang w:val="es-ES"/>
-        </w:rPr>
-        <w:t xml:space="preserve"> son convenientes debido a los bajos costes</w:t>
-      </w:r>
-      <w:r>
-        <w:rPr>
-          <w:rFonts w:ascii="Times New Roman" w:hAnsi="Times New Roman" w:eastAsia="Times New Roman" w:cs="Times New Roman"/>
-          <w:b w:val="0"/>
-          <w:bCs w:val="0"/>
-          <w:lang w:val="es-ES"/>
-        </w:rPr>
-        <w:t>, bajo consumo de energía</w:t>
-      </w:r>
-      <w:r>
-        <w:rPr>
-          <w:rFonts w:ascii="Times New Roman" w:hAnsi="Times New Roman" w:eastAsia="Times New Roman" w:cs="Times New Roman"/>
-          <w:b w:val="0"/>
-          <w:bCs w:val="0"/>
-          <w:lang w:val="es-ES"/>
-        </w:rPr>
-        <w:t xml:space="preserve"> </w:t>
-      </w:r>
-      <w:r>
-        <w:rPr>
-          <w:rFonts w:ascii="Times New Roman" w:hAnsi="Times New Roman" w:eastAsia="Times New Roman" w:cs="Times New Roman"/>
-          <w:b w:val="0"/>
-          <w:bCs w:val="0"/>
-          <w:lang w:val="es-ES"/>
-        </w:rPr>
-        <w:t xml:space="preserve">y a </w:t>
-      </w:r>
-      <w:r>
-        <w:rPr>
-          <w:rFonts w:ascii="Times New Roman" w:hAnsi="Times New Roman" w:eastAsia="Times New Roman" w:cs="Times New Roman"/>
-          <w:b w:val="0"/>
-          <w:bCs w:val="0"/>
-          <w:lang w:val="es-ES"/>
-        </w:rPr>
-        <w:t xml:space="preserve">que el software que </w:t>
-      </w:r>
-      <w:r>
-        <w:rPr>
-          <w:rFonts w:ascii="Times New Roman" w:hAnsi="Times New Roman" w:eastAsia="Times New Roman" w:cs="Times New Roman"/>
-          <w:b w:val="0"/>
-          <w:bCs w:val="0"/>
-          <w:lang w:val="es-ES"/>
-        </w:rPr>
-        <w:t xml:space="preserve">ejecutarán no será muy demandante en </w:t>
-      </w:r>
-      <w:r>
-        <w:rPr>
-          <w:rFonts w:ascii="Times New Roman" w:hAnsi="Times New Roman" w:eastAsia="Times New Roman" w:cs="Times New Roman"/>
-          <w:b w:val="0"/>
-          <w:bCs w:val="0"/>
-          <w:lang w:val="es-ES"/>
-        </w:rPr>
-        <w:t>términos</w:t>
-      </w:r>
-      <w:r>
-        <w:rPr>
-          <w:rFonts w:ascii="Times New Roman" w:hAnsi="Times New Roman" w:eastAsia="Times New Roman" w:cs="Times New Roman"/>
-          <w:b w:val="0"/>
-          <w:bCs w:val="0"/>
-          <w:lang w:val="es-ES"/>
-        </w:rPr>
-        <w:t xml:space="preserve"> de procesamiento.</w:t>
-      </w:r>
-    </w:p>
-    <w:p>
-      <w:pPr>
-        <w:jc w:val="left"/>
-        <w:rPr>
-          <w:rFonts w:ascii="Times New Roman" w:hAnsi="Times New Roman" w:eastAsia="Times New Roman" w:cs="Times New Roman"/>
-          <w:b w:val="0"/>
-          <w:bCs w:val="0"/>
-          <w:lang w:val="es-ES"/>
-        </w:rPr>
-      </w:pPr>
-      <w:r>
-        <w:rPr>
-          <w:rFonts w:ascii="Times New Roman" w:hAnsi="Times New Roman" w:eastAsia="Times New Roman" w:cs="Times New Roman"/>
-          <w:b w:val="0"/>
-          <w:bCs w:val="0"/>
-          <w:lang w:val="es-ES"/>
-        </w:rPr>
-        <w:t>El desarrollo web es conveniente por su versatilidad para crear programas accesibles desde la web e incluso de manera local.</w:t>
-      </w:r>
-      <w:r>
-        <w:rPr>
-          <w:rFonts w:ascii="Times New Roman" w:hAnsi="Times New Roman" w:eastAsia="Times New Roman" w:cs="Times New Roman"/>
-          <w:b w:val="0"/>
-          <w:bCs w:val="0"/>
-          <w:lang w:val="es-ES"/>
-        </w:rPr>
-        <w:t xml:space="preserve"> </w:t>
-      </w:r>
-      <w:r>
-        <w:rPr>
-          <w:rFonts w:ascii="Times New Roman" w:hAnsi="Times New Roman" w:eastAsia="Times New Roman" w:cs="Times New Roman"/>
-          <w:b w:val="0"/>
-          <w:bCs w:val="0"/>
-          <w:lang w:val="es-ES"/>
-        </w:rPr>
-        <w:t>En este caso es conveniente porque el hardware usado para el proyecto podría tener conexión a internet o no dependiendo de la ubicación que elija el usuario final, por lo que una única aplicación en Angular que pueda ejecutarse en el navegador de manera local y remota es una herramienta conveniente.</w:t>
-      </w:r>
-    </w:p>
-    <w:p>
-      <w:pPr>
-        <w:jc w:val="left"/>
-        <w:rPr>
-          <w:rFonts w:ascii="Times New Roman" w:hAnsi="Times New Roman" w:eastAsia="Times New Roman" w:cs="Times New Roman"/>
-          <w:b w:val="0"/>
-          <w:bCs w:val="0"/>
-          <w:lang w:val="es-ES"/>
-        </w:rPr>
-      </w:pPr>
-      <w:r>
-        <w:rPr>
-          <w:rFonts w:ascii="Times New Roman" w:hAnsi="Times New Roman" w:eastAsia="Times New Roman" w:cs="Times New Roman"/>
-          <w:b w:val="0"/>
-          <w:bCs w:val="0"/>
-          <w:lang w:val="es-ES"/>
-        </w:rPr>
-        <w:t xml:space="preserve">Angular es un </w:t>
-      </w:r>
-      <w:r>
-        <w:rPr>
-          <w:rFonts w:ascii="Times New Roman" w:hAnsi="Times New Roman" w:eastAsia="Times New Roman" w:cs="Times New Roman"/>
-          <w:b w:val="0"/>
-          <w:bCs w:val="0"/>
-          <w:lang w:val="es-ES"/>
-        </w:rPr>
-        <w:t>framework</w:t>
-      </w:r>
-      <w:r>
-        <w:rPr>
-          <w:rFonts w:ascii="Times New Roman" w:hAnsi="Times New Roman" w:eastAsia="Times New Roman" w:cs="Times New Roman"/>
-          <w:b w:val="0"/>
-          <w:bCs w:val="0"/>
-          <w:lang w:val="es-ES"/>
-        </w:rPr>
-        <w:t xml:space="preserve"> que utiliza 2 lenguajes </w:t>
-      </w:r>
-      <w:r>
-        <w:rPr>
-          <w:rFonts w:ascii="Times New Roman" w:hAnsi="Times New Roman" w:eastAsia="Times New Roman" w:cs="Times New Roman"/>
-          <w:b w:val="0"/>
-          <w:bCs w:val="0"/>
-          <w:lang w:val="es-ES"/>
-        </w:rPr>
-        <w:t>esenciales</w:t>
-      </w:r>
-      <w:r>
-        <w:rPr>
-          <w:rFonts w:ascii="Times New Roman" w:hAnsi="Times New Roman" w:eastAsia="Times New Roman" w:cs="Times New Roman"/>
-          <w:b w:val="0"/>
-          <w:bCs w:val="0"/>
-          <w:lang w:val="es-ES"/>
-        </w:rPr>
-        <w:t xml:space="preserve">, </w:t>
-      </w:r>
-      <w:r>
-        <w:rPr>
-          <w:rFonts w:ascii="Times New Roman" w:hAnsi="Times New Roman" w:eastAsia="Times New Roman" w:cs="Times New Roman"/>
-          <w:b w:val="0"/>
-          <w:bCs w:val="0"/>
-          <w:lang w:val="es-ES"/>
-        </w:rPr>
-        <w:t>html</w:t>
-      </w:r>
-      <w:r>
-        <w:rPr>
-          <w:rFonts w:ascii="Times New Roman" w:hAnsi="Times New Roman" w:eastAsia="Times New Roman" w:cs="Times New Roman"/>
-          <w:b w:val="0"/>
-          <w:bCs w:val="0"/>
-          <w:lang w:val="es-ES"/>
-        </w:rPr>
-        <w:t xml:space="preserve"> y </w:t>
-      </w:r>
-      <w:r>
-        <w:rPr>
-          <w:rFonts w:ascii="Times New Roman" w:hAnsi="Times New Roman" w:eastAsia="Times New Roman" w:cs="Times New Roman"/>
-          <w:b w:val="0"/>
-          <w:bCs w:val="0"/>
-          <w:lang w:val="es-ES"/>
-        </w:rPr>
-        <w:t>typescript</w:t>
-      </w:r>
-      <w:r>
-        <w:rPr>
-          <w:rFonts w:ascii="Times New Roman" w:hAnsi="Times New Roman" w:eastAsia="Times New Roman" w:cs="Times New Roman"/>
-          <w:b w:val="0"/>
-          <w:bCs w:val="0"/>
-          <w:lang w:val="es-ES"/>
-        </w:rPr>
-        <w:t xml:space="preserve">, siendo su principal ventaja la </w:t>
-      </w:r>
-      <w:r>
-        <w:rPr>
-          <w:rFonts w:ascii="Times New Roman" w:hAnsi="Times New Roman" w:eastAsia="Times New Roman" w:cs="Times New Roman"/>
-          <w:b w:val="0"/>
-          <w:bCs w:val="0"/>
-          <w:lang w:val="es-ES"/>
-        </w:rPr>
-        <w:t xml:space="preserve">facilidad que se tiene en la </w:t>
-      </w:r>
-      <w:r>
-        <w:rPr>
-          <w:rFonts w:ascii="Times New Roman" w:hAnsi="Times New Roman" w:eastAsia="Times New Roman" w:cs="Times New Roman"/>
-          <w:b w:val="0"/>
-          <w:bCs w:val="0"/>
-          <w:lang w:val="es-ES"/>
-        </w:rPr>
-        <w:t>comunicación</w:t>
-      </w:r>
-      <w:r>
-        <w:rPr>
-          <w:rFonts w:ascii="Times New Roman" w:hAnsi="Times New Roman" w:eastAsia="Times New Roman" w:cs="Times New Roman"/>
-          <w:b w:val="0"/>
-          <w:bCs w:val="0"/>
-          <w:lang w:val="es-ES"/>
-        </w:rPr>
-        <w:t xml:space="preserve"> entre el </w:t>
-      </w:r>
-      <w:r>
-        <w:rPr>
-          <w:rFonts w:ascii="Times New Roman" w:hAnsi="Times New Roman" w:eastAsia="Times New Roman" w:cs="Times New Roman"/>
-          <w:b w:val="0"/>
-          <w:bCs w:val="0"/>
-          <w:lang w:val="es-ES"/>
-        </w:rPr>
-        <w:t>front</w:t>
-      </w:r>
-      <w:r>
-        <w:rPr>
-          <w:rFonts w:ascii="Times New Roman" w:hAnsi="Times New Roman" w:eastAsia="Times New Roman" w:cs="Times New Roman"/>
-          <w:b w:val="0"/>
-          <w:bCs w:val="0"/>
-          <w:lang w:val="es-ES"/>
-        </w:rPr>
-        <w:t xml:space="preserve"> </w:t>
-      </w:r>
-      <w:r>
-        <w:rPr>
-          <w:rFonts w:ascii="Times New Roman" w:hAnsi="Times New Roman" w:eastAsia="Times New Roman" w:cs="Times New Roman"/>
-          <w:b w:val="0"/>
-          <w:bCs w:val="0"/>
-          <w:lang w:val="es-ES"/>
-        </w:rPr>
-        <w:t>end</w:t>
-      </w:r>
-      <w:r>
-        <w:rPr>
-          <w:rFonts w:ascii="Times New Roman" w:hAnsi="Times New Roman" w:eastAsia="Times New Roman" w:cs="Times New Roman"/>
-          <w:b w:val="0"/>
-          <w:bCs w:val="0"/>
-          <w:lang w:val="es-ES"/>
-        </w:rPr>
-        <w:t xml:space="preserve"> y el back </w:t>
-      </w:r>
-      <w:r>
-        <w:rPr>
-          <w:rFonts w:ascii="Times New Roman" w:hAnsi="Times New Roman" w:eastAsia="Times New Roman" w:cs="Times New Roman"/>
-          <w:b w:val="0"/>
-          <w:bCs w:val="0"/>
-          <w:lang w:val="es-ES"/>
-        </w:rPr>
-        <w:t>end</w:t>
-      </w:r>
-      <w:r>
-        <w:rPr>
-          <w:rFonts w:ascii="Times New Roman" w:hAnsi="Times New Roman" w:eastAsia="Times New Roman" w:cs="Times New Roman"/>
-          <w:b w:val="0"/>
-          <w:bCs w:val="0"/>
-          <w:lang w:val="es-ES"/>
-        </w:rPr>
-        <w:t xml:space="preserve"> del código. En este proyecto, usaremos principalmente instrucciones en el código del </w:t>
-      </w:r>
-      <w:r>
-        <w:rPr>
-          <w:rFonts w:ascii="Times New Roman" w:hAnsi="Times New Roman" w:eastAsia="Times New Roman" w:cs="Times New Roman"/>
-          <w:b w:val="0"/>
-          <w:bCs w:val="0"/>
-          <w:lang w:val="es-ES"/>
-        </w:rPr>
-        <w:t>html</w:t>
-      </w:r>
-      <w:r>
-        <w:rPr>
-          <w:rFonts w:ascii="Times New Roman" w:hAnsi="Times New Roman" w:eastAsia="Times New Roman" w:cs="Times New Roman"/>
-          <w:b w:val="0"/>
-          <w:bCs w:val="0"/>
-          <w:lang w:val="es-ES"/>
-        </w:rPr>
-        <w:t xml:space="preserve"> para </w:t>
-      </w:r>
-      <w:r>
-        <w:rPr>
-          <w:rFonts w:ascii="Times New Roman" w:hAnsi="Times New Roman" w:eastAsia="Times New Roman" w:cs="Times New Roman"/>
-          <w:b w:val="0"/>
-          <w:bCs w:val="0"/>
-          <w:lang w:val="es-ES"/>
-        </w:rPr>
-        <w:t>llamar</w:t>
-      </w:r>
-      <w:r>
-        <w:rPr>
-          <w:rFonts w:ascii="Times New Roman" w:hAnsi="Times New Roman" w:eastAsia="Times New Roman" w:cs="Times New Roman"/>
-          <w:b w:val="0"/>
-          <w:bCs w:val="0"/>
-          <w:lang w:val="es-ES"/>
-        </w:rPr>
-        <w:t xml:space="preserve"> funciones del </w:t>
-      </w:r>
-      <w:r>
-        <w:rPr>
-          <w:rFonts w:ascii="Times New Roman" w:hAnsi="Times New Roman" w:eastAsia="Times New Roman" w:cs="Times New Roman"/>
-          <w:b w:val="0"/>
-          <w:bCs w:val="0"/>
-          <w:lang w:val="es-ES"/>
-        </w:rPr>
-        <w:t xml:space="preserve">back. </w:t>
-      </w:r>
-      <w:r>
-        <w:rPr>
-          <w:rFonts w:ascii="Times New Roman" w:hAnsi="Times New Roman" w:eastAsia="Times New Roman" w:cs="Times New Roman"/>
-          <w:b w:val="0"/>
-          <w:bCs w:val="0"/>
-          <w:lang w:val="es-ES"/>
-        </w:rPr>
-        <w:t xml:space="preserve">Usaremos también los componentes de Angular, cada uno de estos tiene su archivo </w:t>
-      </w:r>
-      <w:r>
-        <w:rPr>
-          <w:rFonts w:ascii="Times New Roman" w:hAnsi="Times New Roman" w:eastAsia="Times New Roman" w:cs="Times New Roman"/>
-          <w:b w:val="0"/>
-          <w:bCs w:val="0"/>
-          <w:lang w:val="es-ES"/>
-        </w:rPr>
-        <w:t>html</w:t>
-      </w:r>
-      <w:r>
-        <w:rPr>
-          <w:rFonts w:ascii="Times New Roman" w:hAnsi="Times New Roman" w:eastAsia="Times New Roman" w:cs="Times New Roman"/>
-          <w:b w:val="0"/>
-          <w:bCs w:val="0"/>
-          <w:lang w:val="es-ES"/>
-        </w:rPr>
-        <w:t xml:space="preserve"> conectado </w:t>
-      </w:r>
-      <w:r>
-        <w:rPr>
-          <w:rFonts w:ascii="Times New Roman" w:hAnsi="Times New Roman" w:eastAsia="Times New Roman" w:cs="Times New Roman"/>
-          <w:b w:val="0"/>
-          <w:bCs w:val="0"/>
-          <w:lang w:val="es-ES"/>
-        </w:rPr>
-        <w:t xml:space="preserve">a su archivo </w:t>
-      </w:r>
-      <w:r>
-        <w:rPr>
-          <w:rFonts w:ascii="Times New Roman" w:hAnsi="Times New Roman" w:eastAsia="Times New Roman" w:cs="Times New Roman"/>
-          <w:b w:val="0"/>
-          <w:bCs w:val="0"/>
-          <w:lang w:val="es-ES"/>
-        </w:rPr>
-        <w:t>component.ts</w:t>
-      </w:r>
-      <w:r>
-        <w:rPr>
-          <w:rFonts w:ascii="Times New Roman" w:hAnsi="Times New Roman" w:eastAsia="Times New Roman" w:cs="Times New Roman"/>
-          <w:b w:val="0"/>
-          <w:bCs w:val="0"/>
-          <w:lang w:val="es-ES"/>
-        </w:rPr>
-        <w:t xml:space="preserve"> que contiene la lógica del programa.</w:t>
+        <w:spacing w:before="240" w:beforeAutospacing="off" w:after="240" w:afterAutospacing="off"/>
+        <w:jc w:val="left"/>
+      </w:pPr>
+      <w:r>
+        <w:rPr>
+          <w:rFonts w:ascii="Times New Roman" w:hAnsi="Times New Roman" w:eastAsia="Times New Roman" w:cs="Times New Roman"/>
+          <w:noProof w:val="0"/>
+          <w:sz w:val="24"/>
+          <w:szCs w:val="24"/>
+          <w:lang w:val="es-ES"/>
+        </w:rPr>
+        <w:t>This project aims to show sensor data previously received through the LoRa communication protocol, which is a simple communication protocol, without the need for the internet and ideal for small packets of information, such as sensor data.</w:t>
+      </w:r>
+    </w:p>
+    <w:p>
+      <w:pPr>
+        <w:spacing w:before="240" w:beforeAutospacing="off" w:after="240" w:afterAutospacing="off"/>
+        <w:jc w:val="left"/>
+      </w:pPr>
+      <w:r>
+        <w:rPr>
+          <w:rFonts w:ascii="Times New Roman" w:hAnsi="Times New Roman" w:eastAsia="Times New Roman" w:cs="Times New Roman"/>
+          <w:noProof w:val="0"/>
+          <w:sz w:val="24"/>
+          <w:szCs w:val="24"/>
+          <w:lang w:val="es-ES"/>
+        </w:rPr>
+        <w:t>Low-power hardware such as arduinos, raspberry pi or mini pcs are convenient due to low costs, low power consumption and the software they will run will not be very demanding in terms of processing.</w:t>
+      </w:r>
+    </w:p>
+    <w:p>
+      <w:pPr>
+        <w:spacing w:before="240" w:beforeAutospacing="off" w:after="240" w:afterAutospacing="off"/>
+        <w:jc w:val="left"/>
+      </w:pPr>
+      <w:r>
+        <w:rPr>
+          <w:rFonts w:ascii="Times New Roman" w:hAnsi="Times New Roman" w:eastAsia="Times New Roman" w:cs="Times New Roman"/>
+          <w:noProof w:val="0"/>
+          <w:sz w:val="24"/>
+          <w:szCs w:val="24"/>
+          <w:lang w:val="es-ES"/>
+        </w:rPr>
+        <w:t>Web development is convenient because of its versatility to create programs accessible from the web and even locally. In this case it is convenient because the hardware used for the project could have an internet connection or not depending on the location chosen by the end user, so a single application in Angular that can run in the browser locally and remotely is a convenient tool.</w:t>
+      </w:r>
+    </w:p>
+    <w:p>
+      <w:pPr>
+        <w:pStyle w:val="Normal"/>
+        <w:jc w:val="left"/>
+      </w:pPr>
+      <w:r>
+        <w:rPr>
+          <w:rFonts w:ascii="Times New Roman" w:hAnsi="Times New Roman" w:eastAsia="Times New Roman" w:cs="Times New Roman"/>
+          <w:noProof w:val="0"/>
+          <w:sz w:val="24"/>
+          <w:szCs w:val="24"/>
+          <w:lang w:val="es-ES"/>
+        </w:rPr>
+        <w:t>Angular is a framework that uses 2 essential languages, html and typescript, its main advantage being the ease of communication between the front end and the back end of the code. In this project, we'll mainly use instructions in the html code to call back functions. We will also use the Angular components, each of these has its html file connected to its component.ts file that contains the logic of the program.</w:t>
       </w:r>
     </w:p>
     <w:p>
@@ -1145,7 +679,25 @@
           <w:bCs w:val="1"/>
           <w:lang w:val="es-ES"/>
         </w:rPr>
-        <w:t>Métodos</w:t>
+        <w:t>M</w:t>
+      </w:r>
+      <w:r>
+        <w:rPr>
+          <w:rFonts w:ascii="Times New Roman" w:hAnsi="Times New Roman" w:eastAsia="Times New Roman" w:cs="Times New Roman"/>
+          <w:b w:val="1"/>
+          <w:bCs w:val="1"/>
+          <w:lang w:val="es-ES"/>
+        </w:rPr>
+        <w:t>ethod</w:t>
+      </w:r>
+      <w:r>
+        <w:rPr>
+          <w:rFonts w:ascii="Times New Roman" w:hAnsi="Times New Roman" w:eastAsia="Times New Roman" w:cs="Times New Roman"/>
+          <w:b w:val="1"/>
+          <w:bCs w:val="1"/>
+          <w:lang w:val="es-ES"/>
+        </w:rPr>
+        <w:t>s</w:t>
       </w:r>
       <w:r>
         <w:rPr>
@@ -1176,27 +728,6 @@
           <w:lang w:val="es-ES"/>
         </w:rPr>
         <w:t xml:space="preserve">Hardware: </w:t>
-      </w:r>
-    </w:p>
-    <w:p>
-      <w:pPr>
-        <w:pStyle w:val="Normal"/>
-        <w:jc w:val="left"/>
-        <w:rPr>
-          <w:rFonts w:ascii="Times New Roman" w:hAnsi="Times New Roman" w:eastAsia="Times New Roman" w:cs="Times New Roman"/>
-          <w:b w:val="0"/>
-          <w:bCs w:val="0"/>
-          <w:lang w:val="es-ES"/>
-        </w:rPr>
-      </w:pPr>
-      <w:r>
-        <w:rPr>
-          <w:rFonts w:ascii="Times New Roman" w:hAnsi="Times New Roman" w:eastAsia="Times New Roman" w:cs="Times New Roman"/>
-          <w:b w:val="0"/>
-          <w:bCs w:val="0"/>
-          <w:lang w:val="es-ES"/>
-        </w:rPr>
-        <w:t>Tendremos varios tipos de dispositivos de hardware:</w:t>
       </w:r>
     </w:p>
     <w:p>
@@ -1216,48 +747,10 @@
       </w:pPr>
       <w:r>
         <w:rPr>
-          <w:rFonts w:ascii="Times New Roman" w:hAnsi="Times New Roman" w:eastAsia="Times New Roman" w:cs="Times New Roman"/>
-          <w:b w:val="0"/>
-          <w:bCs w:val="0"/>
-          <w:lang w:val="es-ES"/>
-        </w:rPr>
-        <w:t>Sensores: pueden ser para diferentes campos de conocimiento, como electricidad (</w:t>
-      </w:r>
-      <w:r>
-        <w:rPr>
-          <w:rFonts w:ascii="Times New Roman" w:hAnsi="Times New Roman" w:eastAsia="Times New Roman" w:cs="Times New Roman"/>
-          <w:b w:val="0"/>
-          <w:bCs w:val="0"/>
-          <w:lang w:val="es-ES"/>
-        </w:rPr>
-        <w:t>voltage</w:t>
-      </w:r>
-      <w:r>
-        <w:rPr>
-          <w:rFonts w:ascii="Times New Roman" w:hAnsi="Times New Roman" w:eastAsia="Times New Roman" w:cs="Times New Roman"/>
-          <w:b w:val="0"/>
-          <w:bCs w:val="0"/>
-          <w:lang w:val="es-ES"/>
-        </w:rPr>
-        <w:t xml:space="preserve"> y corriente) cultivos (humedad, Co2, etc.) o de ubicación. Estos se conectan a una </w:t>
-      </w:r>
-      <w:r>
-        <w:rPr>
-          <w:rFonts w:ascii="Times New Roman" w:hAnsi="Times New Roman" w:eastAsia="Times New Roman" w:cs="Times New Roman"/>
-          <w:b w:val="0"/>
-          <w:bCs w:val="0"/>
-          <w:lang w:val="es-ES"/>
-        </w:rPr>
-        <w:t>board</w:t>
-      </w:r>
-      <w:r>
-        <w:rPr>
-          <w:rFonts w:ascii="Times New Roman" w:hAnsi="Times New Roman" w:eastAsia="Times New Roman" w:cs="Times New Roman"/>
-          <w:b w:val="0"/>
-          <w:bCs w:val="0"/>
-          <w:lang w:val="es-ES"/>
-        </w:rPr>
-        <w:t xml:space="preserve"> mediante puertos analógicos, digitales, UART, etc.</w:t>
+          <w:noProof w:val="0"/>
+          <w:lang w:val="es-ES"/>
+        </w:rPr>
+        <w:t>We will have several types of hardware devices:</w:t>
       </w:r>
     </w:p>
     <w:p>
@@ -1267,139 +760,15 @@
           <w:ilvl w:val="0"/>
           <w:numId w:val="1"/>
         </w:numPr>
-        <w:jc w:val="left"/>
-        <w:rPr>
-          <w:rFonts w:ascii="Times New Roman" w:hAnsi="Times New Roman" w:eastAsia="Times New Roman" w:cs="Times New Roman"/>
-          <w:b w:val="0"/>
-          <w:bCs w:val="0"/>
-          <w:lang w:val="es-ES"/>
-        </w:rPr>
-      </w:pPr>
-      <w:r>
-        <w:rPr>
-          <w:rFonts w:ascii="Times New Roman" w:hAnsi="Times New Roman" w:eastAsia="Times New Roman" w:cs="Times New Roman"/>
-          <w:b w:val="0"/>
-          <w:bCs w:val="0"/>
-          <w:lang w:val="es-ES"/>
-        </w:rPr>
-        <w:t>Board</w:t>
-      </w:r>
-      <w:r>
-        <w:rPr>
-          <w:rFonts w:ascii="Times New Roman" w:hAnsi="Times New Roman" w:eastAsia="Times New Roman" w:cs="Times New Roman"/>
-          <w:b w:val="0"/>
-          <w:bCs w:val="0"/>
-          <w:lang w:val="es-ES"/>
-        </w:rPr>
-        <w:t xml:space="preserve">: este dispositivo es programable en </w:t>
-      </w:r>
-      <w:r>
-        <w:rPr>
-          <w:rFonts w:ascii="Times New Roman" w:hAnsi="Times New Roman" w:eastAsia="Times New Roman" w:cs="Times New Roman"/>
-          <w:b w:val="0"/>
-          <w:bCs w:val="0"/>
-          <w:lang w:val="es-ES"/>
-        </w:rPr>
-        <w:t>arduino</w:t>
-      </w:r>
-      <w:r>
-        <w:rPr>
-          <w:rFonts w:ascii="Times New Roman" w:hAnsi="Times New Roman" w:eastAsia="Times New Roman" w:cs="Times New Roman"/>
-          <w:b w:val="0"/>
-          <w:bCs w:val="0"/>
-          <w:lang w:val="es-ES"/>
-        </w:rPr>
-        <w:t xml:space="preserve">, de momento se quiere utilizar el </w:t>
-      </w:r>
-      <w:r>
-        <w:rPr>
-          <w:rFonts w:ascii="Times New Roman" w:hAnsi="Times New Roman" w:eastAsia="Times New Roman" w:cs="Times New Roman"/>
-          <w:b w:val="0"/>
-          <w:bCs w:val="0"/>
-          <w:lang w:val="es-ES"/>
-        </w:rPr>
-        <w:t>heltec</w:t>
-      </w:r>
-      <w:r>
-        <w:rPr>
-          <w:rFonts w:ascii="Times New Roman" w:hAnsi="Times New Roman" w:eastAsia="Times New Roman" w:cs="Times New Roman"/>
-          <w:b w:val="0"/>
-          <w:bCs w:val="0"/>
-          <w:lang w:val="es-ES"/>
-        </w:rPr>
-        <w:t xml:space="preserve"> </w:t>
-      </w:r>
-      <w:r>
-        <w:rPr>
-          <w:rFonts w:ascii="Times New Roman" w:hAnsi="Times New Roman" w:eastAsia="Times New Roman" w:cs="Times New Roman"/>
-          <w:b w:val="0"/>
-          <w:bCs w:val="0"/>
-          <w:lang w:val="es-ES"/>
-        </w:rPr>
-        <w:t>wireless</w:t>
-      </w:r>
-      <w:r>
-        <w:rPr>
-          <w:rFonts w:ascii="Times New Roman" w:hAnsi="Times New Roman" w:eastAsia="Times New Roman" w:cs="Times New Roman"/>
-          <w:b w:val="0"/>
-          <w:bCs w:val="0"/>
-          <w:lang w:val="es-ES"/>
-        </w:rPr>
-        <w:t xml:space="preserve"> </w:t>
-      </w:r>
-      <w:r>
-        <w:rPr>
-          <w:rFonts w:ascii="Times New Roman" w:hAnsi="Times New Roman" w:eastAsia="Times New Roman" w:cs="Times New Roman"/>
-          <w:b w:val="0"/>
-          <w:bCs w:val="0"/>
-          <w:lang w:val="es-ES"/>
-        </w:rPr>
-        <w:t>stick</w:t>
-      </w:r>
-      <w:r>
-        <w:rPr>
-          <w:rFonts w:ascii="Times New Roman" w:hAnsi="Times New Roman" w:eastAsia="Times New Roman" w:cs="Times New Roman"/>
-          <w:b w:val="0"/>
-          <w:bCs w:val="0"/>
-          <w:lang w:val="es-ES"/>
-        </w:rPr>
-        <w:t xml:space="preserve"> (aunque podría cambiar). Su función es leer los datos de los sensores y usar </w:t>
-      </w:r>
-      <w:r>
-        <w:rPr>
-          <w:rFonts w:ascii="Times New Roman" w:hAnsi="Times New Roman" w:eastAsia="Times New Roman" w:cs="Times New Roman"/>
-          <w:b w:val="0"/>
-          <w:bCs w:val="0"/>
-          <w:lang w:val="es-ES"/>
-        </w:rPr>
-        <w:t>LoRa</w:t>
-      </w:r>
-      <w:r>
-        <w:rPr>
-          <w:rFonts w:ascii="Times New Roman" w:hAnsi="Times New Roman" w:eastAsia="Times New Roman" w:cs="Times New Roman"/>
-          <w:b w:val="0"/>
-          <w:bCs w:val="0"/>
-          <w:lang w:val="es-ES"/>
-        </w:rPr>
-        <w:t xml:space="preserve"> para enviar los datos a un </w:t>
-      </w:r>
-      <w:r>
-        <w:rPr>
-          <w:rFonts w:ascii="Times New Roman" w:hAnsi="Times New Roman" w:eastAsia="Times New Roman" w:cs="Times New Roman"/>
-          <w:b w:val="0"/>
-          <w:bCs w:val="0"/>
-          <w:lang w:val="es-ES"/>
-        </w:rPr>
-        <w:t>gateway</w:t>
-      </w:r>
-      <w:r>
-        <w:rPr>
-          <w:rFonts w:ascii="Times New Roman" w:hAnsi="Times New Roman" w:eastAsia="Times New Roman" w:cs="Times New Roman"/>
-          <w:b w:val="0"/>
-          <w:bCs w:val="0"/>
-          <w:lang w:val="es-ES"/>
-        </w:rPr>
-        <w:t>.</w:t>
+        <w:spacing w:before="240" w:beforeAutospacing="off" w:after="240" w:afterAutospacing="off"/>
+        <w:rPr/>
+      </w:pPr>
+      <w:r>
+        <w:rPr>
+          <w:noProof w:val="0"/>
+          <w:lang w:val="es-ES"/>
+        </w:rPr>
+        <w:t>Sensors: they can be for different fields of knowledge, such as electricity (voltage and current), crops (humidity, CO2, etc.) or location. These connect to a board using analog, digital, UART ports, etc.</w:t>
       </w:r>
     </w:p>
     <w:p>
@@ -1409,94 +778,15 @@
           <w:ilvl w:val="0"/>
           <w:numId w:val="1"/>
         </w:numPr>
-        <w:jc w:val="left"/>
-        <w:rPr>
-          <w:rFonts w:ascii="Times New Roman" w:hAnsi="Times New Roman" w:eastAsia="Times New Roman" w:cs="Times New Roman"/>
-          <w:b w:val="0"/>
-          <w:bCs w:val="0"/>
-          <w:lang w:val="es-ES"/>
-        </w:rPr>
-      </w:pPr>
-      <w:r>
-        <w:rPr>
-          <w:rFonts w:ascii="Times New Roman" w:hAnsi="Times New Roman" w:eastAsia="Times New Roman" w:cs="Times New Roman"/>
-          <w:b w:val="0"/>
-          <w:bCs w:val="0"/>
-          <w:lang w:val="es-ES"/>
-        </w:rPr>
-        <w:t xml:space="preserve">Gateway: Un dispositivo más similar a un pc, en este caso, se quiere usar el SO </w:t>
-      </w:r>
-      <w:r>
-        <w:rPr>
-          <w:rFonts w:ascii="Times New Roman" w:hAnsi="Times New Roman" w:eastAsia="Times New Roman" w:cs="Times New Roman"/>
-          <w:b w:val="0"/>
-          <w:bCs w:val="0"/>
-          <w:lang w:val="es-ES"/>
-        </w:rPr>
-        <w:t>rakpi</w:t>
-      </w:r>
-      <w:r>
-        <w:rPr>
-          <w:rFonts w:ascii="Times New Roman" w:hAnsi="Times New Roman" w:eastAsia="Times New Roman" w:cs="Times New Roman"/>
-          <w:b w:val="0"/>
-          <w:bCs w:val="0"/>
-          <w:lang w:val="es-ES"/>
-        </w:rPr>
-        <w:t xml:space="preserve"> OS. Su función será recibir los datos de las diferentes </w:t>
-      </w:r>
-      <w:r>
-        <w:rPr>
-          <w:rFonts w:ascii="Times New Roman" w:hAnsi="Times New Roman" w:eastAsia="Times New Roman" w:cs="Times New Roman"/>
-          <w:b w:val="0"/>
-          <w:bCs w:val="0"/>
-          <w:lang w:val="es-ES"/>
-        </w:rPr>
-        <w:t>Boards</w:t>
-      </w:r>
-      <w:r>
-        <w:rPr>
-          <w:rFonts w:ascii="Times New Roman" w:hAnsi="Times New Roman" w:eastAsia="Times New Roman" w:cs="Times New Roman"/>
-          <w:b w:val="0"/>
-          <w:bCs w:val="0"/>
-          <w:lang w:val="es-ES"/>
-        </w:rPr>
-        <w:t xml:space="preserve"> y usar el software preinstalado </w:t>
-      </w:r>
-      <w:r>
-        <w:rPr>
-          <w:rFonts w:ascii="Times New Roman" w:hAnsi="Times New Roman" w:eastAsia="Times New Roman" w:cs="Times New Roman"/>
-          <w:b w:val="0"/>
-          <w:bCs w:val="0"/>
-          <w:lang w:val="es-ES"/>
-        </w:rPr>
-        <w:t>ChirpStack</w:t>
-      </w:r>
-      <w:r>
-        <w:rPr>
-          <w:rFonts w:ascii="Times New Roman" w:hAnsi="Times New Roman" w:eastAsia="Times New Roman" w:cs="Times New Roman"/>
-          <w:b w:val="0"/>
-          <w:bCs w:val="0"/>
-          <w:lang w:val="es-ES"/>
-        </w:rPr>
-        <w:t xml:space="preserve"> para enviar los datos a un pc con </w:t>
-      </w:r>
-      <w:r>
-        <w:rPr>
-          <w:rFonts w:ascii="Times New Roman" w:hAnsi="Times New Roman" w:eastAsia="Times New Roman" w:cs="Times New Roman"/>
-          <w:b w:val="0"/>
-          <w:bCs w:val="0"/>
-          <w:lang w:val="es-ES"/>
-        </w:rPr>
-        <w:t>windows</w:t>
-      </w:r>
-      <w:r>
-        <w:rPr>
-          <w:rFonts w:ascii="Times New Roman" w:hAnsi="Times New Roman" w:eastAsia="Times New Roman" w:cs="Times New Roman"/>
-          <w:b w:val="0"/>
-          <w:bCs w:val="0"/>
-          <w:lang w:val="es-ES"/>
-        </w:rPr>
-        <w:t>.</w:t>
+        <w:spacing w:before="240" w:beforeAutospacing="off" w:after="240" w:afterAutospacing="off"/>
+        <w:rPr/>
+      </w:pPr>
+      <w:r>
+        <w:rPr>
+          <w:noProof w:val="0"/>
+          <w:lang w:val="es-ES"/>
+        </w:rPr>
+        <w:t>Board: this device is programmable in arduino, for the moment you want to use the heltec wireless stick (although it could change). Its role is to read data from sensors and use LoRa to send the data to a gateway.</w:t>
       </w:r>
     </w:p>
     <w:p>
@@ -1506,40 +796,32 @@
           <w:ilvl w:val="0"/>
           <w:numId w:val="1"/>
         </w:numPr>
-        <w:jc w:val="left"/>
-        <w:rPr>
-          <w:rFonts w:ascii="Times New Roman" w:hAnsi="Times New Roman" w:eastAsia="Times New Roman" w:cs="Times New Roman"/>
-          <w:b w:val="0"/>
-          <w:bCs w:val="0"/>
-          <w:lang w:val="es-ES"/>
-        </w:rPr>
-      </w:pPr>
-      <w:r>
-        <w:rPr>
-          <w:rFonts w:ascii="Times New Roman" w:hAnsi="Times New Roman" w:eastAsia="Times New Roman" w:cs="Times New Roman"/>
-          <w:b w:val="0"/>
-          <w:bCs w:val="0"/>
-          <w:lang w:val="es-ES"/>
-        </w:rPr>
-        <w:t xml:space="preserve">Pc: de preferencia se usará un mini pc de baja potencia, esta se comunicará mediante wifi con el </w:t>
-      </w:r>
-      <w:r>
-        <w:rPr>
-          <w:rFonts w:ascii="Times New Roman" w:hAnsi="Times New Roman" w:eastAsia="Times New Roman" w:cs="Times New Roman"/>
-          <w:b w:val="0"/>
-          <w:bCs w:val="0"/>
-          <w:lang w:val="es-ES"/>
-        </w:rPr>
-        <w:t>gateway</w:t>
-      </w:r>
-      <w:r>
-        <w:rPr>
-          <w:rFonts w:ascii="Times New Roman" w:hAnsi="Times New Roman" w:eastAsia="Times New Roman" w:cs="Times New Roman"/>
-          <w:b w:val="0"/>
-          <w:bCs w:val="0"/>
-          <w:lang w:val="es-ES"/>
-        </w:rPr>
-        <w:t xml:space="preserve"> para recibir los datos y mostrarlos de manera local en el navegador con una aplicación de Angular y/o crear un servidor web para que esta aplicación sea accesible desde cualquier dispositivo.</w:t>
+        <w:spacing w:before="240" w:beforeAutospacing="off" w:after="240" w:afterAutospacing="off"/>
+        <w:rPr/>
+      </w:pPr>
+      <w:r>
+        <w:rPr>
+          <w:noProof w:val="0"/>
+          <w:lang w:val="es-ES"/>
+        </w:rPr>
+        <w:t>Gateway: A device more similar to a PC, in this case, you want to use the rakpi OS OS. Your role will be to receive the data from the different Boards and use the pre-installed ChirpStack software to send the data to a Windows PC.</w:t>
+      </w:r>
+    </w:p>
+    <w:p>
+      <w:pPr>
+        <w:pStyle w:val="ListParagraph"/>
+        <w:numPr>
+          <w:ilvl w:val="0"/>
+          <w:numId w:val="1"/>
+        </w:numPr>
+        <w:rPr/>
+      </w:pPr>
+      <w:r>
+        <w:rPr>
+          <w:noProof w:val="0"/>
+          <w:lang w:val="es-ES"/>
+        </w:rPr>
+        <w:t>Pc: preferably a low-power mini pc will be used, this will communicate via Wi-Fi with the gateway to receive the data and display it locally in the browser with an Angular application and/or create a web server so that this application is accessible from any device.</w:t>
       </w:r>
     </w:p>
     <w:p>
@@ -1566,102 +848,50 @@
     </w:p>
     <w:p>
       <w:pPr>
-        <w:pStyle w:val="ListParagraph"/>
-        <w:numPr>
-          <w:ilvl w:val="0"/>
-          <w:numId w:val="2"/>
-        </w:numPr>
-        <w:jc w:val="left"/>
-        <w:rPr>
-          <w:rFonts w:ascii="Times New Roman" w:hAnsi="Times New Roman" w:eastAsia="Times New Roman" w:cs="Times New Roman"/>
-          <w:b w:val="0"/>
-          <w:bCs w:val="0"/>
-          <w:lang w:val="es-ES"/>
-        </w:rPr>
-      </w:pPr>
-      <w:r>
-        <w:rPr>
-          <w:rFonts w:ascii="Times New Roman" w:hAnsi="Times New Roman" w:eastAsia="Times New Roman" w:cs="Times New Roman"/>
-          <w:b w:val="0"/>
-          <w:bCs w:val="0"/>
-          <w:lang w:val="es-ES"/>
-        </w:rPr>
-        <w:t>ChirpStack: una plataforma de IoT que puede correr de forma local una vez instalada en el gateway</w:t>
-      </w:r>
-    </w:p>
-    <w:p>
-      <w:pPr>
-        <w:pStyle w:val="ListParagraph"/>
-        <w:numPr>
-          <w:ilvl w:val="0"/>
-          <w:numId w:val="2"/>
-        </w:numPr>
-        <w:jc w:val="left"/>
-        <w:rPr>
-          <w:rFonts w:ascii="Times New Roman" w:hAnsi="Times New Roman" w:eastAsia="Times New Roman" w:cs="Times New Roman"/>
-          <w:b w:val="0"/>
-          <w:bCs w:val="0"/>
-          <w:lang w:val="es-ES"/>
-        </w:rPr>
-      </w:pPr>
-      <w:r>
-        <w:rPr>
-          <w:rFonts w:ascii="Times New Roman" w:hAnsi="Times New Roman" w:eastAsia="Times New Roman" w:cs="Times New Roman"/>
-          <w:b w:val="0"/>
-          <w:bCs w:val="0"/>
-          <w:lang w:val="es-ES"/>
-        </w:rPr>
-        <w:t>Xaamp: un servidor para windows, lo usaremos para recibir datos (para esto, se tendrá un código php que recibirá los datos escribiéndolos en un archivo de texto temporal)</w:t>
-      </w:r>
-    </w:p>
-    <w:p>
-      <w:pPr>
-        <w:pStyle w:val="ListParagraph"/>
-        <w:numPr>
-          <w:ilvl w:val="0"/>
-          <w:numId w:val="2"/>
-        </w:numPr>
-        <w:jc w:val="left"/>
-        <w:rPr>
-          <w:rFonts w:ascii="Times New Roman" w:hAnsi="Times New Roman" w:eastAsia="Times New Roman" w:cs="Times New Roman"/>
-          <w:b w:val="0"/>
-          <w:bCs w:val="0"/>
-          <w:lang w:val="es-ES"/>
-        </w:rPr>
-      </w:pPr>
-      <w:r>
-        <w:rPr>
-          <w:rFonts w:ascii="Times New Roman" w:hAnsi="Times New Roman" w:eastAsia="Times New Roman" w:cs="Times New Roman"/>
-          <w:b w:val="0"/>
-          <w:bCs w:val="0"/>
-          <w:lang w:val="es-ES"/>
-        </w:rPr>
-        <w:t>Python: tendremos dos archivos con código python, un dataManager que cada cierto tiempo (por ejemplo, a diario) limpia el archivo temporal en donde se reciben los datos y almacena dichos datos con una mejor organización en el disco duros. El segundo archivo de código se encargará de leer los datos del archivo temporal y/o los datos almacenados por el datamanager para cambiar su formato a uno legible por la aplicación angular. Luego, se integra un api a este código que expone estos archivos para que la app de angular los pueda usar.</w:t>
-      </w:r>
-    </w:p>
-    <w:p>
-      <w:pPr>
-        <w:pStyle w:val="ListParagraph"/>
-        <w:numPr>
-          <w:ilvl w:val="0"/>
-          <w:numId w:val="2"/>
-        </w:numPr>
-        <w:jc w:val="left"/>
-        <w:rPr>
-          <w:rFonts w:ascii="Times New Roman" w:hAnsi="Times New Roman" w:eastAsia="Times New Roman" w:cs="Times New Roman"/>
-          <w:b w:val="0"/>
-          <w:bCs w:val="0"/>
-          <w:lang w:val="es-ES"/>
-        </w:rPr>
-      </w:pPr>
-      <w:r>
-        <w:rPr>
-          <w:rFonts w:ascii="Times New Roman" w:hAnsi="Times New Roman" w:eastAsia="Times New Roman" w:cs="Times New Roman"/>
-          <w:b w:val="0"/>
-          <w:bCs w:val="0"/>
-          <w:lang w:val="es-ES"/>
-        </w:rPr>
-        <w:t>Angular: esta obtiene los datos de la api mediante una llamada http y los transforma a objetos de una clase anteriormente definida, para luego, usar librerías como ngx-chart y google maps para mostrar estos datos.</w:t>
+        <w:spacing w:before="240" w:beforeAutospacing="off" w:after="240" w:afterAutospacing="off"/>
+      </w:pPr>
+      <w:r>
+        <w:rPr>
+          <w:noProof w:val="0"/>
+          <w:lang w:val="es-ES"/>
+        </w:rPr>
+        <w:t>ChirpStack: An IoT platform that can run locally once installed on the gateway</w:t>
+      </w:r>
+    </w:p>
+    <w:p>
+      <w:pPr>
+        <w:spacing w:before="240" w:beforeAutospacing="off" w:after="240" w:afterAutospacing="off"/>
+      </w:pPr>
+      <w:r>
+        <w:rPr>
+          <w:noProof w:val="0"/>
+          <w:lang w:val="es-ES"/>
+        </w:rPr>
+        <w:t>Xaamp: a server for windows, we will use it to receive data (for this, we will have a php code that will receive the data by writing it in a temporary text file)</w:t>
+      </w:r>
+    </w:p>
+    <w:p>
+      <w:pPr>
+        <w:spacing w:before="240" w:beforeAutospacing="off" w:after="240" w:afterAutospacing="off"/>
+      </w:pPr>
+      <w:r>
+        <w:rPr>
+          <w:noProof w:val="0"/>
+          <w:lang w:val="es-ES"/>
+        </w:rPr>
+        <w:t>Python: we will have two files with python code, a dataManager that from time to time (for example, daily) cleans the temporary file where the data is received and stores said data with a better organization on the hard drive. The second code file will be responsible for reading the data from the temporary file and/or the data stored by the datamanager to change its format to one readable by the angular application. Then, an API is integrated into this code that exposes these files so that the angular app can use them.</w:t>
+      </w:r>
+    </w:p>
+    <w:p>
+      <w:pPr>
+        <w:spacing w:before="240" w:beforeAutospacing="off" w:after="240" w:afterAutospacing="off"/>
+      </w:pPr>
+      <w:r>
+        <w:rPr>
+          <w:noProof w:val="0"/>
+          <w:lang w:val="es-ES"/>
+        </w:rPr>
+        <w:t>Angular: This takes the data from the API through an http call and transforms it into objects of a previously defined class, and then uses libraries such as ngx-chart and google maps to display this data.</w:t>
       </w:r>
     </w:p>
     <w:p>
@@ -1669,148 +899,13 @@
         <w:pStyle w:val="ListParagraph"/>
         <w:ind w:left="1080"/>
         <w:jc w:val="left"/>
-        <w:rPr>
-          <w:rFonts w:ascii="Times New Roman" w:hAnsi="Times New Roman" w:eastAsia="Times New Roman" w:cs="Times New Roman"/>
-          <w:b w:val="0"/>
-          <w:bCs w:val="0"/>
-          <w:lang w:val="es-ES"/>
-        </w:rPr>
-      </w:pPr>
-    </w:p>
-    <w:p>
-      <w:pPr>
-        <w:pStyle w:val="ListParagraph"/>
-        <w:ind w:left="1080"/>
-        <w:jc w:val="left"/>
-        <w:rPr>
-          <w:rFonts w:ascii="Times New Roman" w:hAnsi="Times New Roman" w:eastAsia="Times New Roman" w:cs="Times New Roman"/>
-          <w:b w:val="1"/>
-          <w:bCs w:val="1"/>
-          <w:i w:val="0"/>
-          <w:iCs w:val="0"/>
-          <w:lang w:val="es-ES"/>
-        </w:rPr>
-      </w:pPr>
-      <w:r>
-        <w:rPr>
-          <w:rFonts w:ascii="Times New Roman" w:hAnsi="Times New Roman" w:eastAsia="Times New Roman" w:cs="Times New Roman"/>
-          <w:b w:val="1"/>
-          <w:bCs w:val="1"/>
-          <w:i w:val="0"/>
-          <w:iCs w:val="0"/>
-          <w:lang w:val="es-ES"/>
-        </w:rPr>
-        <w:t xml:space="preserve">Nota: en este documento nos enfocaremos a partir del uso del servidor </w:t>
-      </w:r>
-      <w:r>
-        <w:rPr>
-          <w:rFonts w:ascii="Times New Roman" w:hAnsi="Times New Roman" w:eastAsia="Times New Roman" w:cs="Times New Roman"/>
-          <w:b w:val="1"/>
-          <w:bCs w:val="1"/>
-          <w:i w:val="0"/>
-          <w:iCs w:val="0"/>
-          <w:lang w:val="es-ES"/>
-        </w:rPr>
-        <w:t>xaamp</w:t>
-      </w:r>
-      <w:r>
-        <w:rPr>
-          <w:rFonts w:ascii="Times New Roman" w:hAnsi="Times New Roman" w:eastAsia="Times New Roman" w:cs="Times New Roman"/>
-          <w:b w:val="1"/>
-          <w:bCs w:val="1"/>
-          <w:i w:val="0"/>
-          <w:iCs w:val="0"/>
-          <w:lang w:val="es-ES"/>
-        </w:rPr>
-        <w:t xml:space="preserve"> y del pc, detalles sobre el uso de </w:t>
-      </w:r>
-      <w:r>
-        <w:rPr>
-          <w:rFonts w:ascii="Times New Roman" w:hAnsi="Times New Roman" w:eastAsia="Times New Roman" w:cs="Times New Roman"/>
-          <w:b w:val="1"/>
-          <w:bCs w:val="1"/>
-          <w:i w:val="0"/>
-          <w:iCs w:val="0"/>
-          <w:lang w:val="es-ES"/>
-        </w:rPr>
-        <w:t>gateway</w:t>
-      </w:r>
-      <w:r>
-        <w:rPr>
-          <w:rFonts w:ascii="Times New Roman" w:hAnsi="Times New Roman" w:eastAsia="Times New Roman" w:cs="Times New Roman"/>
-          <w:b w:val="1"/>
-          <w:bCs w:val="1"/>
-          <w:i w:val="0"/>
-          <w:iCs w:val="0"/>
-          <w:lang w:val="es-ES"/>
-        </w:rPr>
-        <w:t xml:space="preserve">, sensores y otros procesos anteriores a la llegada de los datos al </w:t>
-      </w:r>
-      <w:r>
-        <w:rPr>
-          <w:rFonts w:ascii="Times New Roman" w:hAnsi="Times New Roman" w:eastAsia="Times New Roman" w:cs="Times New Roman"/>
-          <w:b w:val="1"/>
-          <w:bCs w:val="1"/>
-          <w:i w:val="0"/>
-          <w:iCs w:val="0"/>
-          <w:lang w:val="es-ES"/>
-        </w:rPr>
-        <w:t>windows</w:t>
-      </w:r>
-      <w:r>
-        <w:rPr>
-          <w:rFonts w:ascii="Times New Roman" w:hAnsi="Times New Roman" w:eastAsia="Times New Roman" w:cs="Times New Roman"/>
-          <w:b w:val="1"/>
-          <w:bCs w:val="1"/>
-          <w:i w:val="0"/>
-          <w:iCs w:val="0"/>
-          <w:lang w:val="es-ES"/>
-        </w:rPr>
-        <w:t xml:space="preserve"> pc serán detallados en los informes de los otros miembros del grupo, mencionados al inicio de este </w:t>
-      </w:r>
-      <w:r>
-        <w:rPr>
-          <w:rFonts w:ascii="Times New Roman" w:hAnsi="Times New Roman" w:eastAsia="Times New Roman" w:cs="Times New Roman"/>
-          <w:b w:val="1"/>
-          <w:bCs w:val="1"/>
-          <w:i w:val="0"/>
-          <w:iCs w:val="0"/>
-          <w:lang w:val="es-ES"/>
-        </w:rPr>
-        <w:t>technical</w:t>
-      </w:r>
-      <w:r>
-        <w:rPr>
-          <w:rFonts w:ascii="Times New Roman" w:hAnsi="Times New Roman" w:eastAsia="Times New Roman" w:cs="Times New Roman"/>
-          <w:b w:val="1"/>
-          <w:bCs w:val="1"/>
-          <w:i w:val="0"/>
-          <w:iCs w:val="0"/>
-          <w:lang w:val="es-ES"/>
-        </w:rPr>
-        <w:t xml:space="preserve"> </w:t>
-      </w:r>
-      <w:r>
-        <w:rPr>
-          <w:rFonts w:ascii="Times New Roman" w:hAnsi="Times New Roman" w:eastAsia="Times New Roman" w:cs="Times New Roman"/>
-          <w:b w:val="1"/>
-          <w:bCs w:val="1"/>
-          <w:i w:val="0"/>
-          <w:iCs w:val="0"/>
-          <w:lang w:val="es-ES"/>
-        </w:rPr>
-        <w:t>summary</w:t>
-      </w:r>
-      <w:r>
-        <w:rPr>
-          <w:rFonts w:ascii="Times New Roman" w:hAnsi="Times New Roman" w:eastAsia="Times New Roman" w:cs="Times New Roman"/>
-          <w:b w:val="1"/>
-          <w:bCs w:val="1"/>
-          <w:i w:val="0"/>
-          <w:iCs w:val="0"/>
-          <w:lang w:val="es-ES"/>
-        </w:rPr>
-        <w:t>.</w:t>
+      </w:pPr>
+      <w:r>
+        <w:rPr>
+          <w:noProof w:val="0"/>
+          <w:lang w:val="es-ES"/>
+        </w:rPr>
+        <w:t>Note: in this document we will focus on the use of the xaamp server and the PC, details about the use of gateways, sensors and other processes prior to the arrival of the data to the Windows PC will be detailed in the reports of the other members of the group, mentioned at the beginning of this technical summary.</w:t>
       </w:r>
     </w:p>
     <w:p>
